--- a/arb/docx/60.content.docx
+++ b/arb/docx/60.content.docx
@@ -32,23 +32,6 @@
     </w:p>
     <w:p>
       <w:pPr>
-        <w:pStyle w:val="Heading2"/>
-        <w:bidi/>
-      </w:pPr>
-      <w:r>
-        <w:rPr>
-          <w:lang w:val="ar_AE" w:bidi="ar_AE"/>
-        </w:rPr>
-        <w:t>License Information</w:t>
-      </w:r>
-      <w:r>
-        <w:rPr>
-          <w:lang w:val="ar_AE" w:bidi="ar_AE"/>
-        </w:rPr>
-      </w:r>
-    </w:p>
-    <w:p>
-      <w:pPr>
         <w:bidi/>
       </w:pPr>
       <w:r>
@@ -67,13 +50,7 @@
         <w:rPr>
           <w:lang w:val="ar_AE" w:bidi="ar_AE"/>
         </w:rPr>
-        <w:t xml:space="preserve"> (Arabic) is based on</w:t>
-      </w:r>
-      <w:r>
-        <w:rPr>
-          <w:lang w:val="ar_AE" w:bidi="ar_AE"/>
-        </w:rPr>
-        <w:t xml:space="preserve">: </w:t>
+        <w:t xml:space="preserve"> (Arabic) is based on: </w:t>
       </w:r>
       <w:r>
         <w:rPr>
@@ -200,21 +177,6 @@
         <w:pStyle w:val="Heading2"/>
         <w:bidi/>
       </w:pPr>
-      <w:r>
-        <w:rPr>
-          <w:lang w:val="ar_AE" w:bidi="ar_AE"/>
-        </w:rPr>
-      </w:r>
-    </w:p>
-    <w:p>
-      <w:pPr>
-        <w:bidi/>
-      </w:pPr>
-      <w:r>
-        <w:rPr>
-          <w:lang w:val="ar_AE" w:bidi="ar_AE"/>
-        </w:rPr>
-      </w:r>
       <w:r>
         <w:rPr>
           <w:lang w:val="ar_AE" w:bidi="ar_AE"/>

--- a/arb/docx/60.content.docx
+++ b/arb/docx/60.content.docx
@@ -9,6 +9,8 @@
       </w:pPr>
       <w:r>
         <w:rPr>
+          <w:rtl/>
+          <w:cs/>
           <w:lang w:val="ar_AE" w:bidi="ar_AE"/>
         </w:rPr>
       </w:r>
@@ -20,53 +22,53 @@
       </w:pPr>
       <w:r>
         <w:rPr>
+          <w:rtl/>
+          <w:cs/>
           <w:lang w:val="ar_AE" w:bidi="ar_AE"/>
         </w:rPr>
         <w:t>Resource: Arabic Van Dyck Bible</w:t>
       </w:r>
       <w:r>
         <w:rPr>
-          <w:lang w:val="ar_AE" w:bidi="ar_AE"/>
-        </w:rPr>
-      </w:r>
-    </w:p>
-    <w:p>
-      <w:pPr>
-        <w:bidi/>
-      </w:pPr>
-      <w:r>
-        <w:rPr>
+          <w:rtl/>
+          <w:cs/>
+          <w:lang w:val="ar_AE" w:bidi="ar_AE"/>
+        </w:rPr>
+      </w:r>
+    </w:p>
+    <w:p>
+      <w:pPr>
+        <w:bidi/>
+      </w:pPr>
+      <w:r>
+        <w:rPr>
+          <w:rtl/>
+          <w:cs/>
           <w:lang w:val="ar_AE" w:bidi="ar_AE"/>
         </w:rPr>
       </w:r>
       <w:r>
         <w:rPr>
           <w:b/>
+          <w:rtl/>
+          <w:cs/>
           <w:lang w:val="ar_AE" w:bidi="ar_AE"/>
         </w:rPr>
         <w:t>Arabic Van Dyck Bible</w:t>
       </w:r>
       <w:r>
         <w:rPr>
-          <w:lang w:val="ar_AE" w:bidi="ar_AE"/>
-        </w:rPr>
-        <w:t xml:space="preserve"> (Arabic) is based on: </w:t>
-      </w:r>
-      <w:r>
-        <w:rPr>
-          <w:lang w:val="ar_AE" w:bidi="ar_AE"/>
-        </w:rPr>
-        <w:t>Van Dyck Bible</w:t>
-      </w:r>
-      <w:r>
-        <w:rPr>
-          <w:lang w:val="ar_AE" w:bidi="ar_AE"/>
-        </w:rPr>
-        <w:t xml:space="preserve">, </w:t>
+          <w:rtl/>
+          <w:cs/>
+          <w:lang w:val="ar_AE" w:bidi="ar_AE"/>
+        </w:rPr>
+        <w:t xml:space="preserve"> © </w:t>
       </w:r>
       <w:hyperlink r:id="rId13">
         <w:r>
           <w:rPr>
+            <w:rtl/>
+            <w:cs/>
             <w:lang w:val="ar_AE" w:bidi="ar_AE"/>
           </w:rPr>
           <w:rPr>
@@ -78,13 +80,17 @@
       </w:hyperlink>
       <w:r>
         <w:rPr>
-          <w:lang w:val="ar_AE" w:bidi="ar_AE"/>
-        </w:rPr>
-        <w:t xml:space="preserve">, None, which is licensed under a </w:t>
+          <w:rtl/>
+          <w:cs/>
+          <w:lang w:val="ar_AE" w:bidi="ar_AE"/>
+        </w:rPr>
+        <w:t xml:space="preserve">, licensed under a </w:t>
       </w:r>
       <w:hyperlink r:id="rId14">
         <w:r>
           <w:rPr>
+            <w:rtl/>
+            <w:cs/>
             <w:lang w:val="ar_AE" w:bidi="ar_AE"/>
           </w:rPr>
           <w:rPr>
@@ -96,38 +102,23 @@
       </w:hyperlink>
       <w:r>
         <w:rPr>
+          <w:rtl/>
+          <w:cs/>
           <w:lang w:val="ar_AE" w:bidi="ar_AE"/>
         </w:rPr>
         <w:t>.</w:t>
       </w:r>
       <w:r>
         <w:rPr>
-          <w:lang w:val="ar_AE" w:bidi="ar_AE"/>
-        </w:rPr>
-      </w:r>
-    </w:p>
-    <w:p>
-      <w:pPr>
-        <w:bidi/>
-      </w:pPr>
-      <w:r>
-        <w:rPr>
-          <w:lang w:val="ar_AE" w:bidi="ar_AE"/>
-        </w:rPr>
-      </w:r>
-      <w:r>
-        <w:rPr>
-          <w:lang w:val="ar_AE" w:bidi="ar_AE"/>
-        </w:rPr>
-        <w:t>This PDF version is provided under the same license.</w:t>
-      </w:r>
-      <w:r>
-        <w:rPr>
-          <w:lang w:val="ar_AE" w:bidi="ar_AE"/>
-        </w:rPr>
-      </w:r>
-      <w:r>
-        <w:rPr>
+          <w:rtl/>
+          <w:cs/>
+          <w:lang w:val="ar_AE" w:bidi="ar_AE"/>
+        </w:rPr>
+      </w:r>
+      <w:r>
+        <w:rPr>
+          <w:rtl/>
+          <w:cs/>
           <w:lang w:val="ar_AE" w:bidi="ar_AE"/>
         </w:rPr>
       </w:r>
@@ -139,6 +130,8 @@
       </w:pPr>
       <w:r>
         <w:rPr>
+          <w:rtl/>
+          <w:cs/>
           <w:lang w:val="ar_AE" w:bidi="ar_AE"/>
         </w:rPr>
         <w:t>Arabic Van Dyck Bible</w:t>
@@ -168,6 +161,8 @@
       </w:pPr>
       <w:r>
         <w:rPr>
+          <w:rtl/>
+          <w:cs/>
           <w:lang w:val="ar_AE" w:bidi="ar_AE"/>
         </w:rPr>
       </w:r>
@@ -179,32 +174,42 @@
       </w:pPr>
       <w:r>
         <w:rPr>
-          <w:lang w:val="ar_AE" w:bidi="ar_AE"/>
-        </w:rPr>
-      </w:r>
-    </w:p>
-    <w:p>
-      <w:pPr>
-        <w:bidi/>
-      </w:pPr>
-      <w:r>
-        <w:rPr>
-          <w:lang w:val="ar_AE" w:bidi="ar_AE"/>
-        </w:rPr>
-      </w:r>
-      <w:r>
-        <w:rPr>
+          <w:rtl/>
+          <w:cs/>
+          <w:lang w:val="ar_AE" w:bidi="ar_AE"/>
+        </w:rPr>
+      </w:r>
+    </w:p>
+    <w:p>
+      <w:pPr>
+        <w:bidi/>
+      </w:pPr>
+      <w:r>
+        <w:rPr>
+          <w:rtl/>
+          <w:cs/>
+          <w:lang w:val="ar_AE" w:bidi="ar_AE"/>
+        </w:rPr>
+      </w:r>
+      <w:r>
+        <w:rPr>
+          <w:rtl/>
+          <w:cs/>
           <w:lang w:val="ar_AE" w:bidi="ar_AE"/>
         </w:rPr>
         <w:t xml:space="preserve"> </w:t>
       </w:r>
       <w:r>
         <w:rPr>
-          <w:lang w:val="ar_AE" w:bidi="ar_AE"/>
-        </w:rPr>
-      </w:r>
-      <w:r>
-        <w:rPr>
+          <w:rtl/>
+          <w:cs/>
+          <w:lang w:val="ar_AE" w:bidi="ar_AE"/>
+        </w:rPr>
+      </w:r>
+      <w:r>
+        <w:rPr>
+          <w:rtl/>
+          <w:cs/>
           <w:lang w:val="ar_AE" w:bidi="ar_AE"/>
         </w:rPr>
       </w:r>
@@ -226,1105 +231,749 @@
     </w:p>
     <w:p>
       <w:pPr>
-        <w:bidi/>
-      </w:pPr>
-      <w:r>
-        <w:rPr>
-          <w:lang w:val="ar_AE" w:bidi="ar_AE"/>
-        </w:rPr>
-      </w:r>
-    </w:p>
-    <w:p>
-      <w:pPr>
         <w:pStyle w:val="Heading2"/>
         <w:bidi/>
       </w:pPr>
       <w:r>
         <w:rPr>
+          <w:rtl/>
+          <w:cs/>
           <w:lang w:val="ar_AE" w:bidi="ar_AE"/>
         </w:rPr>
         <w:t>1 Peter 1:1</w:t>
       </w:r>
       <w:r>
         <w:rPr>
-          <w:lang w:val="ar_AE" w:bidi="ar_AE"/>
-        </w:rPr>
-      </w:r>
-    </w:p>
-    <w:p>
-      <w:pPr>
-        <w:bidi/>
-      </w:pPr>
-      <w:r>
-        <w:rPr>
-          <w:lang w:val="ar_AE" w:bidi="ar_AE"/>
-        </w:rPr>
-      </w:r>
-      <w:r>
-        <w:rPr>
-          <w:vertAlign w:val="superscript"/>
+          <w:rtl/>
+          <w:cs/>
+          <w:lang w:val="ar_AE" w:bidi="ar_AE"/>
+        </w:rPr>
+      </w:r>
+    </w:p>
+    <w:p>
+      <w:pPr>
+        <w:bidi/>
+      </w:pPr>
+      <w:r>
+        <w:rPr>
+          <w:rtl/>
+          <w:cs/>
+          <w:lang w:val="ar_AE" w:bidi="ar_AE"/>
+        </w:rPr>
+      </w:r>
+      <w:r>
+        <w:rPr>
+          <w:vertAlign w:val="superscript"/>
+          <w:rtl/>
+          <w:cs/>
           <w:lang w:val="ar_AE" w:bidi="ar_AE"/>
         </w:rPr>
         <w:t>1</w:t>
       </w:r>
       <w:r>
         <w:rPr>
+          <w:rtl/>
+          <w:cs/>
           <w:lang w:val="ar_AE" w:bidi="ar_AE"/>
         </w:rPr>
         <w:t xml:space="preserve"> بُطْرُسُ، رَسُولُ يَسُوعَ ٱلْمَسِيحِ، إِلَى ٱلْمُتَغَرِّبِينَ مِنْ شَتَاتِ بُنْتُسَ وَغَلَاطِيَّةَ وَكَبَّدُوكِيَّةَ وَأَسِيَّا وَبِيثِينِيَّةَ، ٱلْمُخْتَارِينَ</w:t>
       </w:r>
-      <w:r>
-        <w:rPr>
-          <w:lang w:val="ar_AE" w:bidi="ar_AE"/>
-        </w:rPr>
-      </w:r>
-      <w:r>
-        <w:rPr>
-          <w:lang w:val="ar_AE" w:bidi="ar_AE"/>
-        </w:rPr>
-      </w:r>
-    </w:p>
-    <w:p>
-      <w:pPr>
-        <w:bidi/>
-      </w:pPr>
-      <w:r>
-        <w:rPr>
-          <w:lang w:val="ar_AE" w:bidi="ar_AE"/>
-        </w:rPr>
-      </w:r>
-    </w:p>
-    <w:p>
-      <w:pPr>
-        <w:bidi/>
-      </w:pPr>
-      <w:r>
-        <w:rPr>
-          <w:lang w:val="ar_AE" w:bidi="ar_AE"/>
-        </w:rPr>
-      </w:r>
-      <w:r>
-        <w:rPr>
-          <w:vertAlign w:val="superscript"/>
+    </w:p>
+    <w:p>
+      <w:pPr>
+        <w:bidi/>
+      </w:pPr>
+      <w:r>
+        <w:rPr>
+          <w:rtl/>
+          <w:cs/>
+          <w:lang w:val="ar_AE" w:bidi="ar_AE"/>
+        </w:rPr>
+      </w:r>
+      <w:r>
+        <w:rPr>
+          <w:vertAlign w:val="superscript"/>
+          <w:rtl/>
+          <w:cs/>
           <w:lang w:val="ar_AE" w:bidi="ar_AE"/>
         </w:rPr>
         <w:t>2</w:t>
       </w:r>
       <w:r>
         <w:rPr>
+          <w:rtl/>
+          <w:cs/>
           <w:lang w:val="ar_AE" w:bidi="ar_AE"/>
         </w:rPr>
         <w:t xml:space="preserve"> بِمُقْتَضَى عِلْمِ ٱللهِ ٱلْآبِ ٱلسَّابِقِ، فِي تَقْدِيسِ ٱلرُّوحِ لِلطَّاعَةِ، وَرَشِّ دَمِ يَسُوعَ ٱلْمَسِيحِ: لِتُكْثَرْ لَكُمُ ٱلنِّعْمَةُ وَٱلسَّلَامُ.</w:t>
       </w:r>
-      <w:r>
-        <w:rPr>
-          <w:lang w:val="ar_AE" w:bidi="ar_AE"/>
-        </w:rPr>
-      </w:r>
-      <w:r>
-        <w:rPr>
-          <w:lang w:val="ar_AE" w:bidi="ar_AE"/>
-        </w:rPr>
-      </w:r>
-    </w:p>
-    <w:p>
-      <w:pPr>
-        <w:bidi/>
-      </w:pPr>
-      <w:r>
-        <w:rPr>
-          <w:lang w:val="ar_AE" w:bidi="ar_AE"/>
-        </w:rPr>
-      </w:r>
-    </w:p>
-    <w:p>
-      <w:pPr>
-        <w:bidi/>
-      </w:pPr>
-      <w:r>
-        <w:rPr>
-          <w:lang w:val="ar_AE" w:bidi="ar_AE"/>
-        </w:rPr>
-      </w:r>
-      <w:r>
-        <w:rPr>
-          <w:vertAlign w:val="superscript"/>
+    </w:p>
+    <w:p>
+      <w:pPr>
+        <w:bidi/>
+      </w:pPr>
+      <w:r>
+        <w:rPr>
+          <w:rtl/>
+          <w:cs/>
+          <w:lang w:val="ar_AE" w:bidi="ar_AE"/>
+        </w:rPr>
+      </w:r>
+      <w:r>
+        <w:rPr>
+          <w:vertAlign w:val="superscript"/>
+          <w:rtl/>
+          <w:cs/>
           <w:lang w:val="ar_AE" w:bidi="ar_AE"/>
         </w:rPr>
         <w:t>3</w:t>
       </w:r>
       <w:r>
         <w:rPr>
+          <w:rtl/>
+          <w:cs/>
           <w:lang w:val="ar_AE" w:bidi="ar_AE"/>
         </w:rPr>
         <w:t xml:space="preserve"> مُبَارَكٌ ٱللهُ أَبُو رَبِّنَا يَسُوعَ ٱلْمَسِيحِ، ٱلَّذِي حَسَبَ رَحْمَتِهِ ٱلْكَثِيرَةِ وَلَدَنَا ثَانِيَةً لِرَجَاءٍ حَيٍّ، بِقِيَامَةِ يَسُوعَ ٱلْمَسِيحِ مِنَ ٱلْأَمْوَاتِ،</w:t>
       </w:r>
-      <w:r>
-        <w:rPr>
-          <w:lang w:val="ar_AE" w:bidi="ar_AE"/>
-        </w:rPr>
-      </w:r>
-      <w:r>
-        <w:rPr>
-          <w:lang w:val="ar_AE" w:bidi="ar_AE"/>
-        </w:rPr>
-      </w:r>
-    </w:p>
-    <w:p>
-      <w:pPr>
-        <w:bidi/>
-      </w:pPr>
-      <w:r>
-        <w:rPr>
-          <w:lang w:val="ar_AE" w:bidi="ar_AE"/>
-        </w:rPr>
-      </w:r>
-    </w:p>
-    <w:p>
-      <w:pPr>
-        <w:bidi/>
-      </w:pPr>
-      <w:r>
-        <w:rPr>
-          <w:lang w:val="ar_AE" w:bidi="ar_AE"/>
-        </w:rPr>
-      </w:r>
-      <w:r>
-        <w:rPr>
-          <w:vertAlign w:val="superscript"/>
+    </w:p>
+    <w:p>
+      <w:pPr>
+        <w:bidi/>
+      </w:pPr>
+      <w:r>
+        <w:rPr>
+          <w:rtl/>
+          <w:cs/>
+          <w:lang w:val="ar_AE" w:bidi="ar_AE"/>
+        </w:rPr>
+      </w:r>
+      <w:r>
+        <w:rPr>
+          <w:vertAlign w:val="superscript"/>
+          <w:rtl/>
+          <w:cs/>
           <w:lang w:val="ar_AE" w:bidi="ar_AE"/>
         </w:rPr>
         <w:t>4</w:t>
       </w:r>
       <w:r>
         <w:rPr>
+          <w:rtl/>
+          <w:cs/>
           <w:lang w:val="ar_AE" w:bidi="ar_AE"/>
         </w:rPr>
         <w:t xml:space="preserve"> لِمِيرَاثٍ لَا يَفْنَى وَلَا يَتَدَنَّسُ وَلَا يَضْمَحِلُّ، مَحْفُوظٌ فِي ٱلسَّمَاوَاتِ لِأَجْلِكُمْ،</w:t>
       </w:r>
-      <w:r>
-        <w:rPr>
-          <w:lang w:val="ar_AE" w:bidi="ar_AE"/>
-        </w:rPr>
-      </w:r>
-      <w:r>
-        <w:rPr>
-          <w:lang w:val="ar_AE" w:bidi="ar_AE"/>
-        </w:rPr>
-      </w:r>
-    </w:p>
-    <w:p>
-      <w:pPr>
-        <w:bidi/>
-      </w:pPr>
-      <w:r>
-        <w:rPr>
-          <w:lang w:val="ar_AE" w:bidi="ar_AE"/>
-        </w:rPr>
-      </w:r>
-    </w:p>
-    <w:p>
-      <w:pPr>
-        <w:bidi/>
-      </w:pPr>
-      <w:r>
-        <w:rPr>
-          <w:lang w:val="ar_AE" w:bidi="ar_AE"/>
-        </w:rPr>
-      </w:r>
-      <w:r>
-        <w:rPr>
-          <w:vertAlign w:val="superscript"/>
+    </w:p>
+    <w:p>
+      <w:pPr>
+        <w:bidi/>
+      </w:pPr>
+      <w:r>
+        <w:rPr>
+          <w:rtl/>
+          <w:cs/>
+          <w:lang w:val="ar_AE" w:bidi="ar_AE"/>
+        </w:rPr>
+      </w:r>
+      <w:r>
+        <w:rPr>
+          <w:vertAlign w:val="superscript"/>
+          <w:rtl/>
+          <w:cs/>
           <w:lang w:val="ar_AE" w:bidi="ar_AE"/>
         </w:rPr>
         <w:t>5</w:t>
       </w:r>
       <w:r>
         <w:rPr>
+          <w:rtl/>
+          <w:cs/>
           <w:lang w:val="ar_AE" w:bidi="ar_AE"/>
         </w:rPr>
         <w:t xml:space="preserve"> أَنْتُمُ ٱلَّذِينَ بِقُوَّةِ ٱللهِ مَحْرُوسُونَ، بِإِيمَانٍ، لِخَلَاصٍ مُسْتَعَدٍّ أَنْ يُعْلَنَ فِي ٱلزَّمَانِ ٱلْأَخِيرِ.</w:t>
       </w:r>
-      <w:r>
-        <w:rPr>
-          <w:lang w:val="ar_AE" w:bidi="ar_AE"/>
-        </w:rPr>
-      </w:r>
-      <w:r>
-        <w:rPr>
-          <w:lang w:val="ar_AE" w:bidi="ar_AE"/>
-        </w:rPr>
-      </w:r>
-    </w:p>
-    <w:p>
-      <w:pPr>
-        <w:bidi/>
-      </w:pPr>
-      <w:r>
-        <w:rPr>
-          <w:lang w:val="ar_AE" w:bidi="ar_AE"/>
-        </w:rPr>
-      </w:r>
-    </w:p>
-    <w:p>
-      <w:pPr>
-        <w:bidi/>
-      </w:pPr>
-      <w:r>
-        <w:rPr>
-          <w:lang w:val="ar_AE" w:bidi="ar_AE"/>
-        </w:rPr>
-      </w:r>
-      <w:r>
-        <w:rPr>
-          <w:vertAlign w:val="superscript"/>
+    </w:p>
+    <w:p>
+      <w:pPr>
+        <w:bidi/>
+      </w:pPr>
+      <w:r>
+        <w:rPr>
+          <w:rtl/>
+          <w:cs/>
+          <w:lang w:val="ar_AE" w:bidi="ar_AE"/>
+        </w:rPr>
+      </w:r>
+      <w:r>
+        <w:rPr>
+          <w:vertAlign w:val="superscript"/>
+          <w:rtl/>
+          <w:cs/>
           <w:lang w:val="ar_AE" w:bidi="ar_AE"/>
         </w:rPr>
         <w:t>6</w:t>
       </w:r>
       <w:r>
         <w:rPr>
+          <w:rtl/>
+          <w:cs/>
           <w:lang w:val="ar_AE" w:bidi="ar_AE"/>
         </w:rPr>
         <w:t xml:space="preserve"> ٱلَّذِي بِهِ تَبْتَهِجُونَ، مَعَ أَنَّكُمُ ٱلْآنَ - إِنْ كَانَ يَجِبُ - تُحْزَنُونَ يَسِيرًا بِتَجَارِبَ مُتَنَوِّعَةٍ،</w:t>
       </w:r>
-      <w:r>
-        <w:rPr>
-          <w:lang w:val="ar_AE" w:bidi="ar_AE"/>
-        </w:rPr>
-      </w:r>
-      <w:r>
-        <w:rPr>
-          <w:lang w:val="ar_AE" w:bidi="ar_AE"/>
-        </w:rPr>
-      </w:r>
-    </w:p>
-    <w:p>
-      <w:pPr>
-        <w:bidi/>
-      </w:pPr>
-      <w:r>
-        <w:rPr>
-          <w:lang w:val="ar_AE" w:bidi="ar_AE"/>
-        </w:rPr>
-      </w:r>
-    </w:p>
-    <w:p>
-      <w:pPr>
-        <w:bidi/>
-      </w:pPr>
-      <w:r>
-        <w:rPr>
-          <w:lang w:val="ar_AE" w:bidi="ar_AE"/>
-        </w:rPr>
-      </w:r>
-      <w:r>
-        <w:rPr>
-          <w:vertAlign w:val="superscript"/>
+    </w:p>
+    <w:p>
+      <w:pPr>
+        <w:bidi/>
+      </w:pPr>
+      <w:r>
+        <w:rPr>
+          <w:rtl/>
+          <w:cs/>
+          <w:lang w:val="ar_AE" w:bidi="ar_AE"/>
+        </w:rPr>
+      </w:r>
+      <w:r>
+        <w:rPr>
+          <w:vertAlign w:val="superscript"/>
+          <w:rtl/>
+          <w:cs/>
           <w:lang w:val="ar_AE" w:bidi="ar_AE"/>
         </w:rPr>
         <w:t>7</w:t>
       </w:r>
       <w:r>
         <w:rPr>
+          <w:rtl/>
+          <w:cs/>
           <w:lang w:val="ar_AE" w:bidi="ar_AE"/>
         </w:rPr>
         <w:t xml:space="preserve"> لِكَيْ تَكُونَ تَزْكِيَةُ إِيمَانِكُمْ، وَهِيَ أَثْمَنُ مِنَ ٱلذَّهَبِ ٱلْفَانِي، مَعَ أَنَّهُ يُمْتَحَنُ بِٱلنَّارِ، تُوجَدُ لِلْمَدْحِ وَٱلْكَرَامَةِ وَٱلْمَجْدِ عِنْدَ ٱسْتِعْلَانِ يَسُوعَ ٱلْمَسِيحِ،</w:t>
       </w:r>
-      <w:r>
-        <w:rPr>
-          <w:lang w:val="ar_AE" w:bidi="ar_AE"/>
-        </w:rPr>
-      </w:r>
-      <w:r>
-        <w:rPr>
-          <w:lang w:val="ar_AE" w:bidi="ar_AE"/>
-        </w:rPr>
-      </w:r>
-    </w:p>
-    <w:p>
-      <w:pPr>
-        <w:bidi/>
-      </w:pPr>
-      <w:r>
-        <w:rPr>
-          <w:lang w:val="ar_AE" w:bidi="ar_AE"/>
-        </w:rPr>
-      </w:r>
-    </w:p>
-    <w:p>
-      <w:pPr>
-        <w:bidi/>
-      </w:pPr>
-      <w:r>
-        <w:rPr>
-          <w:lang w:val="ar_AE" w:bidi="ar_AE"/>
-        </w:rPr>
-      </w:r>
-      <w:r>
-        <w:rPr>
-          <w:vertAlign w:val="superscript"/>
+    </w:p>
+    <w:p>
+      <w:pPr>
+        <w:bidi/>
+      </w:pPr>
+      <w:r>
+        <w:rPr>
+          <w:rtl/>
+          <w:cs/>
+          <w:lang w:val="ar_AE" w:bidi="ar_AE"/>
+        </w:rPr>
+      </w:r>
+      <w:r>
+        <w:rPr>
+          <w:vertAlign w:val="superscript"/>
+          <w:rtl/>
+          <w:cs/>
           <w:lang w:val="ar_AE" w:bidi="ar_AE"/>
         </w:rPr>
         <w:t>8</w:t>
       </w:r>
       <w:r>
         <w:rPr>
+          <w:rtl/>
+          <w:cs/>
           <w:lang w:val="ar_AE" w:bidi="ar_AE"/>
         </w:rPr>
         <w:t xml:space="preserve"> ٱلَّذِي وَإِنْ لَمْ تَرَوْهُ تُحِبُّونَهُ. ذَلِكَ وَإِنْ كُنْتُمْ لَا تَرَوْنَهُ ٱلْآنَ لَكِنْ تُؤْمِنُونَ بِهِ، فَتَبْتَهِجُونَ بِفَرَحٍ لَا يُنْطَقُ بِهِ وَمَجِيدٍ،</w:t>
       </w:r>
-      <w:r>
-        <w:rPr>
-          <w:lang w:val="ar_AE" w:bidi="ar_AE"/>
-        </w:rPr>
-      </w:r>
-      <w:r>
-        <w:rPr>
-          <w:lang w:val="ar_AE" w:bidi="ar_AE"/>
-        </w:rPr>
-      </w:r>
-    </w:p>
-    <w:p>
-      <w:pPr>
-        <w:bidi/>
-      </w:pPr>
-      <w:r>
-        <w:rPr>
-          <w:lang w:val="ar_AE" w:bidi="ar_AE"/>
-        </w:rPr>
-      </w:r>
-    </w:p>
-    <w:p>
-      <w:pPr>
-        <w:bidi/>
-      </w:pPr>
-      <w:r>
-        <w:rPr>
-          <w:lang w:val="ar_AE" w:bidi="ar_AE"/>
-        </w:rPr>
-      </w:r>
-      <w:r>
-        <w:rPr>
-          <w:vertAlign w:val="superscript"/>
+    </w:p>
+    <w:p>
+      <w:pPr>
+        <w:bidi/>
+      </w:pPr>
+      <w:r>
+        <w:rPr>
+          <w:rtl/>
+          <w:cs/>
+          <w:lang w:val="ar_AE" w:bidi="ar_AE"/>
+        </w:rPr>
+      </w:r>
+      <w:r>
+        <w:rPr>
+          <w:vertAlign w:val="superscript"/>
+          <w:rtl/>
+          <w:cs/>
           <w:lang w:val="ar_AE" w:bidi="ar_AE"/>
         </w:rPr>
         <w:t>9</w:t>
       </w:r>
       <w:r>
         <w:rPr>
+          <w:rtl/>
+          <w:cs/>
           <w:lang w:val="ar_AE" w:bidi="ar_AE"/>
         </w:rPr>
         <w:t xml:space="preserve"> نَائِلِينَ غَايَةَ إِيمَانِكُمْ خَلَاصَ ٱلنُّفُوسِ.</w:t>
       </w:r>
-      <w:r>
-        <w:rPr>
-          <w:lang w:val="ar_AE" w:bidi="ar_AE"/>
-        </w:rPr>
-      </w:r>
-      <w:r>
-        <w:rPr>
-          <w:lang w:val="ar_AE" w:bidi="ar_AE"/>
-        </w:rPr>
-      </w:r>
-    </w:p>
-    <w:p>
-      <w:pPr>
-        <w:bidi/>
-      </w:pPr>
-      <w:r>
-        <w:rPr>
-          <w:lang w:val="ar_AE" w:bidi="ar_AE"/>
-        </w:rPr>
-      </w:r>
-    </w:p>
-    <w:p>
-      <w:pPr>
-        <w:bidi/>
-      </w:pPr>
-      <w:r>
-        <w:rPr>
-          <w:lang w:val="ar_AE" w:bidi="ar_AE"/>
-        </w:rPr>
-      </w:r>
-      <w:r>
-        <w:rPr>
-          <w:vertAlign w:val="superscript"/>
+    </w:p>
+    <w:p>
+      <w:pPr>
+        <w:bidi/>
+      </w:pPr>
+      <w:r>
+        <w:rPr>
+          <w:rtl/>
+          <w:cs/>
+          <w:lang w:val="ar_AE" w:bidi="ar_AE"/>
+        </w:rPr>
+      </w:r>
+      <w:r>
+        <w:rPr>
+          <w:vertAlign w:val="superscript"/>
+          <w:rtl/>
+          <w:cs/>
           <w:lang w:val="ar_AE" w:bidi="ar_AE"/>
         </w:rPr>
         <w:t>10</w:t>
       </w:r>
       <w:r>
         <w:rPr>
+          <w:rtl/>
+          <w:cs/>
           <w:lang w:val="ar_AE" w:bidi="ar_AE"/>
         </w:rPr>
         <w:t xml:space="preserve"> ٱلْخَلَاصَ ٱلَّذِي فَتَّشَ وَبَحَثَ عَنْهُ أَنْبِيَاءُ، ٱلَّذِينَ تَنَبَّأُوا عَنِ ٱلنِّعْمَةِ ٱلَّتِي لِأَجْلِكُمْ،</w:t>
       </w:r>
-      <w:r>
-        <w:rPr>
-          <w:lang w:val="ar_AE" w:bidi="ar_AE"/>
-        </w:rPr>
-      </w:r>
-      <w:r>
-        <w:rPr>
-          <w:lang w:val="ar_AE" w:bidi="ar_AE"/>
-        </w:rPr>
-      </w:r>
-    </w:p>
-    <w:p>
-      <w:pPr>
-        <w:bidi/>
-      </w:pPr>
-      <w:r>
-        <w:rPr>
-          <w:lang w:val="ar_AE" w:bidi="ar_AE"/>
-        </w:rPr>
-      </w:r>
-    </w:p>
-    <w:p>
-      <w:pPr>
-        <w:bidi/>
-      </w:pPr>
-      <w:r>
-        <w:rPr>
-          <w:lang w:val="ar_AE" w:bidi="ar_AE"/>
-        </w:rPr>
-      </w:r>
-      <w:r>
-        <w:rPr>
-          <w:vertAlign w:val="superscript"/>
+    </w:p>
+    <w:p>
+      <w:pPr>
+        <w:bidi/>
+      </w:pPr>
+      <w:r>
+        <w:rPr>
+          <w:rtl/>
+          <w:cs/>
+          <w:lang w:val="ar_AE" w:bidi="ar_AE"/>
+        </w:rPr>
+      </w:r>
+      <w:r>
+        <w:rPr>
+          <w:vertAlign w:val="superscript"/>
+          <w:rtl/>
+          <w:cs/>
           <w:lang w:val="ar_AE" w:bidi="ar_AE"/>
         </w:rPr>
         <w:t>11</w:t>
       </w:r>
       <w:r>
         <w:rPr>
+          <w:rtl/>
+          <w:cs/>
           <w:lang w:val="ar_AE" w:bidi="ar_AE"/>
         </w:rPr>
         <w:t xml:space="preserve"> بَاحِثِينَ أَيُّ وَقْتٍ أَوْ مَا ٱلْوَقْتُ ٱلَّذِي كَانَ يَدِلُّ عَلَيْهِ رُوحُ ٱلْمَسِيحِ ٱلَّذِي فِيهِمْ، إِذْ سَبَقَ فَشَهِدَ بِٱلْآلَامِ ٱلَّتِي لِلْمَسِيحِ، وَٱلْأَمْجَادِ ٱلَّتِي بَعْدَهَا.</w:t>
       </w:r>
-      <w:r>
-        <w:rPr>
-          <w:lang w:val="ar_AE" w:bidi="ar_AE"/>
-        </w:rPr>
-      </w:r>
-      <w:r>
-        <w:rPr>
-          <w:lang w:val="ar_AE" w:bidi="ar_AE"/>
-        </w:rPr>
-      </w:r>
-    </w:p>
-    <w:p>
-      <w:pPr>
-        <w:bidi/>
-      </w:pPr>
-      <w:r>
-        <w:rPr>
-          <w:lang w:val="ar_AE" w:bidi="ar_AE"/>
-        </w:rPr>
-      </w:r>
-    </w:p>
-    <w:p>
-      <w:pPr>
-        <w:bidi/>
-      </w:pPr>
-      <w:r>
-        <w:rPr>
-          <w:lang w:val="ar_AE" w:bidi="ar_AE"/>
-        </w:rPr>
-      </w:r>
-      <w:r>
-        <w:rPr>
-          <w:vertAlign w:val="superscript"/>
+    </w:p>
+    <w:p>
+      <w:pPr>
+        <w:bidi/>
+      </w:pPr>
+      <w:r>
+        <w:rPr>
+          <w:rtl/>
+          <w:cs/>
+          <w:lang w:val="ar_AE" w:bidi="ar_AE"/>
+        </w:rPr>
+      </w:r>
+      <w:r>
+        <w:rPr>
+          <w:vertAlign w:val="superscript"/>
+          <w:rtl/>
+          <w:cs/>
           <w:lang w:val="ar_AE" w:bidi="ar_AE"/>
         </w:rPr>
         <w:t>12</w:t>
       </w:r>
       <w:r>
         <w:rPr>
+          <w:rtl/>
+          <w:cs/>
           <w:lang w:val="ar_AE" w:bidi="ar_AE"/>
         </w:rPr>
         <w:t xml:space="preserve"> ٱلَّذِينَ أُعْلِنَ لَهُمْ أَنَّهُمْ لَيْسَ لِأَنْفُسِهِمْ، بَلْ لَنَا كَانُوا يَخْدِمُونَ بِهَذِهِ ٱلْأُمُورِ ٱلَّتِي أُخْبِرْتُمْ بِهَا أَنْتُمُ ٱلْآنَ، بِوَاسِطَةِ ٱلَّذِينَ بَشَّرُوكُمْ فِي ٱلرُّوحِ ٱلْقُدُسِ ٱلْمُرْسَلِ مِنَ ٱلسَّمَاءِ. ٱلَّتِي تَشْتَهِي ٱلْمَلَائِكَةُ أَنْ تَطَّلِعَ عَلَيْهَا.</w:t>
       </w:r>
-      <w:r>
-        <w:rPr>
-          <w:lang w:val="ar_AE" w:bidi="ar_AE"/>
-        </w:rPr>
-      </w:r>
-      <w:r>
-        <w:rPr>
-          <w:lang w:val="ar_AE" w:bidi="ar_AE"/>
-        </w:rPr>
-      </w:r>
-    </w:p>
-    <w:p>
-      <w:pPr>
-        <w:bidi/>
-      </w:pPr>
-      <w:r>
-        <w:rPr>
-          <w:lang w:val="ar_AE" w:bidi="ar_AE"/>
-        </w:rPr>
-      </w:r>
-    </w:p>
-    <w:p>
-      <w:pPr>
-        <w:bidi/>
-      </w:pPr>
-      <w:r>
-        <w:rPr>
-          <w:lang w:val="ar_AE" w:bidi="ar_AE"/>
-        </w:rPr>
-      </w:r>
-      <w:r>
-        <w:rPr>
-          <w:vertAlign w:val="superscript"/>
+    </w:p>
+    <w:p>
+      <w:pPr>
+        <w:bidi/>
+      </w:pPr>
+      <w:r>
+        <w:rPr>
+          <w:rtl/>
+          <w:cs/>
+          <w:lang w:val="ar_AE" w:bidi="ar_AE"/>
+        </w:rPr>
+      </w:r>
+      <w:r>
+        <w:rPr>
+          <w:vertAlign w:val="superscript"/>
+          <w:rtl/>
+          <w:cs/>
           <w:lang w:val="ar_AE" w:bidi="ar_AE"/>
         </w:rPr>
         <w:t>13</w:t>
       </w:r>
       <w:r>
         <w:rPr>
+          <w:rtl/>
+          <w:cs/>
           <w:lang w:val="ar_AE" w:bidi="ar_AE"/>
         </w:rPr>
         <w:t xml:space="preserve"> لِذَلِكَ مَنْطِقُوا أَحْقَاءَ ذِهْنِكُمْ صَاحِينَ، فَأَلْقُوا رَجَاءَكُمْ بِٱلتَّمَامِ عَلَى ٱلنِّعْمَةِ ٱلَّتِي يُؤْتَى بِهَا إِلَيْكُمْ عِنْدَ ٱسْتِعْلَانِ يَسُوعَ ٱلْمَسِيحِ.</w:t>
       </w:r>
-      <w:r>
-        <w:rPr>
-          <w:lang w:val="ar_AE" w:bidi="ar_AE"/>
-        </w:rPr>
-      </w:r>
-      <w:r>
-        <w:rPr>
-          <w:lang w:val="ar_AE" w:bidi="ar_AE"/>
-        </w:rPr>
-      </w:r>
-    </w:p>
-    <w:p>
-      <w:pPr>
-        <w:bidi/>
-      </w:pPr>
-      <w:r>
-        <w:rPr>
-          <w:lang w:val="ar_AE" w:bidi="ar_AE"/>
-        </w:rPr>
-      </w:r>
-    </w:p>
-    <w:p>
-      <w:pPr>
-        <w:bidi/>
-      </w:pPr>
-      <w:r>
-        <w:rPr>
-          <w:lang w:val="ar_AE" w:bidi="ar_AE"/>
-        </w:rPr>
-      </w:r>
-      <w:r>
-        <w:rPr>
-          <w:vertAlign w:val="superscript"/>
+    </w:p>
+    <w:p>
+      <w:pPr>
+        <w:bidi/>
+      </w:pPr>
+      <w:r>
+        <w:rPr>
+          <w:rtl/>
+          <w:cs/>
+          <w:lang w:val="ar_AE" w:bidi="ar_AE"/>
+        </w:rPr>
+      </w:r>
+      <w:r>
+        <w:rPr>
+          <w:vertAlign w:val="superscript"/>
+          <w:rtl/>
+          <w:cs/>
           <w:lang w:val="ar_AE" w:bidi="ar_AE"/>
         </w:rPr>
         <w:t>14</w:t>
       </w:r>
       <w:r>
         <w:rPr>
+          <w:rtl/>
+          <w:cs/>
           <w:lang w:val="ar_AE" w:bidi="ar_AE"/>
         </w:rPr>
         <w:t xml:space="preserve"> كَأَوْلَادِ ٱلطَّاعَةِ، لَا تُشَاكِلُوا شَهَوَاتِكُمُ ٱلسَّابِقَةَ فِي جَهَالَتِكُمْ،</w:t>
       </w:r>
-      <w:r>
-        <w:rPr>
-          <w:lang w:val="ar_AE" w:bidi="ar_AE"/>
-        </w:rPr>
-      </w:r>
-      <w:r>
-        <w:rPr>
-          <w:lang w:val="ar_AE" w:bidi="ar_AE"/>
-        </w:rPr>
-      </w:r>
-    </w:p>
-    <w:p>
-      <w:pPr>
-        <w:bidi/>
-      </w:pPr>
-      <w:r>
-        <w:rPr>
-          <w:lang w:val="ar_AE" w:bidi="ar_AE"/>
-        </w:rPr>
-      </w:r>
-    </w:p>
-    <w:p>
-      <w:pPr>
-        <w:bidi/>
-      </w:pPr>
-      <w:r>
-        <w:rPr>
-          <w:lang w:val="ar_AE" w:bidi="ar_AE"/>
-        </w:rPr>
-      </w:r>
-      <w:r>
-        <w:rPr>
-          <w:vertAlign w:val="superscript"/>
+    </w:p>
+    <w:p>
+      <w:pPr>
+        <w:bidi/>
+      </w:pPr>
+      <w:r>
+        <w:rPr>
+          <w:rtl/>
+          <w:cs/>
+          <w:lang w:val="ar_AE" w:bidi="ar_AE"/>
+        </w:rPr>
+      </w:r>
+      <w:r>
+        <w:rPr>
+          <w:vertAlign w:val="superscript"/>
+          <w:rtl/>
+          <w:cs/>
           <w:lang w:val="ar_AE" w:bidi="ar_AE"/>
         </w:rPr>
         <w:t>15</w:t>
       </w:r>
       <w:r>
         <w:rPr>
+          <w:rtl/>
+          <w:cs/>
           <w:lang w:val="ar_AE" w:bidi="ar_AE"/>
         </w:rPr>
         <w:t xml:space="preserve"> بَلْ نَظِيرَ ٱلْقُدُّوسِ ٱلَّذِي دَعَاكُمْ، كُونُوا أَنْتُمْ أَيْضًا قِدِّيسِينَ فِي كُلِّ سِيرَةٍ.</w:t>
       </w:r>
-      <w:r>
-        <w:rPr>
-          <w:lang w:val="ar_AE" w:bidi="ar_AE"/>
-        </w:rPr>
-      </w:r>
-      <w:r>
-        <w:rPr>
-          <w:lang w:val="ar_AE" w:bidi="ar_AE"/>
-        </w:rPr>
-      </w:r>
-    </w:p>
-    <w:p>
-      <w:pPr>
-        <w:bidi/>
-      </w:pPr>
-      <w:r>
-        <w:rPr>
-          <w:lang w:val="ar_AE" w:bidi="ar_AE"/>
-        </w:rPr>
-      </w:r>
-    </w:p>
-    <w:p>
-      <w:pPr>
-        <w:bidi/>
-      </w:pPr>
-      <w:r>
-        <w:rPr>
-          <w:lang w:val="ar_AE" w:bidi="ar_AE"/>
-        </w:rPr>
-      </w:r>
-      <w:r>
-        <w:rPr>
-          <w:vertAlign w:val="superscript"/>
+    </w:p>
+    <w:p>
+      <w:pPr>
+        <w:bidi/>
+      </w:pPr>
+      <w:r>
+        <w:rPr>
+          <w:rtl/>
+          <w:cs/>
+          <w:lang w:val="ar_AE" w:bidi="ar_AE"/>
+        </w:rPr>
+      </w:r>
+      <w:r>
+        <w:rPr>
+          <w:vertAlign w:val="superscript"/>
+          <w:rtl/>
+          <w:cs/>
           <w:lang w:val="ar_AE" w:bidi="ar_AE"/>
         </w:rPr>
         <w:t>16</w:t>
       </w:r>
       <w:r>
         <w:rPr>
+          <w:rtl/>
+          <w:cs/>
           <w:lang w:val="ar_AE" w:bidi="ar_AE"/>
         </w:rPr>
         <w:t xml:space="preserve"> لِأَنَّهُ مَكْتُوبٌ: «كُونُوا قِدِّيسِينَ لِأَنِّي أَنَا قُدُّوسٌ».</w:t>
       </w:r>
-      <w:r>
-        <w:rPr>
-          <w:lang w:val="ar_AE" w:bidi="ar_AE"/>
-        </w:rPr>
-      </w:r>
-      <w:r>
-        <w:rPr>
-          <w:lang w:val="ar_AE" w:bidi="ar_AE"/>
-        </w:rPr>
-      </w:r>
-    </w:p>
-    <w:p>
-      <w:pPr>
-        <w:bidi/>
-      </w:pPr>
-      <w:r>
-        <w:rPr>
-          <w:lang w:val="ar_AE" w:bidi="ar_AE"/>
-        </w:rPr>
-      </w:r>
-    </w:p>
-    <w:p>
-      <w:pPr>
-        <w:bidi/>
-      </w:pPr>
-      <w:r>
-        <w:rPr>
-          <w:lang w:val="ar_AE" w:bidi="ar_AE"/>
-        </w:rPr>
-      </w:r>
-      <w:r>
-        <w:rPr>
-          <w:vertAlign w:val="superscript"/>
+    </w:p>
+    <w:p>
+      <w:pPr>
+        <w:bidi/>
+      </w:pPr>
+      <w:r>
+        <w:rPr>
+          <w:rtl/>
+          <w:cs/>
+          <w:lang w:val="ar_AE" w:bidi="ar_AE"/>
+        </w:rPr>
+      </w:r>
+      <w:r>
+        <w:rPr>
+          <w:vertAlign w:val="superscript"/>
+          <w:rtl/>
+          <w:cs/>
           <w:lang w:val="ar_AE" w:bidi="ar_AE"/>
         </w:rPr>
         <w:t>17</w:t>
       </w:r>
       <w:r>
         <w:rPr>
+          <w:rtl/>
+          <w:cs/>
           <w:lang w:val="ar_AE" w:bidi="ar_AE"/>
         </w:rPr>
         <w:t xml:space="preserve"> وَإِنْ كُنْتُمْ تَدْعُونَ أَبًا ٱلَّذِي يَحْكُمُ بِغَيْرِ مُحَابَاةٍ حَسَبَ عَمَلِ كُلِّ وَاحِدٍ، فَسِيرُوا زَمَانَ غُرْبَتِكُمْ بِخَوْفٍ،</w:t>
       </w:r>
-      <w:r>
-        <w:rPr>
-          <w:lang w:val="ar_AE" w:bidi="ar_AE"/>
-        </w:rPr>
-      </w:r>
-      <w:r>
-        <w:rPr>
-          <w:lang w:val="ar_AE" w:bidi="ar_AE"/>
-        </w:rPr>
-      </w:r>
-    </w:p>
-    <w:p>
-      <w:pPr>
-        <w:bidi/>
-      </w:pPr>
-      <w:r>
-        <w:rPr>
-          <w:lang w:val="ar_AE" w:bidi="ar_AE"/>
-        </w:rPr>
-      </w:r>
-    </w:p>
-    <w:p>
-      <w:pPr>
-        <w:bidi/>
-      </w:pPr>
-      <w:r>
-        <w:rPr>
-          <w:lang w:val="ar_AE" w:bidi="ar_AE"/>
-        </w:rPr>
-      </w:r>
-      <w:r>
-        <w:rPr>
-          <w:vertAlign w:val="superscript"/>
+    </w:p>
+    <w:p>
+      <w:pPr>
+        <w:bidi/>
+      </w:pPr>
+      <w:r>
+        <w:rPr>
+          <w:rtl/>
+          <w:cs/>
+          <w:lang w:val="ar_AE" w:bidi="ar_AE"/>
+        </w:rPr>
+      </w:r>
+      <w:r>
+        <w:rPr>
+          <w:vertAlign w:val="superscript"/>
+          <w:rtl/>
+          <w:cs/>
           <w:lang w:val="ar_AE" w:bidi="ar_AE"/>
         </w:rPr>
         <w:t>18</w:t>
       </w:r>
       <w:r>
         <w:rPr>
+          <w:rtl/>
+          <w:cs/>
           <w:lang w:val="ar_AE" w:bidi="ar_AE"/>
         </w:rPr>
         <w:t xml:space="preserve"> عَالِمِينَ أَنَّكُمُ ٱفْتُدِيتُمْ لَا بِأَشْيَاءَ تَفْنَى، بِفِضَّةٍ أَوْ ذَهَبٍ، مِنْ سِيرَتِكُمُ ٱلْبَاطِلَةِ ٱلَّتِي تَقَلَّدْتُمُوهَا مِنَ ٱلْآبَاءِ،</w:t>
       </w:r>
-      <w:r>
-        <w:rPr>
-          <w:lang w:val="ar_AE" w:bidi="ar_AE"/>
-        </w:rPr>
-      </w:r>
-      <w:r>
-        <w:rPr>
-          <w:lang w:val="ar_AE" w:bidi="ar_AE"/>
-        </w:rPr>
-      </w:r>
-    </w:p>
-    <w:p>
-      <w:pPr>
-        <w:bidi/>
-      </w:pPr>
-      <w:r>
-        <w:rPr>
-          <w:lang w:val="ar_AE" w:bidi="ar_AE"/>
-        </w:rPr>
-      </w:r>
-    </w:p>
-    <w:p>
-      <w:pPr>
-        <w:bidi/>
-      </w:pPr>
-      <w:r>
-        <w:rPr>
-          <w:lang w:val="ar_AE" w:bidi="ar_AE"/>
-        </w:rPr>
-      </w:r>
-      <w:r>
-        <w:rPr>
-          <w:vertAlign w:val="superscript"/>
+    </w:p>
+    <w:p>
+      <w:pPr>
+        <w:bidi/>
+      </w:pPr>
+      <w:r>
+        <w:rPr>
+          <w:rtl/>
+          <w:cs/>
+          <w:lang w:val="ar_AE" w:bidi="ar_AE"/>
+        </w:rPr>
+      </w:r>
+      <w:r>
+        <w:rPr>
+          <w:vertAlign w:val="superscript"/>
+          <w:rtl/>
+          <w:cs/>
           <w:lang w:val="ar_AE" w:bidi="ar_AE"/>
         </w:rPr>
         <w:t>19</w:t>
       </w:r>
       <w:r>
         <w:rPr>
+          <w:rtl/>
+          <w:cs/>
           <w:lang w:val="ar_AE" w:bidi="ar_AE"/>
         </w:rPr>
         <w:t xml:space="preserve"> بَلْ بِدَمٍ كَرِيمٍ، كَمَا مِنْ حَمَلٍ بِلَا عَيْبٍ وَلَا دَنَسٍ، دَمِ ٱلْمَسِيحِ،</w:t>
       </w:r>
-      <w:r>
-        <w:rPr>
-          <w:lang w:val="ar_AE" w:bidi="ar_AE"/>
-        </w:rPr>
-      </w:r>
-      <w:r>
-        <w:rPr>
-          <w:lang w:val="ar_AE" w:bidi="ar_AE"/>
-        </w:rPr>
-      </w:r>
-    </w:p>
-    <w:p>
-      <w:pPr>
-        <w:bidi/>
-      </w:pPr>
-      <w:r>
-        <w:rPr>
-          <w:lang w:val="ar_AE" w:bidi="ar_AE"/>
-        </w:rPr>
-      </w:r>
-    </w:p>
-    <w:p>
-      <w:pPr>
-        <w:bidi/>
-      </w:pPr>
-      <w:r>
-        <w:rPr>
-          <w:lang w:val="ar_AE" w:bidi="ar_AE"/>
-        </w:rPr>
-      </w:r>
-      <w:r>
-        <w:rPr>
-          <w:vertAlign w:val="superscript"/>
+    </w:p>
+    <w:p>
+      <w:pPr>
+        <w:bidi/>
+      </w:pPr>
+      <w:r>
+        <w:rPr>
+          <w:rtl/>
+          <w:cs/>
+          <w:lang w:val="ar_AE" w:bidi="ar_AE"/>
+        </w:rPr>
+      </w:r>
+      <w:r>
+        <w:rPr>
+          <w:vertAlign w:val="superscript"/>
+          <w:rtl/>
+          <w:cs/>
           <w:lang w:val="ar_AE" w:bidi="ar_AE"/>
         </w:rPr>
         <w:t>20</w:t>
       </w:r>
       <w:r>
         <w:rPr>
+          <w:rtl/>
+          <w:cs/>
           <w:lang w:val="ar_AE" w:bidi="ar_AE"/>
         </w:rPr>
         <w:t xml:space="preserve"> مَعْرُوفًا سَابِقًا قَبْلَ تَأْسِيسِ ٱلْعَالَمِ، وَلَكِنْ قَدْ أُظْهِرَ فِي ٱلْأَزْمِنَةِ ٱلْأَخِيرَةِ مِنْ أَجْلِكُمْ،</w:t>
       </w:r>
-      <w:r>
-        <w:rPr>
-          <w:lang w:val="ar_AE" w:bidi="ar_AE"/>
-        </w:rPr>
-      </w:r>
-      <w:r>
-        <w:rPr>
-          <w:lang w:val="ar_AE" w:bidi="ar_AE"/>
-        </w:rPr>
-      </w:r>
-    </w:p>
-    <w:p>
-      <w:pPr>
-        <w:bidi/>
-      </w:pPr>
-      <w:r>
-        <w:rPr>
-          <w:lang w:val="ar_AE" w:bidi="ar_AE"/>
-        </w:rPr>
-      </w:r>
-    </w:p>
-    <w:p>
-      <w:pPr>
-        <w:bidi/>
-      </w:pPr>
-      <w:r>
-        <w:rPr>
-          <w:lang w:val="ar_AE" w:bidi="ar_AE"/>
-        </w:rPr>
-      </w:r>
-      <w:r>
-        <w:rPr>
-          <w:vertAlign w:val="superscript"/>
+    </w:p>
+    <w:p>
+      <w:pPr>
+        <w:bidi/>
+      </w:pPr>
+      <w:r>
+        <w:rPr>
+          <w:rtl/>
+          <w:cs/>
+          <w:lang w:val="ar_AE" w:bidi="ar_AE"/>
+        </w:rPr>
+      </w:r>
+      <w:r>
+        <w:rPr>
+          <w:vertAlign w:val="superscript"/>
+          <w:rtl/>
+          <w:cs/>
           <w:lang w:val="ar_AE" w:bidi="ar_AE"/>
         </w:rPr>
         <w:t>21</w:t>
       </w:r>
       <w:r>
         <w:rPr>
+          <w:rtl/>
+          <w:cs/>
           <w:lang w:val="ar_AE" w:bidi="ar_AE"/>
         </w:rPr>
         <w:t xml:space="preserve"> أَنْتُمُ ٱلَّذِينَ بِهِ تُؤْمِنُونَ بِٱللهِ ٱلَّذِي أَقَامَهُ مِنَ ٱلْأَمْوَاتِ وَأَعْطَاهُ مَجْدًا، حَتَّى إِنَّ إِيمَانَكُمْ وَرَجَاءَكُمْ هُمَا فِي ٱللهِ.</w:t>
       </w:r>
-      <w:r>
-        <w:rPr>
-          <w:lang w:val="ar_AE" w:bidi="ar_AE"/>
-        </w:rPr>
-      </w:r>
-      <w:r>
-        <w:rPr>
-          <w:lang w:val="ar_AE" w:bidi="ar_AE"/>
-        </w:rPr>
-      </w:r>
-    </w:p>
-    <w:p>
-      <w:pPr>
-        <w:bidi/>
-      </w:pPr>
-      <w:r>
-        <w:rPr>
-          <w:lang w:val="ar_AE" w:bidi="ar_AE"/>
-        </w:rPr>
-      </w:r>
-    </w:p>
-    <w:p>
-      <w:pPr>
-        <w:bidi/>
-      </w:pPr>
-      <w:r>
-        <w:rPr>
-          <w:lang w:val="ar_AE" w:bidi="ar_AE"/>
-        </w:rPr>
-      </w:r>
-      <w:r>
-        <w:rPr>
-          <w:vertAlign w:val="superscript"/>
+    </w:p>
+    <w:p>
+      <w:pPr>
+        <w:bidi/>
+      </w:pPr>
+      <w:r>
+        <w:rPr>
+          <w:rtl/>
+          <w:cs/>
+          <w:lang w:val="ar_AE" w:bidi="ar_AE"/>
+        </w:rPr>
+      </w:r>
+      <w:r>
+        <w:rPr>
+          <w:vertAlign w:val="superscript"/>
+          <w:rtl/>
+          <w:cs/>
           <w:lang w:val="ar_AE" w:bidi="ar_AE"/>
         </w:rPr>
         <w:t>22</w:t>
       </w:r>
       <w:r>
         <w:rPr>
+          <w:rtl/>
+          <w:cs/>
           <w:lang w:val="ar_AE" w:bidi="ar_AE"/>
         </w:rPr>
         <w:t xml:space="preserve"> طَهِّرُوا نُفُوسَكُمْ فِي طَاعَةِ ٱلْحَقِّ بِٱلرُّوحِ لِلْمَحَبَّةِ ٱلْأَخَوِيَّةِ ٱلْعَدِيمَةِ ٱلرِّيَاءِ، فَأَحِبُّوا بَعْضُكُمْ بَعْضًا مِنْ قَلْبٍ طَاهِرٍ بِشِدَّةٍ.</w:t>
       </w:r>
-      <w:r>
-        <w:rPr>
-          <w:lang w:val="ar_AE" w:bidi="ar_AE"/>
-        </w:rPr>
-      </w:r>
-      <w:r>
-        <w:rPr>
-          <w:lang w:val="ar_AE" w:bidi="ar_AE"/>
-        </w:rPr>
-      </w:r>
-    </w:p>
-    <w:p>
-      <w:pPr>
-        <w:bidi/>
-      </w:pPr>
-      <w:r>
-        <w:rPr>
-          <w:lang w:val="ar_AE" w:bidi="ar_AE"/>
-        </w:rPr>
-      </w:r>
-    </w:p>
-    <w:p>
-      <w:pPr>
-        <w:bidi/>
-      </w:pPr>
-      <w:r>
-        <w:rPr>
-          <w:lang w:val="ar_AE" w:bidi="ar_AE"/>
-        </w:rPr>
-      </w:r>
-      <w:r>
-        <w:rPr>
-          <w:vertAlign w:val="superscript"/>
+    </w:p>
+    <w:p>
+      <w:pPr>
+        <w:bidi/>
+      </w:pPr>
+      <w:r>
+        <w:rPr>
+          <w:rtl/>
+          <w:cs/>
+          <w:lang w:val="ar_AE" w:bidi="ar_AE"/>
+        </w:rPr>
+      </w:r>
+      <w:r>
+        <w:rPr>
+          <w:vertAlign w:val="superscript"/>
+          <w:rtl/>
+          <w:cs/>
           <w:lang w:val="ar_AE" w:bidi="ar_AE"/>
         </w:rPr>
         <w:t>23</w:t>
       </w:r>
       <w:r>
         <w:rPr>
+          <w:rtl/>
+          <w:cs/>
           <w:lang w:val="ar_AE" w:bidi="ar_AE"/>
         </w:rPr>
         <w:t xml:space="preserve"> مَوْلُودِينَ ثَانِيَةً، لَا مِنْ زَرْعٍ يَفْنَى، بَلْ مِمَّا لَا يَفْنَى، بِكَلِمَةِ ٱللهِ ٱلْحَيَّةِ ٱلْبَاقِيَةِ إِلَى ٱلْأَبَدِ.</w:t>
       </w:r>
-      <w:r>
-        <w:rPr>
-          <w:lang w:val="ar_AE" w:bidi="ar_AE"/>
-        </w:rPr>
-      </w:r>
-      <w:r>
-        <w:rPr>
-          <w:lang w:val="ar_AE" w:bidi="ar_AE"/>
-        </w:rPr>
-      </w:r>
-    </w:p>
-    <w:p>
-      <w:pPr>
-        <w:bidi/>
-      </w:pPr>
-      <w:r>
-        <w:rPr>
-          <w:lang w:val="ar_AE" w:bidi="ar_AE"/>
-        </w:rPr>
-      </w:r>
-    </w:p>
-    <w:p>
-      <w:pPr>
-        <w:bidi/>
-      </w:pPr>
-      <w:r>
-        <w:rPr>
-          <w:lang w:val="ar_AE" w:bidi="ar_AE"/>
-        </w:rPr>
-      </w:r>
-      <w:r>
-        <w:rPr>
-          <w:vertAlign w:val="superscript"/>
+    </w:p>
+    <w:p>
+      <w:pPr>
+        <w:bidi/>
+      </w:pPr>
+      <w:r>
+        <w:rPr>
+          <w:rtl/>
+          <w:cs/>
+          <w:lang w:val="ar_AE" w:bidi="ar_AE"/>
+        </w:rPr>
+      </w:r>
+      <w:r>
+        <w:rPr>
+          <w:vertAlign w:val="superscript"/>
+          <w:rtl/>
+          <w:cs/>
           <w:lang w:val="ar_AE" w:bidi="ar_AE"/>
         </w:rPr>
         <w:t>24</w:t>
       </w:r>
       <w:r>
         <w:rPr>
+          <w:rtl/>
+          <w:cs/>
           <w:lang w:val="ar_AE" w:bidi="ar_AE"/>
         </w:rPr>
         <w:t xml:space="preserve"> لِأَنَّ: «كُلَّ جَسَدٍ كَعُشْبٍ، وَكُلَّ مَجْدِ إِنْسَانٍ كَزَهْرِ عُشْبٍ. ٱلْعُشْبُ يَبِسَ وَزَهْرُهُ سَقَطَ،</w:t>
       </w:r>
-      <w:r>
-        <w:rPr>
-          <w:lang w:val="ar_AE" w:bidi="ar_AE"/>
-        </w:rPr>
-      </w:r>
-      <w:r>
-        <w:rPr>
-          <w:lang w:val="ar_AE" w:bidi="ar_AE"/>
-        </w:rPr>
-      </w:r>
-    </w:p>
-    <w:p>
-      <w:pPr>
-        <w:bidi/>
-      </w:pPr>
-      <w:r>
-        <w:rPr>
-          <w:lang w:val="ar_AE" w:bidi="ar_AE"/>
-        </w:rPr>
-      </w:r>
-    </w:p>
-    <w:p>
-      <w:pPr>
-        <w:bidi/>
-      </w:pPr>
-      <w:r>
-        <w:rPr>
-          <w:lang w:val="ar_AE" w:bidi="ar_AE"/>
-        </w:rPr>
-      </w:r>
-      <w:r>
-        <w:rPr>
-          <w:vertAlign w:val="superscript"/>
+    </w:p>
+    <w:p>
+      <w:pPr>
+        <w:bidi/>
+      </w:pPr>
+      <w:r>
+        <w:rPr>
+          <w:rtl/>
+          <w:cs/>
+          <w:lang w:val="ar_AE" w:bidi="ar_AE"/>
+        </w:rPr>
+      </w:r>
+      <w:r>
+        <w:rPr>
+          <w:vertAlign w:val="superscript"/>
+          <w:rtl/>
+          <w:cs/>
           <w:lang w:val="ar_AE" w:bidi="ar_AE"/>
         </w:rPr>
         <w:t>25</w:t>
       </w:r>
       <w:r>
         <w:rPr>
+          <w:rtl/>
+          <w:cs/>
           <w:lang w:val="ar_AE" w:bidi="ar_AE"/>
         </w:rPr>
         <w:t xml:space="preserve"> وَأَمَّا كَلِمَةُ ٱلرَّبِّ فَتَثْبُتُ إِلَى ٱلْأَبَدِ». وَهَذِهِ هِيَ ٱلْكَلِمَةُ ٱلَّتِي بُشِّرْتُمْ بِهَا.</w:t>
       </w:r>
-      <w:r>
-        <w:rPr>
-          <w:lang w:val="ar_AE" w:bidi="ar_AE"/>
-        </w:rPr>
-      </w:r>
-      <w:r>
-        <w:rPr>
-          <w:lang w:val="ar_AE" w:bidi="ar_AE"/>
-        </w:rPr>
-      </w:r>
-    </w:p>
-    <w:p>
-      <w:pPr>
-        <w:bidi/>
-      </w:pPr>
-      <w:r>
-        <w:rPr>
-          <w:lang w:val="ar_AE" w:bidi="ar_AE"/>
-        </w:rPr>
-      </w:r>
     </w:p>
     <w:p>
       <w:pPr>
@@ -1333,1090 +982,744 @@
       </w:pPr>
       <w:r>
         <w:rPr>
+          <w:rtl/>
+          <w:cs/>
           <w:lang w:val="ar_AE" w:bidi="ar_AE"/>
         </w:rPr>
         <w:t>1 Peter 2:1</w:t>
       </w:r>
       <w:r>
         <w:rPr>
-          <w:lang w:val="ar_AE" w:bidi="ar_AE"/>
-        </w:rPr>
-      </w:r>
-    </w:p>
-    <w:p>
-      <w:pPr>
-        <w:bidi/>
-      </w:pPr>
-      <w:r>
-        <w:rPr>
-          <w:lang w:val="ar_AE" w:bidi="ar_AE"/>
-        </w:rPr>
-      </w:r>
-      <w:r>
-        <w:rPr>
-          <w:vertAlign w:val="superscript"/>
+          <w:rtl/>
+          <w:cs/>
+          <w:lang w:val="ar_AE" w:bidi="ar_AE"/>
+        </w:rPr>
+      </w:r>
+    </w:p>
+    <w:p>
+      <w:pPr>
+        <w:bidi/>
+      </w:pPr>
+      <w:r>
+        <w:rPr>
+          <w:rtl/>
+          <w:cs/>
+          <w:lang w:val="ar_AE" w:bidi="ar_AE"/>
+        </w:rPr>
+      </w:r>
+      <w:r>
+        <w:rPr>
+          <w:vertAlign w:val="superscript"/>
+          <w:rtl/>
+          <w:cs/>
           <w:lang w:val="ar_AE" w:bidi="ar_AE"/>
         </w:rPr>
         <w:t>1</w:t>
       </w:r>
       <w:r>
         <w:rPr>
+          <w:rtl/>
+          <w:cs/>
           <w:lang w:val="ar_AE" w:bidi="ar_AE"/>
         </w:rPr>
         <w:t xml:space="preserve"> فَٱطْرَحُوا كُلَّ خُبْثٍ وَكُلَّ مَكْرٍ وَٱلرِّيَاءَ وَٱلْحَسَدَ وَكُلَّ مَذَمَّةٍ،</w:t>
       </w:r>
-      <w:r>
-        <w:rPr>
-          <w:lang w:val="ar_AE" w:bidi="ar_AE"/>
-        </w:rPr>
-      </w:r>
-      <w:r>
-        <w:rPr>
-          <w:lang w:val="ar_AE" w:bidi="ar_AE"/>
-        </w:rPr>
-      </w:r>
-    </w:p>
-    <w:p>
-      <w:pPr>
-        <w:bidi/>
-      </w:pPr>
-      <w:r>
-        <w:rPr>
-          <w:lang w:val="ar_AE" w:bidi="ar_AE"/>
-        </w:rPr>
-      </w:r>
-    </w:p>
-    <w:p>
-      <w:pPr>
-        <w:bidi/>
-      </w:pPr>
-      <w:r>
-        <w:rPr>
-          <w:lang w:val="ar_AE" w:bidi="ar_AE"/>
-        </w:rPr>
-      </w:r>
-      <w:r>
-        <w:rPr>
-          <w:vertAlign w:val="superscript"/>
+    </w:p>
+    <w:p>
+      <w:pPr>
+        <w:bidi/>
+      </w:pPr>
+      <w:r>
+        <w:rPr>
+          <w:rtl/>
+          <w:cs/>
+          <w:lang w:val="ar_AE" w:bidi="ar_AE"/>
+        </w:rPr>
+      </w:r>
+      <w:r>
+        <w:rPr>
+          <w:vertAlign w:val="superscript"/>
+          <w:rtl/>
+          <w:cs/>
           <w:lang w:val="ar_AE" w:bidi="ar_AE"/>
         </w:rPr>
         <w:t>2</w:t>
       </w:r>
       <w:r>
         <w:rPr>
+          <w:rtl/>
+          <w:cs/>
           <w:lang w:val="ar_AE" w:bidi="ar_AE"/>
         </w:rPr>
         <w:t xml:space="preserve"> وَكَأَطْفَالٍ مَوْلُودِينَ ٱلْآنَ، ٱشْتَهُوا ٱللَّبَنَ ٱلْعَقْلِيَّ ٱلْعَدِيمَ ٱلْغِشِّ لِكَيْ تَنْمُوا بِهِ،</w:t>
       </w:r>
-      <w:r>
-        <w:rPr>
-          <w:lang w:val="ar_AE" w:bidi="ar_AE"/>
-        </w:rPr>
-      </w:r>
-      <w:r>
-        <w:rPr>
-          <w:lang w:val="ar_AE" w:bidi="ar_AE"/>
-        </w:rPr>
-      </w:r>
-    </w:p>
-    <w:p>
-      <w:pPr>
-        <w:bidi/>
-      </w:pPr>
-      <w:r>
-        <w:rPr>
-          <w:lang w:val="ar_AE" w:bidi="ar_AE"/>
-        </w:rPr>
-      </w:r>
-    </w:p>
-    <w:p>
-      <w:pPr>
-        <w:bidi/>
-      </w:pPr>
-      <w:r>
-        <w:rPr>
-          <w:lang w:val="ar_AE" w:bidi="ar_AE"/>
-        </w:rPr>
-      </w:r>
-      <w:r>
-        <w:rPr>
-          <w:vertAlign w:val="superscript"/>
+    </w:p>
+    <w:p>
+      <w:pPr>
+        <w:bidi/>
+      </w:pPr>
+      <w:r>
+        <w:rPr>
+          <w:rtl/>
+          <w:cs/>
+          <w:lang w:val="ar_AE" w:bidi="ar_AE"/>
+        </w:rPr>
+      </w:r>
+      <w:r>
+        <w:rPr>
+          <w:vertAlign w:val="superscript"/>
+          <w:rtl/>
+          <w:cs/>
           <w:lang w:val="ar_AE" w:bidi="ar_AE"/>
         </w:rPr>
         <w:t>3</w:t>
       </w:r>
       <w:r>
         <w:rPr>
+          <w:rtl/>
+          <w:cs/>
           <w:lang w:val="ar_AE" w:bidi="ar_AE"/>
         </w:rPr>
         <w:t xml:space="preserve"> إِنْ كُنْتُمْ قَدْ ذُقْتُمْ أَنَّ ٱلرَّبَّ صَالِحٌ.</w:t>
       </w:r>
-      <w:r>
-        <w:rPr>
-          <w:lang w:val="ar_AE" w:bidi="ar_AE"/>
-        </w:rPr>
-      </w:r>
-      <w:r>
-        <w:rPr>
-          <w:lang w:val="ar_AE" w:bidi="ar_AE"/>
-        </w:rPr>
-      </w:r>
-    </w:p>
-    <w:p>
-      <w:pPr>
-        <w:bidi/>
-      </w:pPr>
-      <w:r>
-        <w:rPr>
-          <w:lang w:val="ar_AE" w:bidi="ar_AE"/>
-        </w:rPr>
-      </w:r>
-    </w:p>
-    <w:p>
-      <w:pPr>
-        <w:bidi/>
-      </w:pPr>
-      <w:r>
-        <w:rPr>
-          <w:lang w:val="ar_AE" w:bidi="ar_AE"/>
-        </w:rPr>
-      </w:r>
-      <w:r>
-        <w:rPr>
-          <w:vertAlign w:val="superscript"/>
+    </w:p>
+    <w:p>
+      <w:pPr>
+        <w:bidi/>
+      </w:pPr>
+      <w:r>
+        <w:rPr>
+          <w:rtl/>
+          <w:cs/>
+          <w:lang w:val="ar_AE" w:bidi="ar_AE"/>
+        </w:rPr>
+      </w:r>
+      <w:r>
+        <w:rPr>
+          <w:vertAlign w:val="superscript"/>
+          <w:rtl/>
+          <w:cs/>
           <w:lang w:val="ar_AE" w:bidi="ar_AE"/>
         </w:rPr>
         <w:t>4</w:t>
       </w:r>
       <w:r>
         <w:rPr>
+          <w:rtl/>
+          <w:cs/>
           <w:lang w:val="ar_AE" w:bidi="ar_AE"/>
         </w:rPr>
         <w:t xml:space="preserve"> ٱلَّذِي إِذْ تَأْتُونَ إِلَيْهِ، حَجَرًا حَيًّا مَرْفُوضًا مِنَ ٱلنَّاسِ، وَلَكِنْ مُخْتَارٌ مِنَ ٱللهِ كَرِيمٌ،</w:t>
       </w:r>
-      <w:r>
-        <w:rPr>
-          <w:lang w:val="ar_AE" w:bidi="ar_AE"/>
-        </w:rPr>
-      </w:r>
-      <w:r>
-        <w:rPr>
-          <w:lang w:val="ar_AE" w:bidi="ar_AE"/>
-        </w:rPr>
-      </w:r>
-    </w:p>
-    <w:p>
-      <w:pPr>
-        <w:bidi/>
-      </w:pPr>
-      <w:r>
-        <w:rPr>
-          <w:lang w:val="ar_AE" w:bidi="ar_AE"/>
-        </w:rPr>
-      </w:r>
-    </w:p>
-    <w:p>
-      <w:pPr>
-        <w:bidi/>
-      </w:pPr>
-      <w:r>
-        <w:rPr>
-          <w:lang w:val="ar_AE" w:bidi="ar_AE"/>
-        </w:rPr>
-      </w:r>
-      <w:r>
-        <w:rPr>
-          <w:vertAlign w:val="superscript"/>
+    </w:p>
+    <w:p>
+      <w:pPr>
+        <w:bidi/>
+      </w:pPr>
+      <w:r>
+        <w:rPr>
+          <w:rtl/>
+          <w:cs/>
+          <w:lang w:val="ar_AE" w:bidi="ar_AE"/>
+        </w:rPr>
+      </w:r>
+      <w:r>
+        <w:rPr>
+          <w:vertAlign w:val="superscript"/>
+          <w:rtl/>
+          <w:cs/>
           <w:lang w:val="ar_AE" w:bidi="ar_AE"/>
         </w:rPr>
         <w:t>5</w:t>
       </w:r>
       <w:r>
         <w:rPr>
+          <w:rtl/>
+          <w:cs/>
           <w:lang w:val="ar_AE" w:bidi="ar_AE"/>
         </w:rPr>
         <w:t xml:space="preserve"> كُونُوا أَنْتُمْ أَيْضًا مَبْنِيِّينَ -كَحِجَارَةٍ حَيَّةٍ- بَيْتًا رُوحِيًّا، كَهَنُوتًا مُقَدَّسًا، لِتَقْدِيمِ ذَبَائِحَ رُوحِيَّةٍ مَقْبُولَةٍ عِنْدَ ٱللهِ بِيَسُوعَ ٱلْمَسِيحِ.</w:t>
       </w:r>
-      <w:r>
-        <w:rPr>
-          <w:lang w:val="ar_AE" w:bidi="ar_AE"/>
-        </w:rPr>
-      </w:r>
-      <w:r>
-        <w:rPr>
-          <w:lang w:val="ar_AE" w:bidi="ar_AE"/>
-        </w:rPr>
-      </w:r>
-    </w:p>
-    <w:p>
-      <w:pPr>
-        <w:bidi/>
-      </w:pPr>
-      <w:r>
-        <w:rPr>
-          <w:lang w:val="ar_AE" w:bidi="ar_AE"/>
-        </w:rPr>
-      </w:r>
-    </w:p>
-    <w:p>
-      <w:pPr>
-        <w:bidi/>
-      </w:pPr>
-      <w:r>
-        <w:rPr>
-          <w:lang w:val="ar_AE" w:bidi="ar_AE"/>
-        </w:rPr>
-      </w:r>
-      <w:r>
-        <w:rPr>
-          <w:vertAlign w:val="superscript"/>
+    </w:p>
+    <w:p>
+      <w:pPr>
+        <w:bidi/>
+      </w:pPr>
+      <w:r>
+        <w:rPr>
+          <w:rtl/>
+          <w:cs/>
+          <w:lang w:val="ar_AE" w:bidi="ar_AE"/>
+        </w:rPr>
+      </w:r>
+      <w:r>
+        <w:rPr>
+          <w:vertAlign w:val="superscript"/>
+          <w:rtl/>
+          <w:cs/>
           <w:lang w:val="ar_AE" w:bidi="ar_AE"/>
         </w:rPr>
         <w:t>6</w:t>
       </w:r>
       <w:r>
         <w:rPr>
+          <w:rtl/>
+          <w:cs/>
           <w:lang w:val="ar_AE" w:bidi="ar_AE"/>
         </w:rPr>
         <w:t xml:space="preserve"> لِذَلِكَ يُتَضَمَّنُ أَيْضًا فِي ٱلْكِتَابِ: «هَأَنَذَا أَضَعُ فِي صِهْيَوْنَ حَجَرَ زَاوِيَةٍ مُخْتَارًا كَرِيمًا، وَٱلَّذِي يُؤْمِنُ بِهِ لَنْ يُخْزَى».</w:t>
       </w:r>
-      <w:r>
-        <w:rPr>
-          <w:lang w:val="ar_AE" w:bidi="ar_AE"/>
-        </w:rPr>
-      </w:r>
-      <w:r>
-        <w:rPr>
-          <w:lang w:val="ar_AE" w:bidi="ar_AE"/>
-        </w:rPr>
-      </w:r>
-    </w:p>
-    <w:p>
-      <w:pPr>
-        <w:bidi/>
-      </w:pPr>
-      <w:r>
-        <w:rPr>
-          <w:lang w:val="ar_AE" w:bidi="ar_AE"/>
-        </w:rPr>
-      </w:r>
-    </w:p>
-    <w:p>
-      <w:pPr>
-        <w:bidi/>
-      </w:pPr>
-      <w:r>
-        <w:rPr>
-          <w:lang w:val="ar_AE" w:bidi="ar_AE"/>
-        </w:rPr>
-      </w:r>
-      <w:r>
-        <w:rPr>
-          <w:vertAlign w:val="superscript"/>
+    </w:p>
+    <w:p>
+      <w:pPr>
+        <w:bidi/>
+      </w:pPr>
+      <w:r>
+        <w:rPr>
+          <w:rtl/>
+          <w:cs/>
+          <w:lang w:val="ar_AE" w:bidi="ar_AE"/>
+        </w:rPr>
+      </w:r>
+      <w:r>
+        <w:rPr>
+          <w:vertAlign w:val="superscript"/>
+          <w:rtl/>
+          <w:cs/>
           <w:lang w:val="ar_AE" w:bidi="ar_AE"/>
         </w:rPr>
         <w:t>7</w:t>
       </w:r>
       <w:r>
         <w:rPr>
+          <w:rtl/>
+          <w:cs/>
           <w:lang w:val="ar_AE" w:bidi="ar_AE"/>
         </w:rPr>
         <w:t xml:space="preserve"> فَلَكُمْ أَنْتُمُ ٱلَّذِينَ تُؤْمِنُونَ ٱلْكَرَامَةُ، وَأَمَّا لِلَّذِينَ لَا يُطِيعُونَ، «فَٱلْحَجَرُ ٱلَّذِي رَفَضَهُ ٱلْبَنَّاؤُونَ، هُوَ قَدْ صَارَ رَأْسَ ٱلزَّاوِيَةِ»</w:t>
       </w:r>
-      <w:r>
-        <w:rPr>
-          <w:lang w:val="ar_AE" w:bidi="ar_AE"/>
-        </w:rPr>
-      </w:r>
-      <w:r>
-        <w:rPr>
-          <w:lang w:val="ar_AE" w:bidi="ar_AE"/>
-        </w:rPr>
-      </w:r>
-    </w:p>
-    <w:p>
-      <w:pPr>
-        <w:bidi/>
-      </w:pPr>
-      <w:r>
-        <w:rPr>
-          <w:lang w:val="ar_AE" w:bidi="ar_AE"/>
-        </w:rPr>
-      </w:r>
-    </w:p>
-    <w:p>
-      <w:pPr>
-        <w:bidi/>
-      </w:pPr>
-      <w:r>
-        <w:rPr>
-          <w:lang w:val="ar_AE" w:bidi="ar_AE"/>
-        </w:rPr>
-      </w:r>
-      <w:r>
-        <w:rPr>
-          <w:vertAlign w:val="superscript"/>
+    </w:p>
+    <w:p>
+      <w:pPr>
+        <w:bidi/>
+      </w:pPr>
+      <w:r>
+        <w:rPr>
+          <w:rtl/>
+          <w:cs/>
+          <w:lang w:val="ar_AE" w:bidi="ar_AE"/>
+        </w:rPr>
+      </w:r>
+      <w:r>
+        <w:rPr>
+          <w:vertAlign w:val="superscript"/>
+          <w:rtl/>
+          <w:cs/>
           <w:lang w:val="ar_AE" w:bidi="ar_AE"/>
         </w:rPr>
         <w:t>8</w:t>
       </w:r>
       <w:r>
         <w:rPr>
+          <w:rtl/>
+          <w:cs/>
           <w:lang w:val="ar_AE" w:bidi="ar_AE"/>
         </w:rPr>
         <w:t xml:space="preserve"> وَ«حَجَرَ صَدْمَةٍ وَصَخْرَةَ عَثْرَةٍ». ٱلَّذِينَ يَعْثُرُونَ غَيْرَ طَائِعِينَ لِلْكَلِمَةِ، ٱلْأَمْرُ ٱلَّذِي جُعِلُوا لَهُ.</w:t>
       </w:r>
-      <w:r>
-        <w:rPr>
-          <w:lang w:val="ar_AE" w:bidi="ar_AE"/>
-        </w:rPr>
-      </w:r>
-      <w:r>
-        <w:rPr>
-          <w:lang w:val="ar_AE" w:bidi="ar_AE"/>
-        </w:rPr>
-      </w:r>
-    </w:p>
-    <w:p>
-      <w:pPr>
-        <w:bidi/>
-      </w:pPr>
-      <w:r>
-        <w:rPr>
-          <w:lang w:val="ar_AE" w:bidi="ar_AE"/>
-        </w:rPr>
-      </w:r>
-    </w:p>
-    <w:p>
-      <w:pPr>
-        <w:bidi/>
-      </w:pPr>
-      <w:r>
-        <w:rPr>
-          <w:lang w:val="ar_AE" w:bidi="ar_AE"/>
-        </w:rPr>
-      </w:r>
-      <w:r>
-        <w:rPr>
-          <w:vertAlign w:val="superscript"/>
+    </w:p>
+    <w:p>
+      <w:pPr>
+        <w:bidi/>
+      </w:pPr>
+      <w:r>
+        <w:rPr>
+          <w:rtl/>
+          <w:cs/>
+          <w:lang w:val="ar_AE" w:bidi="ar_AE"/>
+        </w:rPr>
+      </w:r>
+      <w:r>
+        <w:rPr>
+          <w:vertAlign w:val="superscript"/>
+          <w:rtl/>
+          <w:cs/>
           <w:lang w:val="ar_AE" w:bidi="ar_AE"/>
         </w:rPr>
         <w:t>9</w:t>
       </w:r>
       <w:r>
         <w:rPr>
+          <w:rtl/>
+          <w:cs/>
           <w:lang w:val="ar_AE" w:bidi="ar_AE"/>
         </w:rPr>
         <w:t xml:space="preserve"> وَأَمَّا أَنْتُمْ فَجِنْسٌ مُخْتَارٌ، وَكَهَنُوتٌ مُلُوكِيٌّ، أُمَّةٌ مُقَدَّسَةٌ، شَعْبُ ٱقْتِنَاءٍ، لِكَيْ تُخْبِرُوا بِفَضَائِلِ ٱلَّذِي دَعَاكُمْ مِنَ ٱلظُّلْمَةِ إِلَى نُورِهِ ٱلْعَجِيبِ.</w:t>
       </w:r>
-      <w:r>
-        <w:rPr>
-          <w:lang w:val="ar_AE" w:bidi="ar_AE"/>
-        </w:rPr>
-      </w:r>
-      <w:r>
-        <w:rPr>
-          <w:lang w:val="ar_AE" w:bidi="ar_AE"/>
-        </w:rPr>
-      </w:r>
-    </w:p>
-    <w:p>
-      <w:pPr>
-        <w:bidi/>
-      </w:pPr>
-      <w:r>
-        <w:rPr>
-          <w:lang w:val="ar_AE" w:bidi="ar_AE"/>
-        </w:rPr>
-      </w:r>
-    </w:p>
-    <w:p>
-      <w:pPr>
-        <w:bidi/>
-      </w:pPr>
-      <w:r>
-        <w:rPr>
-          <w:lang w:val="ar_AE" w:bidi="ar_AE"/>
-        </w:rPr>
-      </w:r>
-      <w:r>
-        <w:rPr>
-          <w:vertAlign w:val="superscript"/>
+    </w:p>
+    <w:p>
+      <w:pPr>
+        <w:bidi/>
+      </w:pPr>
+      <w:r>
+        <w:rPr>
+          <w:rtl/>
+          <w:cs/>
+          <w:lang w:val="ar_AE" w:bidi="ar_AE"/>
+        </w:rPr>
+      </w:r>
+      <w:r>
+        <w:rPr>
+          <w:vertAlign w:val="superscript"/>
+          <w:rtl/>
+          <w:cs/>
           <w:lang w:val="ar_AE" w:bidi="ar_AE"/>
         </w:rPr>
         <w:t>10</w:t>
       </w:r>
       <w:r>
         <w:rPr>
+          <w:rtl/>
+          <w:cs/>
           <w:lang w:val="ar_AE" w:bidi="ar_AE"/>
         </w:rPr>
         <w:t xml:space="preserve"> ٱلَّذِينَ قَبْلًا لَمْ تَكُونُوا شَعْبًا، وَأَمَّا ٱلْآنَ فَأَنْتُمْ شَعْبُ ٱللهِ. ٱلَّذِينَ كُنْتُمْ غَيْرَ مَرْحُومِينَ، وَأَمَّا ٱلْآنَ فَمَرْحُومُونَ.</w:t>
       </w:r>
-      <w:r>
-        <w:rPr>
-          <w:lang w:val="ar_AE" w:bidi="ar_AE"/>
-        </w:rPr>
-      </w:r>
-      <w:r>
-        <w:rPr>
-          <w:lang w:val="ar_AE" w:bidi="ar_AE"/>
-        </w:rPr>
-      </w:r>
-    </w:p>
-    <w:p>
-      <w:pPr>
-        <w:bidi/>
-      </w:pPr>
-      <w:r>
-        <w:rPr>
-          <w:lang w:val="ar_AE" w:bidi="ar_AE"/>
-        </w:rPr>
-      </w:r>
-    </w:p>
-    <w:p>
-      <w:pPr>
-        <w:bidi/>
-      </w:pPr>
-      <w:r>
-        <w:rPr>
-          <w:lang w:val="ar_AE" w:bidi="ar_AE"/>
-        </w:rPr>
-      </w:r>
-      <w:r>
-        <w:rPr>
-          <w:vertAlign w:val="superscript"/>
+    </w:p>
+    <w:p>
+      <w:pPr>
+        <w:bidi/>
+      </w:pPr>
+      <w:r>
+        <w:rPr>
+          <w:rtl/>
+          <w:cs/>
+          <w:lang w:val="ar_AE" w:bidi="ar_AE"/>
+        </w:rPr>
+      </w:r>
+      <w:r>
+        <w:rPr>
+          <w:vertAlign w:val="superscript"/>
+          <w:rtl/>
+          <w:cs/>
           <w:lang w:val="ar_AE" w:bidi="ar_AE"/>
         </w:rPr>
         <w:t>11</w:t>
       </w:r>
       <w:r>
         <w:rPr>
+          <w:rtl/>
+          <w:cs/>
           <w:lang w:val="ar_AE" w:bidi="ar_AE"/>
         </w:rPr>
         <w:t xml:space="preserve"> أَيُّهَا ٱلْأَحِبَّاءُ، أَطْلُبُ إِلَيْكُمْ كَغُرَبَاءَ وَنُزَلَاءَ، أَنْ تَمْتَنِعُوا عَنِ ٱلشَّهَوَاتِ ٱلْجَسَدِيَّةِ ٱلَّتِي تُحَارِبُ ٱلنَّفْسَ،</w:t>
       </w:r>
-      <w:r>
-        <w:rPr>
-          <w:lang w:val="ar_AE" w:bidi="ar_AE"/>
-        </w:rPr>
-      </w:r>
-      <w:r>
-        <w:rPr>
-          <w:lang w:val="ar_AE" w:bidi="ar_AE"/>
-        </w:rPr>
-      </w:r>
-    </w:p>
-    <w:p>
-      <w:pPr>
-        <w:bidi/>
-      </w:pPr>
-      <w:r>
-        <w:rPr>
-          <w:lang w:val="ar_AE" w:bidi="ar_AE"/>
-        </w:rPr>
-      </w:r>
-    </w:p>
-    <w:p>
-      <w:pPr>
-        <w:bidi/>
-      </w:pPr>
-      <w:r>
-        <w:rPr>
-          <w:lang w:val="ar_AE" w:bidi="ar_AE"/>
-        </w:rPr>
-      </w:r>
-      <w:r>
-        <w:rPr>
-          <w:vertAlign w:val="superscript"/>
+    </w:p>
+    <w:p>
+      <w:pPr>
+        <w:bidi/>
+      </w:pPr>
+      <w:r>
+        <w:rPr>
+          <w:rtl/>
+          <w:cs/>
+          <w:lang w:val="ar_AE" w:bidi="ar_AE"/>
+        </w:rPr>
+      </w:r>
+      <w:r>
+        <w:rPr>
+          <w:vertAlign w:val="superscript"/>
+          <w:rtl/>
+          <w:cs/>
           <w:lang w:val="ar_AE" w:bidi="ar_AE"/>
         </w:rPr>
         <w:t>12</w:t>
       </w:r>
       <w:r>
         <w:rPr>
+          <w:rtl/>
+          <w:cs/>
           <w:lang w:val="ar_AE" w:bidi="ar_AE"/>
         </w:rPr>
         <w:t xml:space="preserve"> وَأَنْ تَكُونَ سِيرَتُكُمْ بَيْنَ ٱلْأُمَمِ حَسَنَةً، لِكَيْ يَكُونُوا، فِي مَا يَفْتَرُونَ عَلَيْكُمْ كَفَاعِلِي شَرٍّ، يُمَجِّدُونَ ٱللهَ فِي يَوْمِ ٱلِٱفْتِقَادِ، مِنْ أَجْلِ أَعْمَالِكُمُ ٱلْحَسَنَةِ ٱلَّتِي يُلَاحِظُونَهَا.</w:t>
       </w:r>
-      <w:r>
-        <w:rPr>
-          <w:lang w:val="ar_AE" w:bidi="ar_AE"/>
-        </w:rPr>
-      </w:r>
-      <w:r>
-        <w:rPr>
-          <w:lang w:val="ar_AE" w:bidi="ar_AE"/>
-        </w:rPr>
-      </w:r>
-    </w:p>
-    <w:p>
-      <w:pPr>
-        <w:bidi/>
-      </w:pPr>
-      <w:r>
-        <w:rPr>
-          <w:lang w:val="ar_AE" w:bidi="ar_AE"/>
-        </w:rPr>
-      </w:r>
-    </w:p>
-    <w:p>
-      <w:pPr>
-        <w:bidi/>
-      </w:pPr>
-      <w:r>
-        <w:rPr>
-          <w:lang w:val="ar_AE" w:bidi="ar_AE"/>
-        </w:rPr>
-      </w:r>
-      <w:r>
-        <w:rPr>
-          <w:vertAlign w:val="superscript"/>
+    </w:p>
+    <w:p>
+      <w:pPr>
+        <w:bidi/>
+      </w:pPr>
+      <w:r>
+        <w:rPr>
+          <w:rtl/>
+          <w:cs/>
+          <w:lang w:val="ar_AE" w:bidi="ar_AE"/>
+        </w:rPr>
+      </w:r>
+      <w:r>
+        <w:rPr>
+          <w:vertAlign w:val="superscript"/>
+          <w:rtl/>
+          <w:cs/>
           <w:lang w:val="ar_AE" w:bidi="ar_AE"/>
         </w:rPr>
         <w:t>13</w:t>
       </w:r>
       <w:r>
         <w:rPr>
+          <w:rtl/>
+          <w:cs/>
           <w:lang w:val="ar_AE" w:bidi="ar_AE"/>
         </w:rPr>
         <w:t xml:space="preserve"> فَٱخْضَعُوا لِكُلِّ تَرْتِيبٍ بَشَرِيٍّ مِنْ أَجْلِ ٱلرَّبِّ. إِنْ كَانَ لِلْمَلِكِ فَكَمَنْ هُوَ فَوْقَ ٱلْكُلِّ،</w:t>
       </w:r>
-      <w:r>
-        <w:rPr>
-          <w:lang w:val="ar_AE" w:bidi="ar_AE"/>
-        </w:rPr>
-      </w:r>
-      <w:r>
-        <w:rPr>
-          <w:lang w:val="ar_AE" w:bidi="ar_AE"/>
-        </w:rPr>
-      </w:r>
-    </w:p>
-    <w:p>
-      <w:pPr>
-        <w:bidi/>
-      </w:pPr>
-      <w:r>
-        <w:rPr>
-          <w:lang w:val="ar_AE" w:bidi="ar_AE"/>
-        </w:rPr>
-      </w:r>
-    </w:p>
-    <w:p>
-      <w:pPr>
-        <w:bidi/>
-      </w:pPr>
-      <w:r>
-        <w:rPr>
-          <w:lang w:val="ar_AE" w:bidi="ar_AE"/>
-        </w:rPr>
-      </w:r>
-      <w:r>
-        <w:rPr>
-          <w:vertAlign w:val="superscript"/>
+    </w:p>
+    <w:p>
+      <w:pPr>
+        <w:bidi/>
+      </w:pPr>
+      <w:r>
+        <w:rPr>
+          <w:rtl/>
+          <w:cs/>
+          <w:lang w:val="ar_AE" w:bidi="ar_AE"/>
+        </w:rPr>
+      </w:r>
+      <w:r>
+        <w:rPr>
+          <w:vertAlign w:val="superscript"/>
+          <w:rtl/>
+          <w:cs/>
           <w:lang w:val="ar_AE" w:bidi="ar_AE"/>
         </w:rPr>
         <w:t>14</w:t>
       </w:r>
       <w:r>
         <w:rPr>
+          <w:rtl/>
+          <w:cs/>
           <w:lang w:val="ar_AE" w:bidi="ar_AE"/>
         </w:rPr>
         <w:t xml:space="preserve"> أَوْ لِلْوُلَاةِ فَكَمُرْسَلِينَ مِنْهُ لِلِٱنْتِقَامِ مِنْ فَاعِلِي ٱلشَّرِّ، وَلِلْمَدْحِ لِفَاعِلِي ٱلْخَيْرِ.</w:t>
       </w:r>
-      <w:r>
-        <w:rPr>
-          <w:lang w:val="ar_AE" w:bidi="ar_AE"/>
-        </w:rPr>
-      </w:r>
-      <w:r>
-        <w:rPr>
-          <w:lang w:val="ar_AE" w:bidi="ar_AE"/>
-        </w:rPr>
-      </w:r>
-    </w:p>
-    <w:p>
-      <w:pPr>
-        <w:bidi/>
-      </w:pPr>
-      <w:r>
-        <w:rPr>
-          <w:lang w:val="ar_AE" w:bidi="ar_AE"/>
-        </w:rPr>
-      </w:r>
-    </w:p>
-    <w:p>
-      <w:pPr>
-        <w:bidi/>
-      </w:pPr>
-      <w:r>
-        <w:rPr>
-          <w:lang w:val="ar_AE" w:bidi="ar_AE"/>
-        </w:rPr>
-      </w:r>
-      <w:r>
-        <w:rPr>
-          <w:vertAlign w:val="superscript"/>
+    </w:p>
+    <w:p>
+      <w:pPr>
+        <w:bidi/>
+      </w:pPr>
+      <w:r>
+        <w:rPr>
+          <w:rtl/>
+          <w:cs/>
+          <w:lang w:val="ar_AE" w:bidi="ar_AE"/>
+        </w:rPr>
+      </w:r>
+      <w:r>
+        <w:rPr>
+          <w:vertAlign w:val="superscript"/>
+          <w:rtl/>
+          <w:cs/>
           <w:lang w:val="ar_AE" w:bidi="ar_AE"/>
         </w:rPr>
         <w:t>15</w:t>
       </w:r>
       <w:r>
         <w:rPr>
+          <w:rtl/>
+          <w:cs/>
           <w:lang w:val="ar_AE" w:bidi="ar_AE"/>
         </w:rPr>
         <w:t xml:space="preserve"> لِأَنَّ هَكَذَا هِيَ مَشِيئَةُ ٱللهِ: أَنْ تَفْعَلُوا ٱلْخَيْرَ فَتُسَكِّتُوا جَهَالَةَ ٱلنَّاسِ ٱلْأَغْبِيَاءِ.</w:t>
       </w:r>
-      <w:r>
-        <w:rPr>
-          <w:lang w:val="ar_AE" w:bidi="ar_AE"/>
-        </w:rPr>
-      </w:r>
-      <w:r>
-        <w:rPr>
-          <w:lang w:val="ar_AE" w:bidi="ar_AE"/>
-        </w:rPr>
-      </w:r>
-    </w:p>
-    <w:p>
-      <w:pPr>
-        <w:bidi/>
-      </w:pPr>
-      <w:r>
-        <w:rPr>
-          <w:lang w:val="ar_AE" w:bidi="ar_AE"/>
-        </w:rPr>
-      </w:r>
-    </w:p>
-    <w:p>
-      <w:pPr>
-        <w:bidi/>
-      </w:pPr>
-      <w:r>
-        <w:rPr>
-          <w:lang w:val="ar_AE" w:bidi="ar_AE"/>
-        </w:rPr>
-      </w:r>
-      <w:r>
-        <w:rPr>
-          <w:vertAlign w:val="superscript"/>
+    </w:p>
+    <w:p>
+      <w:pPr>
+        <w:bidi/>
+      </w:pPr>
+      <w:r>
+        <w:rPr>
+          <w:rtl/>
+          <w:cs/>
+          <w:lang w:val="ar_AE" w:bidi="ar_AE"/>
+        </w:rPr>
+      </w:r>
+      <w:r>
+        <w:rPr>
+          <w:vertAlign w:val="superscript"/>
+          <w:rtl/>
+          <w:cs/>
           <w:lang w:val="ar_AE" w:bidi="ar_AE"/>
         </w:rPr>
         <w:t>16</w:t>
       </w:r>
       <w:r>
         <w:rPr>
+          <w:rtl/>
+          <w:cs/>
           <w:lang w:val="ar_AE" w:bidi="ar_AE"/>
         </w:rPr>
         <w:t xml:space="preserve"> كَأَحْرَارٍ، وَلَيْسَ كَٱلَّذِينَ ٱلْحُرِّيَّةُ عِنْدَهُمْ سُتْرَةٌ لِلشَّرِّ، بَلْ كَعَبِيدِ ٱللهِ.</w:t>
       </w:r>
-      <w:r>
-        <w:rPr>
-          <w:lang w:val="ar_AE" w:bidi="ar_AE"/>
-        </w:rPr>
-      </w:r>
-      <w:r>
-        <w:rPr>
-          <w:lang w:val="ar_AE" w:bidi="ar_AE"/>
-        </w:rPr>
-      </w:r>
-    </w:p>
-    <w:p>
-      <w:pPr>
-        <w:bidi/>
-      </w:pPr>
-      <w:r>
-        <w:rPr>
-          <w:lang w:val="ar_AE" w:bidi="ar_AE"/>
-        </w:rPr>
-      </w:r>
-    </w:p>
-    <w:p>
-      <w:pPr>
-        <w:bidi/>
-      </w:pPr>
-      <w:r>
-        <w:rPr>
-          <w:lang w:val="ar_AE" w:bidi="ar_AE"/>
-        </w:rPr>
-      </w:r>
-      <w:r>
-        <w:rPr>
-          <w:vertAlign w:val="superscript"/>
+    </w:p>
+    <w:p>
+      <w:pPr>
+        <w:bidi/>
+      </w:pPr>
+      <w:r>
+        <w:rPr>
+          <w:rtl/>
+          <w:cs/>
+          <w:lang w:val="ar_AE" w:bidi="ar_AE"/>
+        </w:rPr>
+      </w:r>
+      <w:r>
+        <w:rPr>
+          <w:vertAlign w:val="superscript"/>
+          <w:rtl/>
+          <w:cs/>
           <w:lang w:val="ar_AE" w:bidi="ar_AE"/>
         </w:rPr>
         <w:t>17</w:t>
       </w:r>
       <w:r>
         <w:rPr>
+          <w:rtl/>
+          <w:cs/>
           <w:lang w:val="ar_AE" w:bidi="ar_AE"/>
         </w:rPr>
         <w:t xml:space="preserve"> أَكْرِمُوا ٱلْجَمِيعَ. أَحِبُّوا ٱلْإِخْوَةَ. خَافُوا ٱللهَ. أَكْرِمُوا ٱلْمَلِكَ.</w:t>
       </w:r>
-      <w:r>
-        <w:rPr>
-          <w:lang w:val="ar_AE" w:bidi="ar_AE"/>
-        </w:rPr>
-      </w:r>
-      <w:r>
-        <w:rPr>
-          <w:lang w:val="ar_AE" w:bidi="ar_AE"/>
-        </w:rPr>
-      </w:r>
-    </w:p>
-    <w:p>
-      <w:pPr>
-        <w:bidi/>
-      </w:pPr>
-      <w:r>
-        <w:rPr>
-          <w:lang w:val="ar_AE" w:bidi="ar_AE"/>
-        </w:rPr>
-      </w:r>
-    </w:p>
-    <w:p>
-      <w:pPr>
-        <w:bidi/>
-      </w:pPr>
-      <w:r>
-        <w:rPr>
-          <w:lang w:val="ar_AE" w:bidi="ar_AE"/>
-        </w:rPr>
-      </w:r>
-      <w:r>
-        <w:rPr>
-          <w:vertAlign w:val="superscript"/>
+    </w:p>
+    <w:p>
+      <w:pPr>
+        <w:bidi/>
+      </w:pPr>
+      <w:r>
+        <w:rPr>
+          <w:rtl/>
+          <w:cs/>
+          <w:lang w:val="ar_AE" w:bidi="ar_AE"/>
+        </w:rPr>
+      </w:r>
+      <w:r>
+        <w:rPr>
+          <w:vertAlign w:val="superscript"/>
+          <w:rtl/>
+          <w:cs/>
           <w:lang w:val="ar_AE" w:bidi="ar_AE"/>
         </w:rPr>
         <w:t>18</w:t>
       </w:r>
       <w:r>
         <w:rPr>
+          <w:rtl/>
+          <w:cs/>
           <w:lang w:val="ar_AE" w:bidi="ar_AE"/>
         </w:rPr>
         <w:t xml:space="preserve"> أَيُّهَا ٱلْخُدَّامُ، كُونُوا خَاضِعِينَ بِكُلِّ هَيْبَةٍ لِلسَّادَةِ، لَيْسَ لِلصَّالِحِينَ ٱلْمُتَرَفِّقِينَ فَقَطْ، بَلْ لِلْعُنَفَاءِ أَيْضًا.</w:t>
       </w:r>
-      <w:r>
-        <w:rPr>
-          <w:lang w:val="ar_AE" w:bidi="ar_AE"/>
-        </w:rPr>
-      </w:r>
-      <w:r>
-        <w:rPr>
-          <w:lang w:val="ar_AE" w:bidi="ar_AE"/>
-        </w:rPr>
-      </w:r>
-    </w:p>
-    <w:p>
-      <w:pPr>
-        <w:bidi/>
-      </w:pPr>
-      <w:r>
-        <w:rPr>
-          <w:lang w:val="ar_AE" w:bidi="ar_AE"/>
-        </w:rPr>
-      </w:r>
-    </w:p>
-    <w:p>
-      <w:pPr>
-        <w:bidi/>
-      </w:pPr>
-      <w:r>
-        <w:rPr>
-          <w:lang w:val="ar_AE" w:bidi="ar_AE"/>
-        </w:rPr>
-      </w:r>
-      <w:r>
-        <w:rPr>
-          <w:vertAlign w:val="superscript"/>
+    </w:p>
+    <w:p>
+      <w:pPr>
+        <w:bidi/>
+      </w:pPr>
+      <w:r>
+        <w:rPr>
+          <w:rtl/>
+          <w:cs/>
+          <w:lang w:val="ar_AE" w:bidi="ar_AE"/>
+        </w:rPr>
+      </w:r>
+      <w:r>
+        <w:rPr>
+          <w:vertAlign w:val="superscript"/>
+          <w:rtl/>
+          <w:cs/>
           <w:lang w:val="ar_AE" w:bidi="ar_AE"/>
         </w:rPr>
         <w:t>19</w:t>
       </w:r>
       <w:r>
         <w:rPr>
+          <w:rtl/>
+          <w:cs/>
           <w:lang w:val="ar_AE" w:bidi="ar_AE"/>
         </w:rPr>
         <w:t xml:space="preserve"> لِأَنَّ هَذَا فَضْلٌ، إِنْ كَانَ أَحَدٌ مِنْ أَجْلِ ضَمِيرٍ نَحْوَ ٱللهِ، يَحْتَمِلُ أَحْزَانًا مُتَأَلِّمًا بِٱلظُّلْمِ.</w:t>
       </w:r>
-      <w:r>
-        <w:rPr>
-          <w:lang w:val="ar_AE" w:bidi="ar_AE"/>
-        </w:rPr>
-      </w:r>
-      <w:r>
-        <w:rPr>
-          <w:lang w:val="ar_AE" w:bidi="ar_AE"/>
-        </w:rPr>
-      </w:r>
-    </w:p>
-    <w:p>
-      <w:pPr>
-        <w:bidi/>
-      </w:pPr>
-      <w:r>
-        <w:rPr>
-          <w:lang w:val="ar_AE" w:bidi="ar_AE"/>
-        </w:rPr>
-      </w:r>
-    </w:p>
-    <w:p>
-      <w:pPr>
-        <w:bidi/>
-      </w:pPr>
-      <w:r>
-        <w:rPr>
-          <w:lang w:val="ar_AE" w:bidi="ar_AE"/>
-        </w:rPr>
-      </w:r>
-      <w:r>
-        <w:rPr>
-          <w:vertAlign w:val="superscript"/>
+    </w:p>
+    <w:p>
+      <w:pPr>
+        <w:bidi/>
+      </w:pPr>
+      <w:r>
+        <w:rPr>
+          <w:rtl/>
+          <w:cs/>
+          <w:lang w:val="ar_AE" w:bidi="ar_AE"/>
+        </w:rPr>
+      </w:r>
+      <w:r>
+        <w:rPr>
+          <w:vertAlign w:val="superscript"/>
+          <w:rtl/>
+          <w:cs/>
           <w:lang w:val="ar_AE" w:bidi="ar_AE"/>
         </w:rPr>
         <w:t>20</w:t>
       </w:r>
       <w:r>
         <w:rPr>
+          <w:rtl/>
+          <w:cs/>
           <w:lang w:val="ar_AE" w:bidi="ar_AE"/>
         </w:rPr>
         <w:t xml:space="preserve"> لِأَنَّهُ أَيُّ مَجْدٍ هُوَ إِنْ كُنْتُمْ تُلْطَمُونَ مُخْطِئِينَ فَتَصْبِرُونَ؟ بَلْ إِنْ كُنْتُمْ تَتَأَلَّمُونَ عَامِلِينَ ٱلْخَيْرَ فَتَصْبِرُونَ، فَهَذَا فَضْلٌ عِنْدَ ٱللهِ،</w:t>
       </w:r>
-      <w:r>
-        <w:rPr>
-          <w:lang w:val="ar_AE" w:bidi="ar_AE"/>
-        </w:rPr>
-      </w:r>
-      <w:r>
-        <w:rPr>
-          <w:lang w:val="ar_AE" w:bidi="ar_AE"/>
-        </w:rPr>
-      </w:r>
-    </w:p>
-    <w:p>
-      <w:pPr>
-        <w:bidi/>
-      </w:pPr>
-      <w:r>
-        <w:rPr>
-          <w:lang w:val="ar_AE" w:bidi="ar_AE"/>
-        </w:rPr>
-      </w:r>
-    </w:p>
-    <w:p>
-      <w:pPr>
-        <w:bidi/>
-      </w:pPr>
-      <w:r>
-        <w:rPr>
-          <w:lang w:val="ar_AE" w:bidi="ar_AE"/>
-        </w:rPr>
-      </w:r>
-      <w:r>
-        <w:rPr>
-          <w:vertAlign w:val="superscript"/>
+    </w:p>
+    <w:p>
+      <w:pPr>
+        <w:bidi/>
+      </w:pPr>
+      <w:r>
+        <w:rPr>
+          <w:rtl/>
+          <w:cs/>
+          <w:lang w:val="ar_AE" w:bidi="ar_AE"/>
+        </w:rPr>
+      </w:r>
+      <w:r>
+        <w:rPr>
+          <w:vertAlign w:val="superscript"/>
+          <w:rtl/>
+          <w:cs/>
           <w:lang w:val="ar_AE" w:bidi="ar_AE"/>
         </w:rPr>
         <w:t>21</w:t>
       </w:r>
       <w:r>
         <w:rPr>
+          <w:rtl/>
+          <w:cs/>
           <w:lang w:val="ar_AE" w:bidi="ar_AE"/>
         </w:rPr>
         <w:t xml:space="preserve"> لِأَنَّكُمْ لِهَذَا دُعِيتُمْ. فَإِنَّ ٱلْمَسِيحَ أَيْضًا تَأَلَّمَ لِأَجْلِنَا، تَارِكًا لَنَا مِثَالًا لِكَيْ تَتَّبِعُوا خُطُوَاتِهِ.</w:t>
       </w:r>
-      <w:r>
-        <w:rPr>
-          <w:lang w:val="ar_AE" w:bidi="ar_AE"/>
-        </w:rPr>
-      </w:r>
-      <w:r>
-        <w:rPr>
-          <w:lang w:val="ar_AE" w:bidi="ar_AE"/>
-        </w:rPr>
-      </w:r>
-    </w:p>
-    <w:p>
-      <w:pPr>
-        <w:bidi/>
-      </w:pPr>
-      <w:r>
-        <w:rPr>
-          <w:lang w:val="ar_AE" w:bidi="ar_AE"/>
-        </w:rPr>
-      </w:r>
-    </w:p>
-    <w:p>
-      <w:pPr>
-        <w:bidi/>
-      </w:pPr>
-      <w:r>
-        <w:rPr>
-          <w:lang w:val="ar_AE" w:bidi="ar_AE"/>
-        </w:rPr>
-      </w:r>
-      <w:r>
-        <w:rPr>
-          <w:vertAlign w:val="superscript"/>
+    </w:p>
+    <w:p>
+      <w:pPr>
+        <w:bidi/>
+      </w:pPr>
+      <w:r>
+        <w:rPr>
+          <w:rtl/>
+          <w:cs/>
+          <w:lang w:val="ar_AE" w:bidi="ar_AE"/>
+        </w:rPr>
+      </w:r>
+      <w:r>
+        <w:rPr>
+          <w:vertAlign w:val="superscript"/>
+          <w:rtl/>
+          <w:cs/>
           <w:lang w:val="ar_AE" w:bidi="ar_AE"/>
         </w:rPr>
         <w:t>22</w:t>
       </w:r>
       <w:r>
         <w:rPr>
+          <w:rtl/>
+          <w:cs/>
           <w:lang w:val="ar_AE" w:bidi="ar_AE"/>
         </w:rPr>
         <w:t xml:space="preserve"> «ٱلَّذِي لَمْ يَفْعَلْ خَطِيَّةً، وَلَا وُجِدَ فِي فَمِهِ مَكْرٌ»،</w:t>
       </w:r>
-      <w:r>
-        <w:rPr>
-          <w:lang w:val="ar_AE" w:bidi="ar_AE"/>
-        </w:rPr>
-      </w:r>
-      <w:r>
-        <w:rPr>
-          <w:lang w:val="ar_AE" w:bidi="ar_AE"/>
-        </w:rPr>
-      </w:r>
-    </w:p>
-    <w:p>
-      <w:pPr>
-        <w:bidi/>
-      </w:pPr>
-      <w:r>
-        <w:rPr>
-          <w:lang w:val="ar_AE" w:bidi="ar_AE"/>
-        </w:rPr>
-      </w:r>
-    </w:p>
-    <w:p>
-      <w:pPr>
-        <w:bidi/>
-      </w:pPr>
-      <w:r>
-        <w:rPr>
-          <w:lang w:val="ar_AE" w:bidi="ar_AE"/>
-        </w:rPr>
-      </w:r>
-      <w:r>
-        <w:rPr>
-          <w:vertAlign w:val="superscript"/>
+    </w:p>
+    <w:p>
+      <w:pPr>
+        <w:bidi/>
+      </w:pPr>
+      <w:r>
+        <w:rPr>
+          <w:rtl/>
+          <w:cs/>
+          <w:lang w:val="ar_AE" w:bidi="ar_AE"/>
+        </w:rPr>
+      </w:r>
+      <w:r>
+        <w:rPr>
+          <w:vertAlign w:val="superscript"/>
+          <w:rtl/>
+          <w:cs/>
           <w:lang w:val="ar_AE" w:bidi="ar_AE"/>
         </w:rPr>
         <w:t>23</w:t>
       </w:r>
       <w:r>
         <w:rPr>
+          <w:rtl/>
+          <w:cs/>
           <w:lang w:val="ar_AE" w:bidi="ar_AE"/>
         </w:rPr>
         <w:t xml:space="preserve"> ٱلَّذِي إِذْ شُتِمَ لَمْ يَكُنْ يَشْتِمُ عِوَضًا، وَإِذْ تَأَلَّمَ لَمْ يَكُنْ يُهَدِّدُ بَلْ كَانَ يُسَلِّمُ لِمَنْ يَقْضِي بِعَدْلٍ.</w:t>
       </w:r>
-      <w:r>
-        <w:rPr>
-          <w:lang w:val="ar_AE" w:bidi="ar_AE"/>
-        </w:rPr>
-      </w:r>
-      <w:r>
-        <w:rPr>
-          <w:lang w:val="ar_AE" w:bidi="ar_AE"/>
-        </w:rPr>
-      </w:r>
-    </w:p>
-    <w:p>
-      <w:pPr>
-        <w:bidi/>
-      </w:pPr>
-      <w:r>
-        <w:rPr>
-          <w:lang w:val="ar_AE" w:bidi="ar_AE"/>
-        </w:rPr>
-      </w:r>
-    </w:p>
-    <w:p>
-      <w:pPr>
-        <w:bidi/>
-      </w:pPr>
-      <w:r>
-        <w:rPr>
-          <w:lang w:val="ar_AE" w:bidi="ar_AE"/>
-        </w:rPr>
-      </w:r>
-      <w:r>
-        <w:rPr>
-          <w:vertAlign w:val="superscript"/>
+    </w:p>
+    <w:p>
+      <w:pPr>
+        <w:bidi/>
+      </w:pPr>
+      <w:r>
+        <w:rPr>
+          <w:rtl/>
+          <w:cs/>
+          <w:lang w:val="ar_AE" w:bidi="ar_AE"/>
+        </w:rPr>
+      </w:r>
+      <w:r>
+        <w:rPr>
+          <w:vertAlign w:val="superscript"/>
+          <w:rtl/>
+          <w:cs/>
           <w:lang w:val="ar_AE" w:bidi="ar_AE"/>
         </w:rPr>
         <w:t>24</w:t>
       </w:r>
       <w:r>
         <w:rPr>
+          <w:rtl/>
+          <w:cs/>
           <w:lang w:val="ar_AE" w:bidi="ar_AE"/>
         </w:rPr>
         <w:t xml:space="preserve"> ٱلَّذِي حَمَلَ هُوَ نَفْسُهُ خَطَايَانَا فِي جَسَدِهِ عَلَى ٱلْخَشَبَةِ، لِكَيْ نَمُوتَ عَنِ ٱلْخَطَايَا فَنَحْيَا لِلْبِرِّ. ٱلَّذِي بِجَلْدَتِهِ شُفِيتُمْ.</w:t>
       </w:r>
-      <w:r>
-        <w:rPr>
-          <w:lang w:val="ar_AE" w:bidi="ar_AE"/>
-        </w:rPr>
-      </w:r>
-      <w:r>
-        <w:rPr>
-          <w:lang w:val="ar_AE" w:bidi="ar_AE"/>
-        </w:rPr>
-      </w:r>
-    </w:p>
-    <w:p>
-      <w:pPr>
-        <w:bidi/>
-      </w:pPr>
-      <w:r>
-        <w:rPr>
-          <w:lang w:val="ar_AE" w:bidi="ar_AE"/>
-        </w:rPr>
-      </w:r>
-    </w:p>
-    <w:p>
-      <w:pPr>
-        <w:bidi/>
-      </w:pPr>
-      <w:r>
-        <w:rPr>
-          <w:lang w:val="ar_AE" w:bidi="ar_AE"/>
-        </w:rPr>
-      </w:r>
-      <w:r>
-        <w:rPr>
-          <w:vertAlign w:val="superscript"/>
+    </w:p>
+    <w:p>
+      <w:pPr>
+        <w:bidi/>
+      </w:pPr>
+      <w:r>
+        <w:rPr>
+          <w:rtl/>
+          <w:cs/>
+          <w:lang w:val="ar_AE" w:bidi="ar_AE"/>
+        </w:rPr>
+      </w:r>
+      <w:r>
+        <w:rPr>
+          <w:vertAlign w:val="superscript"/>
+          <w:rtl/>
+          <w:cs/>
           <w:lang w:val="ar_AE" w:bidi="ar_AE"/>
         </w:rPr>
         <w:t>25</w:t>
       </w:r>
       <w:r>
         <w:rPr>
+          <w:rtl/>
+          <w:cs/>
           <w:lang w:val="ar_AE" w:bidi="ar_AE"/>
         </w:rPr>
         <w:t xml:space="preserve"> لِأَنَّكُمْ كُنْتُمْ كَخِرَافٍ ضَالَّةٍ، لَكِنَّكُمْ رَجَعْتُمُ ٱلْآنَ إِلَى رَاعِي نُفُوسِكُمْ وَأُسْقُفِهَا.</w:t>
       </w:r>
-      <w:r>
-        <w:rPr>
-          <w:lang w:val="ar_AE" w:bidi="ar_AE"/>
-        </w:rPr>
-      </w:r>
-      <w:r>
-        <w:rPr>
-          <w:lang w:val="ar_AE" w:bidi="ar_AE"/>
-        </w:rPr>
-      </w:r>
-    </w:p>
-    <w:p>
-      <w:pPr>
-        <w:bidi/>
-      </w:pPr>
-      <w:r>
-        <w:rPr>
-          <w:lang w:val="ar_AE" w:bidi="ar_AE"/>
-        </w:rPr>
-      </w:r>
     </w:p>
     <w:p>
       <w:pPr>
@@ -2425,961 +1728,657 @@
       </w:pPr>
       <w:r>
         <w:rPr>
+          <w:rtl/>
+          <w:cs/>
           <w:lang w:val="ar_AE" w:bidi="ar_AE"/>
         </w:rPr>
         <w:t>1 Peter 3:1</w:t>
       </w:r>
       <w:r>
         <w:rPr>
-          <w:lang w:val="ar_AE" w:bidi="ar_AE"/>
-        </w:rPr>
-      </w:r>
-    </w:p>
-    <w:p>
-      <w:pPr>
-        <w:bidi/>
-      </w:pPr>
-      <w:r>
-        <w:rPr>
-          <w:lang w:val="ar_AE" w:bidi="ar_AE"/>
-        </w:rPr>
-      </w:r>
-      <w:r>
-        <w:rPr>
-          <w:vertAlign w:val="superscript"/>
+          <w:rtl/>
+          <w:cs/>
+          <w:lang w:val="ar_AE" w:bidi="ar_AE"/>
+        </w:rPr>
+      </w:r>
+    </w:p>
+    <w:p>
+      <w:pPr>
+        <w:bidi/>
+      </w:pPr>
+      <w:r>
+        <w:rPr>
+          <w:rtl/>
+          <w:cs/>
+          <w:lang w:val="ar_AE" w:bidi="ar_AE"/>
+        </w:rPr>
+      </w:r>
+      <w:r>
+        <w:rPr>
+          <w:vertAlign w:val="superscript"/>
+          <w:rtl/>
+          <w:cs/>
           <w:lang w:val="ar_AE" w:bidi="ar_AE"/>
         </w:rPr>
         <w:t>1</w:t>
       </w:r>
       <w:r>
         <w:rPr>
+          <w:rtl/>
+          <w:cs/>
           <w:lang w:val="ar_AE" w:bidi="ar_AE"/>
         </w:rPr>
         <w:t xml:space="preserve"> كَذَلِكُنَّ أَيَّتُهَا ٱلنِّسَاءُ، كُنَّ خَاضِعَاتٍ لِرِجَالِكُنَّ، حَتَّى وَإِنْ كَانَ ٱلْبَعْضُ لَا يُطِيعُونَ ٱلْكَلِمَةَ، يُرْبَحُونَ بِسِيرَةِ ٱلنِّسَاءِ بِدُونِ كَلِمَةٍ،</w:t>
       </w:r>
-      <w:r>
-        <w:rPr>
-          <w:lang w:val="ar_AE" w:bidi="ar_AE"/>
-        </w:rPr>
-      </w:r>
-      <w:r>
-        <w:rPr>
-          <w:lang w:val="ar_AE" w:bidi="ar_AE"/>
-        </w:rPr>
-      </w:r>
-    </w:p>
-    <w:p>
-      <w:pPr>
-        <w:bidi/>
-      </w:pPr>
-      <w:r>
-        <w:rPr>
-          <w:lang w:val="ar_AE" w:bidi="ar_AE"/>
-        </w:rPr>
-      </w:r>
-    </w:p>
-    <w:p>
-      <w:pPr>
-        <w:bidi/>
-      </w:pPr>
-      <w:r>
-        <w:rPr>
-          <w:lang w:val="ar_AE" w:bidi="ar_AE"/>
-        </w:rPr>
-      </w:r>
-      <w:r>
-        <w:rPr>
-          <w:vertAlign w:val="superscript"/>
+    </w:p>
+    <w:p>
+      <w:pPr>
+        <w:bidi/>
+      </w:pPr>
+      <w:r>
+        <w:rPr>
+          <w:rtl/>
+          <w:cs/>
+          <w:lang w:val="ar_AE" w:bidi="ar_AE"/>
+        </w:rPr>
+      </w:r>
+      <w:r>
+        <w:rPr>
+          <w:vertAlign w:val="superscript"/>
+          <w:rtl/>
+          <w:cs/>
           <w:lang w:val="ar_AE" w:bidi="ar_AE"/>
         </w:rPr>
         <w:t>2</w:t>
       </w:r>
       <w:r>
         <w:rPr>
+          <w:rtl/>
+          <w:cs/>
           <w:lang w:val="ar_AE" w:bidi="ar_AE"/>
         </w:rPr>
         <w:t xml:space="preserve"> مُلَاحِظِينَ سِيرَتَكُنَّ ٱلطَّاهِرَةَ بِخَوْفٍ.</w:t>
       </w:r>
-      <w:r>
-        <w:rPr>
-          <w:lang w:val="ar_AE" w:bidi="ar_AE"/>
-        </w:rPr>
-      </w:r>
-      <w:r>
-        <w:rPr>
-          <w:lang w:val="ar_AE" w:bidi="ar_AE"/>
-        </w:rPr>
-      </w:r>
-    </w:p>
-    <w:p>
-      <w:pPr>
-        <w:bidi/>
-      </w:pPr>
-      <w:r>
-        <w:rPr>
-          <w:lang w:val="ar_AE" w:bidi="ar_AE"/>
-        </w:rPr>
-      </w:r>
-    </w:p>
-    <w:p>
-      <w:pPr>
-        <w:bidi/>
-      </w:pPr>
-      <w:r>
-        <w:rPr>
-          <w:lang w:val="ar_AE" w:bidi="ar_AE"/>
-        </w:rPr>
-      </w:r>
-      <w:r>
-        <w:rPr>
-          <w:vertAlign w:val="superscript"/>
+    </w:p>
+    <w:p>
+      <w:pPr>
+        <w:bidi/>
+      </w:pPr>
+      <w:r>
+        <w:rPr>
+          <w:rtl/>
+          <w:cs/>
+          <w:lang w:val="ar_AE" w:bidi="ar_AE"/>
+        </w:rPr>
+      </w:r>
+      <w:r>
+        <w:rPr>
+          <w:vertAlign w:val="superscript"/>
+          <w:rtl/>
+          <w:cs/>
           <w:lang w:val="ar_AE" w:bidi="ar_AE"/>
         </w:rPr>
         <w:t>3</w:t>
       </w:r>
       <w:r>
         <w:rPr>
+          <w:rtl/>
+          <w:cs/>
           <w:lang w:val="ar_AE" w:bidi="ar_AE"/>
         </w:rPr>
         <w:t xml:space="preserve"> وَلَا تَكُنْ زِينَتُكُنَّ ٱلزِّينَةَ ٱلْخَارِجِيَّةَ، مِنْ ضَفْرِ ٱلشَّعْرِ وَٱلتَّحَلِّي بِٱلذَّهَبِ وَلِبْسِ ٱلثِّيَابِ،</w:t>
       </w:r>
-      <w:r>
-        <w:rPr>
-          <w:lang w:val="ar_AE" w:bidi="ar_AE"/>
-        </w:rPr>
-      </w:r>
-      <w:r>
-        <w:rPr>
-          <w:lang w:val="ar_AE" w:bidi="ar_AE"/>
-        </w:rPr>
-      </w:r>
-    </w:p>
-    <w:p>
-      <w:pPr>
-        <w:bidi/>
-      </w:pPr>
-      <w:r>
-        <w:rPr>
-          <w:lang w:val="ar_AE" w:bidi="ar_AE"/>
-        </w:rPr>
-      </w:r>
-    </w:p>
-    <w:p>
-      <w:pPr>
-        <w:bidi/>
-      </w:pPr>
-      <w:r>
-        <w:rPr>
-          <w:lang w:val="ar_AE" w:bidi="ar_AE"/>
-        </w:rPr>
-      </w:r>
-      <w:r>
-        <w:rPr>
-          <w:vertAlign w:val="superscript"/>
+    </w:p>
+    <w:p>
+      <w:pPr>
+        <w:bidi/>
+      </w:pPr>
+      <w:r>
+        <w:rPr>
+          <w:rtl/>
+          <w:cs/>
+          <w:lang w:val="ar_AE" w:bidi="ar_AE"/>
+        </w:rPr>
+      </w:r>
+      <w:r>
+        <w:rPr>
+          <w:vertAlign w:val="superscript"/>
+          <w:rtl/>
+          <w:cs/>
           <w:lang w:val="ar_AE" w:bidi="ar_AE"/>
         </w:rPr>
         <w:t>4</w:t>
       </w:r>
       <w:r>
         <w:rPr>
+          <w:rtl/>
+          <w:cs/>
           <w:lang w:val="ar_AE" w:bidi="ar_AE"/>
         </w:rPr>
         <w:t xml:space="preserve"> بَلْ إِنْسَانَ ٱلْقَلْبِ ٱلْخَفِيَّ فِي ٱلْعَدِيمَةِ ٱلْفَسَادِ، زِينَةَ ٱلرُّوحِ ٱلْوَدِيعِ ٱلْهَادِئ، ٱلَّذِي هُوَ قُدَّامَ ٱللهِ كَثِيرُ ٱلثَّمَنِ.</w:t>
       </w:r>
-      <w:r>
-        <w:rPr>
-          <w:lang w:val="ar_AE" w:bidi="ar_AE"/>
-        </w:rPr>
-      </w:r>
-      <w:r>
-        <w:rPr>
-          <w:lang w:val="ar_AE" w:bidi="ar_AE"/>
-        </w:rPr>
-      </w:r>
-    </w:p>
-    <w:p>
-      <w:pPr>
-        <w:bidi/>
-      </w:pPr>
-      <w:r>
-        <w:rPr>
-          <w:lang w:val="ar_AE" w:bidi="ar_AE"/>
-        </w:rPr>
-      </w:r>
-    </w:p>
-    <w:p>
-      <w:pPr>
-        <w:bidi/>
-      </w:pPr>
-      <w:r>
-        <w:rPr>
-          <w:lang w:val="ar_AE" w:bidi="ar_AE"/>
-        </w:rPr>
-      </w:r>
-      <w:r>
-        <w:rPr>
-          <w:vertAlign w:val="superscript"/>
+    </w:p>
+    <w:p>
+      <w:pPr>
+        <w:bidi/>
+      </w:pPr>
+      <w:r>
+        <w:rPr>
+          <w:rtl/>
+          <w:cs/>
+          <w:lang w:val="ar_AE" w:bidi="ar_AE"/>
+        </w:rPr>
+      </w:r>
+      <w:r>
+        <w:rPr>
+          <w:vertAlign w:val="superscript"/>
+          <w:rtl/>
+          <w:cs/>
           <w:lang w:val="ar_AE" w:bidi="ar_AE"/>
         </w:rPr>
         <w:t>5</w:t>
       </w:r>
       <w:r>
         <w:rPr>
+          <w:rtl/>
+          <w:cs/>
           <w:lang w:val="ar_AE" w:bidi="ar_AE"/>
         </w:rPr>
         <w:t xml:space="preserve"> فَإِنَّهُ هَكَذَا كَانَتْ قَدِيمًا ٱلنِّسَاءُ ٱلْقِدِّيسَاتُ أَيْضًا ٱلْمُتَوَكِّلَاتُ عَلَى ٱللهِ، يُزَيِّنَّ أَنْفُسَهُنَّ خَاضِعَاتٍ لِرِجَالِهِنَّ،</w:t>
       </w:r>
-      <w:r>
-        <w:rPr>
-          <w:lang w:val="ar_AE" w:bidi="ar_AE"/>
-        </w:rPr>
-      </w:r>
-      <w:r>
-        <w:rPr>
-          <w:lang w:val="ar_AE" w:bidi="ar_AE"/>
-        </w:rPr>
-      </w:r>
-    </w:p>
-    <w:p>
-      <w:pPr>
-        <w:bidi/>
-      </w:pPr>
-      <w:r>
-        <w:rPr>
-          <w:lang w:val="ar_AE" w:bidi="ar_AE"/>
-        </w:rPr>
-      </w:r>
-    </w:p>
-    <w:p>
-      <w:pPr>
-        <w:bidi/>
-      </w:pPr>
-      <w:r>
-        <w:rPr>
-          <w:lang w:val="ar_AE" w:bidi="ar_AE"/>
-        </w:rPr>
-      </w:r>
-      <w:r>
-        <w:rPr>
-          <w:vertAlign w:val="superscript"/>
+    </w:p>
+    <w:p>
+      <w:pPr>
+        <w:bidi/>
+      </w:pPr>
+      <w:r>
+        <w:rPr>
+          <w:rtl/>
+          <w:cs/>
+          <w:lang w:val="ar_AE" w:bidi="ar_AE"/>
+        </w:rPr>
+      </w:r>
+      <w:r>
+        <w:rPr>
+          <w:vertAlign w:val="superscript"/>
+          <w:rtl/>
+          <w:cs/>
           <w:lang w:val="ar_AE" w:bidi="ar_AE"/>
         </w:rPr>
         <w:t>6</w:t>
       </w:r>
       <w:r>
         <w:rPr>
+          <w:rtl/>
+          <w:cs/>
           <w:lang w:val="ar_AE" w:bidi="ar_AE"/>
         </w:rPr>
         <w:t xml:space="preserve"> كَمَا كَانَتْ سَارَةُ تُطِيعُ إِبْرَاهِيمَ دَاعِيَةً إِيَّاهُ «سَيِّدَهَا». ٱلَّتِي صِرْتُنَّ أَوْلَادَهَا، صَانِعَاتٍ خَيْرًا، وَغَيْرَ خَائِفَاتٍ خَوْفًا ٱلْبَتَّةَ.</w:t>
       </w:r>
-      <w:r>
-        <w:rPr>
-          <w:lang w:val="ar_AE" w:bidi="ar_AE"/>
-        </w:rPr>
-      </w:r>
-      <w:r>
-        <w:rPr>
-          <w:lang w:val="ar_AE" w:bidi="ar_AE"/>
-        </w:rPr>
-      </w:r>
-    </w:p>
-    <w:p>
-      <w:pPr>
-        <w:bidi/>
-      </w:pPr>
-      <w:r>
-        <w:rPr>
-          <w:lang w:val="ar_AE" w:bidi="ar_AE"/>
-        </w:rPr>
-      </w:r>
-    </w:p>
-    <w:p>
-      <w:pPr>
-        <w:bidi/>
-      </w:pPr>
-      <w:r>
-        <w:rPr>
-          <w:lang w:val="ar_AE" w:bidi="ar_AE"/>
-        </w:rPr>
-      </w:r>
-      <w:r>
-        <w:rPr>
-          <w:vertAlign w:val="superscript"/>
+    </w:p>
+    <w:p>
+      <w:pPr>
+        <w:bidi/>
+      </w:pPr>
+      <w:r>
+        <w:rPr>
+          <w:rtl/>
+          <w:cs/>
+          <w:lang w:val="ar_AE" w:bidi="ar_AE"/>
+        </w:rPr>
+      </w:r>
+      <w:r>
+        <w:rPr>
+          <w:vertAlign w:val="superscript"/>
+          <w:rtl/>
+          <w:cs/>
           <w:lang w:val="ar_AE" w:bidi="ar_AE"/>
         </w:rPr>
         <w:t>7</w:t>
       </w:r>
       <w:r>
         <w:rPr>
+          <w:rtl/>
+          <w:cs/>
           <w:lang w:val="ar_AE" w:bidi="ar_AE"/>
         </w:rPr>
         <w:t xml:space="preserve"> كَذَلِكُمْ أَيُّهَا ٱلرِّجَالُ، كُونُوا سَاكِنِينَ بِحَسَبِ ٱلْفِطْنَةِ مَعَ ٱلْإِنَاءِ ٱلنِّسَائِيِّ كَٱلْأَضْعَفِ، مُعْطِينَ إِيَّاهُنَّ كَرَامَةً، كَٱلْوَارِثَاتِ أَيْضًا مَعَكُمْ نِعْمَةَ ٱلْحَيَاةِ، لِكَيْ لَا تُعَاقَ صَلَوَاتُكُمْ.</w:t>
       </w:r>
-      <w:r>
-        <w:rPr>
-          <w:lang w:val="ar_AE" w:bidi="ar_AE"/>
-        </w:rPr>
-      </w:r>
-      <w:r>
-        <w:rPr>
-          <w:lang w:val="ar_AE" w:bidi="ar_AE"/>
-        </w:rPr>
-      </w:r>
-    </w:p>
-    <w:p>
-      <w:pPr>
-        <w:bidi/>
-      </w:pPr>
-      <w:r>
-        <w:rPr>
-          <w:lang w:val="ar_AE" w:bidi="ar_AE"/>
-        </w:rPr>
-      </w:r>
-    </w:p>
-    <w:p>
-      <w:pPr>
-        <w:bidi/>
-      </w:pPr>
-      <w:r>
-        <w:rPr>
-          <w:lang w:val="ar_AE" w:bidi="ar_AE"/>
-        </w:rPr>
-      </w:r>
-      <w:r>
-        <w:rPr>
-          <w:vertAlign w:val="superscript"/>
+    </w:p>
+    <w:p>
+      <w:pPr>
+        <w:bidi/>
+      </w:pPr>
+      <w:r>
+        <w:rPr>
+          <w:rtl/>
+          <w:cs/>
+          <w:lang w:val="ar_AE" w:bidi="ar_AE"/>
+        </w:rPr>
+      </w:r>
+      <w:r>
+        <w:rPr>
+          <w:vertAlign w:val="superscript"/>
+          <w:rtl/>
+          <w:cs/>
           <w:lang w:val="ar_AE" w:bidi="ar_AE"/>
         </w:rPr>
         <w:t>8</w:t>
       </w:r>
       <w:r>
         <w:rPr>
+          <w:rtl/>
+          <w:cs/>
           <w:lang w:val="ar_AE" w:bidi="ar_AE"/>
         </w:rPr>
         <w:t xml:space="preserve"> وَٱلنِّهَايَةُ، كُونُوا جَمِيعًا مُتَّحِدِي ٱلرَّأْيِ بِحِسٍّ وَاحِدٍ، ذَوِي مَحَبَّةٍ أَخَوِيَّةٍ، مُشْفِقِينَ، لُطَفَاءَ،</w:t>
       </w:r>
-      <w:r>
-        <w:rPr>
-          <w:lang w:val="ar_AE" w:bidi="ar_AE"/>
-        </w:rPr>
-      </w:r>
-      <w:r>
-        <w:rPr>
-          <w:lang w:val="ar_AE" w:bidi="ar_AE"/>
-        </w:rPr>
-      </w:r>
-    </w:p>
-    <w:p>
-      <w:pPr>
-        <w:bidi/>
-      </w:pPr>
-      <w:r>
-        <w:rPr>
-          <w:lang w:val="ar_AE" w:bidi="ar_AE"/>
-        </w:rPr>
-      </w:r>
-    </w:p>
-    <w:p>
-      <w:pPr>
-        <w:bidi/>
-      </w:pPr>
-      <w:r>
-        <w:rPr>
-          <w:lang w:val="ar_AE" w:bidi="ar_AE"/>
-        </w:rPr>
-      </w:r>
-      <w:r>
-        <w:rPr>
-          <w:vertAlign w:val="superscript"/>
+    </w:p>
+    <w:p>
+      <w:pPr>
+        <w:bidi/>
+      </w:pPr>
+      <w:r>
+        <w:rPr>
+          <w:rtl/>
+          <w:cs/>
+          <w:lang w:val="ar_AE" w:bidi="ar_AE"/>
+        </w:rPr>
+      </w:r>
+      <w:r>
+        <w:rPr>
+          <w:vertAlign w:val="superscript"/>
+          <w:rtl/>
+          <w:cs/>
           <w:lang w:val="ar_AE" w:bidi="ar_AE"/>
         </w:rPr>
         <w:t>9</w:t>
       </w:r>
       <w:r>
         <w:rPr>
+          <w:rtl/>
+          <w:cs/>
           <w:lang w:val="ar_AE" w:bidi="ar_AE"/>
         </w:rPr>
         <w:t xml:space="preserve"> غَيْرَ مُجَازِينَ عَنْ شَرٍّ بِشَرٍّ أَوْ عَنْ شَتِيمَةٍ بِشَتِيمَةٍ، بَلْ بِٱلْعَكْسِ مُبَارِكِينَ، عَالِمِينَ أَنَّكُمْ لِهَذَا دُعِيتُمْ لِكَيْ تَرِثُوا بَرَكَةً.</w:t>
       </w:r>
-      <w:r>
-        <w:rPr>
-          <w:lang w:val="ar_AE" w:bidi="ar_AE"/>
-        </w:rPr>
-      </w:r>
-      <w:r>
-        <w:rPr>
-          <w:lang w:val="ar_AE" w:bidi="ar_AE"/>
-        </w:rPr>
-      </w:r>
-    </w:p>
-    <w:p>
-      <w:pPr>
-        <w:bidi/>
-      </w:pPr>
-      <w:r>
-        <w:rPr>
-          <w:lang w:val="ar_AE" w:bidi="ar_AE"/>
-        </w:rPr>
-      </w:r>
-    </w:p>
-    <w:p>
-      <w:pPr>
-        <w:bidi/>
-      </w:pPr>
-      <w:r>
-        <w:rPr>
-          <w:lang w:val="ar_AE" w:bidi="ar_AE"/>
-        </w:rPr>
-      </w:r>
-      <w:r>
-        <w:rPr>
-          <w:vertAlign w:val="superscript"/>
+    </w:p>
+    <w:p>
+      <w:pPr>
+        <w:bidi/>
+      </w:pPr>
+      <w:r>
+        <w:rPr>
+          <w:rtl/>
+          <w:cs/>
+          <w:lang w:val="ar_AE" w:bidi="ar_AE"/>
+        </w:rPr>
+      </w:r>
+      <w:r>
+        <w:rPr>
+          <w:vertAlign w:val="superscript"/>
+          <w:rtl/>
+          <w:cs/>
           <w:lang w:val="ar_AE" w:bidi="ar_AE"/>
         </w:rPr>
         <w:t>10</w:t>
       </w:r>
       <w:r>
         <w:rPr>
+          <w:rtl/>
+          <w:cs/>
           <w:lang w:val="ar_AE" w:bidi="ar_AE"/>
         </w:rPr>
         <w:t xml:space="preserve"> لِأَنَّ: «مَنْ أَرَادَ أَنْ يُحِبَّ ٱلْحَيَاةَ، وَيَرَى أَيَّامًا صَالِحَةً، فَلْيَكْفُفْ لِسَانَهُ عَنِ ٱلشَّرِّ، وَشَفَتَيْهِ أَنْ تَتَكَلَّمَا بِٱلْمَكْرِ،</w:t>
       </w:r>
-      <w:r>
-        <w:rPr>
-          <w:lang w:val="ar_AE" w:bidi="ar_AE"/>
-        </w:rPr>
-      </w:r>
-      <w:r>
-        <w:rPr>
-          <w:lang w:val="ar_AE" w:bidi="ar_AE"/>
-        </w:rPr>
-      </w:r>
-    </w:p>
-    <w:p>
-      <w:pPr>
-        <w:bidi/>
-      </w:pPr>
-      <w:r>
-        <w:rPr>
-          <w:lang w:val="ar_AE" w:bidi="ar_AE"/>
-        </w:rPr>
-      </w:r>
-    </w:p>
-    <w:p>
-      <w:pPr>
-        <w:bidi/>
-      </w:pPr>
-      <w:r>
-        <w:rPr>
-          <w:lang w:val="ar_AE" w:bidi="ar_AE"/>
-        </w:rPr>
-      </w:r>
-      <w:r>
-        <w:rPr>
-          <w:vertAlign w:val="superscript"/>
+    </w:p>
+    <w:p>
+      <w:pPr>
+        <w:bidi/>
+      </w:pPr>
+      <w:r>
+        <w:rPr>
+          <w:rtl/>
+          <w:cs/>
+          <w:lang w:val="ar_AE" w:bidi="ar_AE"/>
+        </w:rPr>
+      </w:r>
+      <w:r>
+        <w:rPr>
+          <w:vertAlign w:val="superscript"/>
+          <w:rtl/>
+          <w:cs/>
           <w:lang w:val="ar_AE" w:bidi="ar_AE"/>
         </w:rPr>
         <w:t>11</w:t>
       </w:r>
       <w:r>
         <w:rPr>
+          <w:rtl/>
+          <w:cs/>
           <w:lang w:val="ar_AE" w:bidi="ar_AE"/>
         </w:rPr>
         <w:t xml:space="preserve"> لِيُعْرِضْ عَنِ ٱلشَّرِّ، وَيَصْنَعِ ٱلْخَيْرَ، لِيَطْلُبِ ٱلسَّلَامَ، وَيَجِدَّ فِي أَثَرِهِ.</w:t>
       </w:r>
-      <w:r>
-        <w:rPr>
-          <w:lang w:val="ar_AE" w:bidi="ar_AE"/>
-        </w:rPr>
-      </w:r>
-      <w:r>
-        <w:rPr>
-          <w:lang w:val="ar_AE" w:bidi="ar_AE"/>
-        </w:rPr>
-      </w:r>
-    </w:p>
-    <w:p>
-      <w:pPr>
-        <w:bidi/>
-      </w:pPr>
-      <w:r>
-        <w:rPr>
-          <w:lang w:val="ar_AE" w:bidi="ar_AE"/>
-        </w:rPr>
-      </w:r>
-    </w:p>
-    <w:p>
-      <w:pPr>
-        <w:bidi/>
-      </w:pPr>
-      <w:r>
-        <w:rPr>
-          <w:lang w:val="ar_AE" w:bidi="ar_AE"/>
-        </w:rPr>
-      </w:r>
-      <w:r>
-        <w:rPr>
-          <w:vertAlign w:val="superscript"/>
+    </w:p>
+    <w:p>
+      <w:pPr>
+        <w:bidi/>
+      </w:pPr>
+      <w:r>
+        <w:rPr>
+          <w:rtl/>
+          <w:cs/>
+          <w:lang w:val="ar_AE" w:bidi="ar_AE"/>
+        </w:rPr>
+      </w:r>
+      <w:r>
+        <w:rPr>
+          <w:vertAlign w:val="superscript"/>
+          <w:rtl/>
+          <w:cs/>
           <w:lang w:val="ar_AE" w:bidi="ar_AE"/>
         </w:rPr>
         <w:t>12</w:t>
       </w:r>
       <w:r>
         <w:rPr>
+          <w:rtl/>
+          <w:cs/>
           <w:lang w:val="ar_AE" w:bidi="ar_AE"/>
         </w:rPr>
         <w:t xml:space="preserve"> لِأَنَّ عَيْنَيِ ٱلرَّبِّ عَلَى ٱلْأَبْرَارِ، وَأُذْنَيْهِ إِلَى طَلِبَتِهِمْ، وَلَكِنَّ وَجْهَ ٱلرَّبِّ ضِدُّ فَاعِلِي ٱلشَّرِّ».</w:t>
       </w:r>
-      <w:r>
-        <w:rPr>
-          <w:lang w:val="ar_AE" w:bidi="ar_AE"/>
-        </w:rPr>
-      </w:r>
-      <w:r>
-        <w:rPr>
-          <w:lang w:val="ar_AE" w:bidi="ar_AE"/>
-        </w:rPr>
-      </w:r>
-    </w:p>
-    <w:p>
-      <w:pPr>
-        <w:bidi/>
-      </w:pPr>
-      <w:r>
-        <w:rPr>
-          <w:lang w:val="ar_AE" w:bidi="ar_AE"/>
-        </w:rPr>
-      </w:r>
-    </w:p>
-    <w:p>
-      <w:pPr>
-        <w:bidi/>
-      </w:pPr>
-      <w:r>
-        <w:rPr>
-          <w:lang w:val="ar_AE" w:bidi="ar_AE"/>
-        </w:rPr>
-      </w:r>
-      <w:r>
-        <w:rPr>
-          <w:vertAlign w:val="superscript"/>
+    </w:p>
+    <w:p>
+      <w:pPr>
+        <w:bidi/>
+      </w:pPr>
+      <w:r>
+        <w:rPr>
+          <w:rtl/>
+          <w:cs/>
+          <w:lang w:val="ar_AE" w:bidi="ar_AE"/>
+        </w:rPr>
+      </w:r>
+      <w:r>
+        <w:rPr>
+          <w:vertAlign w:val="superscript"/>
+          <w:rtl/>
+          <w:cs/>
           <w:lang w:val="ar_AE" w:bidi="ar_AE"/>
         </w:rPr>
         <w:t>13</w:t>
       </w:r>
       <w:r>
         <w:rPr>
+          <w:rtl/>
+          <w:cs/>
           <w:lang w:val="ar_AE" w:bidi="ar_AE"/>
         </w:rPr>
         <w:t xml:space="preserve"> فَمَنْ يُؤْذِيكُمْ إِنْ كُنْتُمْ مُتَمَثِّلِينَ بِٱلْخَيْرِ؟</w:t>
       </w:r>
-      <w:r>
-        <w:rPr>
-          <w:lang w:val="ar_AE" w:bidi="ar_AE"/>
-        </w:rPr>
-      </w:r>
-      <w:r>
-        <w:rPr>
-          <w:lang w:val="ar_AE" w:bidi="ar_AE"/>
-        </w:rPr>
-      </w:r>
-    </w:p>
-    <w:p>
-      <w:pPr>
-        <w:bidi/>
-      </w:pPr>
-      <w:r>
-        <w:rPr>
-          <w:lang w:val="ar_AE" w:bidi="ar_AE"/>
-        </w:rPr>
-      </w:r>
-    </w:p>
-    <w:p>
-      <w:pPr>
-        <w:bidi/>
-      </w:pPr>
-      <w:r>
-        <w:rPr>
-          <w:lang w:val="ar_AE" w:bidi="ar_AE"/>
-        </w:rPr>
-      </w:r>
-      <w:r>
-        <w:rPr>
-          <w:vertAlign w:val="superscript"/>
+    </w:p>
+    <w:p>
+      <w:pPr>
+        <w:bidi/>
+      </w:pPr>
+      <w:r>
+        <w:rPr>
+          <w:rtl/>
+          <w:cs/>
+          <w:lang w:val="ar_AE" w:bidi="ar_AE"/>
+        </w:rPr>
+      </w:r>
+      <w:r>
+        <w:rPr>
+          <w:vertAlign w:val="superscript"/>
+          <w:rtl/>
+          <w:cs/>
           <w:lang w:val="ar_AE" w:bidi="ar_AE"/>
         </w:rPr>
         <w:t>14</w:t>
       </w:r>
       <w:r>
         <w:rPr>
+          <w:rtl/>
+          <w:cs/>
           <w:lang w:val="ar_AE" w:bidi="ar_AE"/>
         </w:rPr>
         <w:t xml:space="preserve"> وَلَكِنْ وَإِنْ تَأَلَّمْتُمْ مِنْ أَجْلِ ٱلْبِرِّ، فَطُوبَاكُمْ. وَأَمَّا خَوْفَهُمْ فَلَا تَخَافُوهُ وَلَا تَضْطَرِبُوا،</w:t>
       </w:r>
-      <w:r>
-        <w:rPr>
-          <w:lang w:val="ar_AE" w:bidi="ar_AE"/>
-        </w:rPr>
-      </w:r>
-      <w:r>
-        <w:rPr>
-          <w:lang w:val="ar_AE" w:bidi="ar_AE"/>
-        </w:rPr>
-      </w:r>
-    </w:p>
-    <w:p>
-      <w:pPr>
-        <w:bidi/>
-      </w:pPr>
-      <w:r>
-        <w:rPr>
-          <w:lang w:val="ar_AE" w:bidi="ar_AE"/>
-        </w:rPr>
-      </w:r>
-    </w:p>
-    <w:p>
-      <w:pPr>
-        <w:bidi/>
-      </w:pPr>
-      <w:r>
-        <w:rPr>
-          <w:lang w:val="ar_AE" w:bidi="ar_AE"/>
-        </w:rPr>
-      </w:r>
-      <w:r>
-        <w:rPr>
-          <w:vertAlign w:val="superscript"/>
+    </w:p>
+    <w:p>
+      <w:pPr>
+        <w:bidi/>
+      </w:pPr>
+      <w:r>
+        <w:rPr>
+          <w:rtl/>
+          <w:cs/>
+          <w:lang w:val="ar_AE" w:bidi="ar_AE"/>
+        </w:rPr>
+      </w:r>
+      <w:r>
+        <w:rPr>
+          <w:vertAlign w:val="superscript"/>
+          <w:rtl/>
+          <w:cs/>
           <w:lang w:val="ar_AE" w:bidi="ar_AE"/>
         </w:rPr>
         <w:t>15</w:t>
       </w:r>
       <w:r>
         <w:rPr>
+          <w:rtl/>
+          <w:cs/>
           <w:lang w:val="ar_AE" w:bidi="ar_AE"/>
         </w:rPr>
         <w:t xml:space="preserve"> بَلْ قَدِّسُوا ٱلرَّبَّ ٱلْإِلَهَ فِي قُلُوبِكُمْ، مُسْتَعِدِّينَ دَائِمًا لِمُجَاوَبَةِ كُلِّ مَنْ يَسْأَلُكُمْ عَنْ سَبَبِ ٱلرَّجَاءِ ٱلَّذِي فِيكُمْ، بِوَدَاعَةٍ وَخَوْفٍ،</w:t>
       </w:r>
-      <w:r>
-        <w:rPr>
-          <w:lang w:val="ar_AE" w:bidi="ar_AE"/>
-        </w:rPr>
-      </w:r>
-      <w:r>
-        <w:rPr>
-          <w:lang w:val="ar_AE" w:bidi="ar_AE"/>
-        </w:rPr>
-      </w:r>
-    </w:p>
-    <w:p>
-      <w:pPr>
-        <w:bidi/>
-      </w:pPr>
-      <w:r>
-        <w:rPr>
-          <w:lang w:val="ar_AE" w:bidi="ar_AE"/>
-        </w:rPr>
-      </w:r>
-    </w:p>
-    <w:p>
-      <w:pPr>
-        <w:bidi/>
-      </w:pPr>
-      <w:r>
-        <w:rPr>
-          <w:lang w:val="ar_AE" w:bidi="ar_AE"/>
-        </w:rPr>
-      </w:r>
-      <w:r>
-        <w:rPr>
-          <w:vertAlign w:val="superscript"/>
+    </w:p>
+    <w:p>
+      <w:pPr>
+        <w:bidi/>
+      </w:pPr>
+      <w:r>
+        <w:rPr>
+          <w:rtl/>
+          <w:cs/>
+          <w:lang w:val="ar_AE" w:bidi="ar_AE"/>
+        </w:rPr>
+      </w:r>
+      <w:r>
+        <w:rPr>
+          <w:vertAlign w:val="superscript"/>
+          <w:rtl/>
+          <w:cs/>
           <w:lang w:val="ar_AE" w:bidi="ar_AE"/>
         </w:rPr>
         <w:t>16</w:t>
       </w:r>
       <w:r>
         <w:rPr>
+          <w:rtl/>
+          <w:cs/>
           <w:lang w:val="ar_AE" w:bidi="ar_AE"/>
         </w:rPr>
         <w:t xml:space="preserve"> وَلَكُمْ ضَمِيرٌ صَالِحٌ، لِكَيْ يَكُونَ ٱلَّذِينَ يَشْتِمُونَ سِيرَتَكُمُ ٱلصَّالِحَةَ فِي ٱلْمَسِيحِ، يُخْزَوْنَ فِي مَا يَفْتَرُونَ عَلَيْكُمْ كَفَاعِلِي شَرٍّ.</w:t>
       </w:r>
-      <w:r>
-        <w:rPr>
-          <w:lang w:val="ar_AE" w:bidi="ar_AE"/>
-        </w:rPr>
-      </w:r>
-      <w:r>
-        <w:rPr>
-          <w:lang w:val="ar_AE" w:bidi="ar_AE"/>
-        </w:rPr>
-      </w:r>
-    </w:p>
-    <w:p>
-      <w:pPr>
-        <w:bidi/>
-      </w:pPr>
-      <w:r>
-        <w:rPr>
-          <w:lang w:val="ar_AE" w:bidi="ar_AE"/>
-        </w:rPr>
-      </w:r>
-    </w:p>
-    <w:p>
-      <w:pPr>
-        <w:bidi/>
-      </w:pPr>
-      <w:r>
-        <w:rPr>
-          <w:lang w:val="ar_AE" w:bidi="ar_AE"/>
-        </w:rPr>
-      </w:r>
-      <w:r>
-        <w:rPr>
-          <w:vertAlign w:val="superscript"/>
+    </w:p>
+    <w:p>
+      <w:pPr>
+        <w:bidi/>
+      </w:pPr>
+      <w:r>
+        <w:rPr>
+          <w:rtl/>
+          <w:cs/>
+          <w:lang w:val="ar_AE" w:bidi="ar_AE"/>
+        </w:rPr>
+      </w:r>
+      <w:r>
+        <w:rPr>
+          <w:vertAlign w:val="superscript"/>
+          <w:rtl/>
+          <w:cs/>
           <w:lang w:val="ar_AE" w:bidi="ar_AE"/>
         </w:rPr>
         <w:t>17</w:t>
       </w:r>
       <w:r>
         <w:rPr>
+          <w:rtl/>
+          <w:cs/>
           <w:lang w:val="ar_AE" w:bidi="ar_AE"/>
         </w:rPr>
         <w:t xml:space="preserve"> لِأَنَّ تَأَلُّمَكُمْ إِنْ شَاءَتْ مَشِيئَةُ ٱللهِ، وَأَنْتُمْ صَانِعُونَ خَيْرًا، أَفْضَلُ مِنْهُ وَأَنْتُمْ صَانِعُونَ شَرًّا.</w:t>
       </w:r>
-      <w:r>
-        <w:rPr>
-          <w:lang w:val="ar_AE" w:bidi="ar_AE"/>
-        </w:rPr>
-      </w:r>
-      <w:r>
-        <w:rPr>
-          <w:lang w:val="ar_AE" w:bidi="ar_AE"/>
-        </w:rPr>
-      </w:r>
-    </w:p>
-    <w:p>
-      <w:pPr>
-        <w:bidi/>
-      </w:pPr>
-      <w:r>
-        <w:rPr>
-          <w:lang w:val="ar_AE" w:bidi="ar_AE"/>
-        </w:rPr>
-      </w:r>
-    </w:p>
-    <w:p>
-      <w:pPr>
-        <w:bidi/>
-      </w:pPr>
-      <w:r>
-        <w:rPr>
-          <w:lang w:val="ar_AE" w:bidi="ar_AE"/>
-        </w:rPr>
-      </w:r>
-      <w:r>
-        <w:rPr>
-          <w:vertAlign w:val="superscript"/>
+    </w:p>
+    <w:p>
+      <w:pPr>
+        <w:bidi/>
+      </w:pPr>
+      <w:r>
+        <w:rPr>
+          <w:rtl/>
+          <w:cs/>
+          <w:lang w:val="ar_AE" w:bidi="ar_AE"/>
+        </w:rPr>
+      </w:r>
+      <w:r>
+        <w:rPr>
+          <w:vertAlign w:val="superscript"/>
+          <w:rtl/>
+          <w:cs/>
           <w:lang w:val="ar_AE" w:bidi="ar_AE"/>
         </w:rPr>
         <w:t>18</w:t>
       </w:r>
       <w:r>
         <w:rPr>
+          <w:rtl/>
+          <w:cs/>
           <w:lang w:val="ar_AE" w:bidi="ar_AE"/>
         </w:rPr>
         <w:t xml:space="preserve"> فَإِنَّ ٱلْمَسِيحَ أَيْضًا تَأَلَّمَ مَرَّةً وَاحِدَةً مِنْ أَجْلِ ٱلْخَطَايَا، ٱلْبَارُّ مِنْ أَجْلِ ٱلْأَثَمَةِ، لِكَيْ يُقَرِّبَنَا إِلَى ٱللهِ، مُمَاتًا فِي ٱلْجَسَدِ وَلَكِنْ مُحْيىً فِي ٱلرُّوحِ،</w:t>
       </w:r>
-      <w:r>
-        <w:rPr>
-          <w:lang w:val="ar_AE" w:bidi="ar_AE"/>
-        </w:rPr>
-      </w:r>
-      <w:r>
-        <w:rPr>
-          <w:lang w:val="ar_AE" w:bidi="ar_AE"/>
-        </w:rPr>
-      </w:r>
-    </w:p>
-    <w:p>
-      <w:pPr>
-        <w:bidi/>
-      </w:pPr>
-      <w:r>
-        <w:rPr>
-          <w:lang w:val="ar_AE" w:bidi="ar_AE"/>
-        </w:rPr>
-      </w:r>
-    </w:p>
-    <w:p>
-      <w:pPr>
-        <w:bidi/>
-      </w:pPr>
-      <w:r>
-        <w:rPr>
-          <w:lang w:val="ar_AE" w:bidi="ar_AE"/>
-        </w:rPr>
-      </w:r>
-      <w:r>
-        <w:rPr>
-          <w:vertAlign w:val="superscript"/>
+    </w:p>
+    <w:p>
+      <w:pPr>
+        <w:bidi/>
+      </w:pPr>
+      <w:r>
+        <w:rPr>
+          <w:rtl/>
+          <w:cs/>
+          <w:lang w:val="ar_AE" w:bidi="ar_AE"/>
+        </w:rPr>
+      </w:r>
+      <w:r>
+        <w:rPr>
+          <w:vertAlign w:val="superscript"/>
+          <w:rtl/>
+          <w:cs/>
           <w:lang w:val="ar_AE" w:bidi="ar_AE"/>
         </w:rPr>
         <w:t>19</w:t>
       </w:r>
       <w:r>
         <w:rPr>
+          <w:rtl/>
+          <w:cs/>
           <w:lang w:val="ar_AE" w:bidi="ar_AE"/>
         </w:rPr>
         <w:t xml:space="preserve"> ٱلَّذِي فِيهِ أَيْضًا ذَهَبَ فَكَرَزَ لِلْأَرْوَاحِ ٱلَّتِي فِي ٱلسِّجْنِ،</w:t>
       </w:r>
-      <w:r>
-        <w:rPr>
-          <w:lang w:val="ar_AE" w:bidi="ar_AE"/>
-        </w:rPr>
-      </w:r>
-      <w:r>
-        <w:rPr>
-          <w:lang w:val="ar_AE" w:bidi="ar_AE"/>
-        </w:rPr>
-      </w:r>
-    </w:p>
-    <w:p>
-      <w:pPr>
-        <w:bidi/>
-      </w:pPr>
-      <w:r>
-        <w:rPr>
-          <w:lang w:val="ar_AE" w:bidi="ar_AE"/>
-        </w:rPr>
-      </w:r>
-    </w:p>
-    <w:p>
-      <w:pPr>
-        <w:bidi/>
-      </w:pPr>
-      <w:r>
-        <w:rPr>
-          <w:lang w:val="ar_AE" w:bidi="ar_AE"/>
-        </w:rPr>
-      </w:r>
-      <w:r>
-        <w:rPr>
-          <w:vertAlign w:val="superscript"/>
+    </w:p>
+    <w:p>
+      <w:pPr>
+        <w:bidi/>
+      </w:pPr>
+      <w:r>
+        <w:rPr>
+          <w:rtl/>
+          <w:cs/>
+          <w:lang w:val="ar_AE" w:bidi="ar_AE"/>
+        </w:rPr>
+      </w:r>
+      <w:r>
+        <w:rPr>
+          <w:vertAlign w:val="superscript"/>
+          <w:rtl/>
+          <w:cs/>
           <w:lang w:val="ar_AE" w:bidi="ar_AE"/>
         </w:rPr>
         <w:t>20</w:t>
       </w:r>
       <w:r>
         <w:rPr>
+          <w:rtl/>
+          <w:cs/>
           <w:lang w:val="ar_AE" w:bidi="ar_AE"/>
         </w:rPr>
         <w:t xml:space="preserve"> إِذْ عَصَتْ قَدِيمًا، حِينَ كَانَتْ أَنَاةُ ٱللهِ تَنْتَظِرُ مَرَّةً فِي أَيَّامِ نُوحٍ، إِذْ كَانَ ٱلْفُلْكُ يُبْنَى، ٱلَّذِي فِيهِ خَلَصَ قَلِيلُونَ، أَيْ ثَمَانِي أَنْفُسٍ بِٱلْمَاءِ.</w:t>
       </w:r>
-      <w:r>
-        <w:rPr>
-          <w:lang w:val="ar_AE" w:bidi="ar_AE"/>
-        </w:rPr>
-      </w:r>
-      <w:r>
-        <w:rPr>
-          <w:lang w:val="ar_AE" w:bidi="ar_AE"/>
-        </w:rPr>
-      </w:r>
-    </w:p>
-    <w:p>
-      <w:pPr>
-        <w:bidi/>
-      </w:pPr>
-      <w:r>
-        <w:rPr>
-          <w:lang w:val="ar_AE" w:bidi="ar_AE"/>
-        </w:rPr>
-      </w:r>
-    </w:p>
-    <w:p>
-      <w:pPr>
-        <w:bidi/>
-      </w:pPr>
-      <w:r>
-        <w:rPr>
-          <w:lang w:val="ar_AE" w:bidi="ar_AE"/>
-        </w:rPr>
-      </w:r>
-      <w:r>
-        <w:rPr>
-          <w:vertAlign w:val="superscript"/>
+    </w:p>
+    <w:p>
+      <w:pPr>
+        <w:bidi/>
+      </w:pPr>
+      <w:r>
+        <w:rPr>
+          <w:rtl/>
+          <w:cs/>
+          <w:lang w:val="ar_AE" w:bidi="ar_AE"/>
+        </w:rPr>
+      </w:r>
+      <w:r>
+        <w:rPr>
+          <w:vertAlign w:val="superscript"/>
+          <w:rtl/>
+          <w:cs/>
           <w:lang w:val="ar_AE" w:bidi="ar_AE"/>
         </w:rPr>
         <w:t>21</w:t>
       </w:r>
       <w:r>
         <w:rPr>
+          <w:rtl/>
+          <w:cs/>
           <w:lang w:val="ar_AE" w:bidi="ar_AE"/>
         </w:rPr>
         <w:t xml:space="preserve"> ٱلَّذِي مِثَالُهُ يُخَلِّصُنَا نَحْنُ ٱلْآنَ، أَيِ ٱلْمَعْمُودِيَّةُ. لَا إِزَالَةُ وَسَخِ ٱلْجَسَدِ، بَلْ سُؤَالُ ضَمِيرٍ صَالِحٍ عَنِ ٱللهِ، بِقِيَامَةِ يَسُوعَ ٱلْمَسِيحِ،</w:t>
       </w:r>
-      <w:r>
-        <w:rPr>
-          <w:lang w:val="ar_AE" w:bidi="ar_AE"/>
-        </w:rPr>
-      </w:r>
-      <w:r>
-        <w:rPr>
-          <w:lang w:val="ar_AE" w:bidi="ar_AE"/>
-        </w:rPr>
-      </w:r>
-    </w:p>
-    <w:p>
-      <w:pPr>
-        <w:bidi/>
-      </w:pPr>
-      <w:r>
-        <w:rPr>
-          <w:lang w:val="ar_AE" w:bidi="ar_AE"/>
-        </w:rPr>
-      </w:r>
-    </w:p>
-    <w:p>
-      <w:pPr>
-        <w:bidi/>
-      </w:pPr>
-      <w:r>
-        <w:rPr>
-          <w:lang w:val="ar_AE" w:bidi="ar_AE"/>
-        </w:rPr>
-      </w:r>
-      <w:r>
-        <w:rPr>
-          <w:vertAlign w:val="superscript"/>
+    </w:p>
+    <w:p>
+      <w:pPr>
+        <w:bidi/>
+      </w:pPr>
+      <w:r>
+        <w:rPr>
+          <w:rtl/>
+          <w:cs/>
+          <w:lang w:val="ar_AE" w:bidi="ar_AE"/>
+        </w:rPr>
+      </w:r>
+      <w:r>
+        <w:rPr>
+          <w:vertAlign w:val="superscript"/>
+          <w:rtl/>
+          <w:cs/>
           <w:lang w:val="ar_AE" w:bidi="ar_AE"/>
         </w:rPr>
         <w:t>22</w:t>
       </w:r>
       <w:r>
         <w:rPr>
+          <w:rtl/>
+          <w:cs/>
           <w:lang w:val="ar_AE" w:bidi="ar_AE"/>
         </w:rPr>
         <w:t xml:space="preserve"> ٱلَّذِي هُوَ فِي يَمِينِ ٱللهِ، إِذْ قَدْ مَضَى إِلَى ٱلسَّمَاءِ، وَمَلَائِكَةٌ وَسَلَاطِينُ وَقُوَّاتٌ مُخْضَعَةٌ لَهُ.</w:t>
       </w:r>
-      <w:r>
-        <w:rPr>
-          <w:lang w:val="ar_AE" w:bidi="ar_AE"/>
-        </w:rPr>
-      </w:r>
-      <w:r>
-        <w:rPr>
-          <w:lang w:val="ar_AE" w:bidi="ar_AE"/>
-        </w:rPr>
-      </w:r>
-    </w:p>
-    <w:p>
-      <w:pPr>
-        <w:bidi/>
-      </w:pPr>
-      <w:r>
-        <w:rPr>
-          <w:lang w:val="ar_AE" w:bidi="ar_AE"/>
-        </w:rPr>
-      </w:r>
     </w:p>
     <w:p>
       <w:pPr>
@@ -3388,832 +2387,570 @@
       </w:pPr>
       <w:r>
         <w:rPr>
+          <w:rtl/>
+          <w:cs/>
           <w:lang w:val="ar_AE" w:bidi="ar_AE"/>
         </w:rPr>
         <w:t>1 Peter 4:1</w:t>
       </w:r>
       <w:r>
         <w:rPr>
-          <w:lang w:val="ar_AE" w:bidi="ar_AE"/>
-        </w:rPr>
-      </w:r>
-    </w:p>
-    <w:p>
-      <w:pPr>
-        <w:bidi/>
-      </w:pPr>
-      <w:r>
-        <w:rPr>
-          <w:lang w:val="ar_AE" w:bidi="ar_AE"/>
-        </w:rPr>
-      </w:r>
-      <w:r>
-        <w:rPr>
-          <w:vertAlign w:val="superscript"/>
+          <w:rtl/>
+          <w:cs/>
+          <w:lang w:val="ar_AE" w:bidi="ar_AE"/>
+        </w:rPr>
+      </w:r>
+    </w:p>
+    <w:p>
+      <w:pPr>
+        <w:bidi/>
+      </w:pPr>
+      <w:r>
+        <w:rPr>
+          <w:rtl/>
+          <w:cs/>
+          <w:lang w:val="ar_AE" w:bidi="ar_AE"/>
+        </w:rPr>
+      </w:r>
+      <w:r>
+        <w:rPr>
+          <w:vertAlign w:val="superscript"/>
+          <w:rtl/>
+          <w:cs/>
           <w:lang w:val="ar_AE" w:bidi="ar_AE"/>
         </w:rPr>
         <w:t>1</w:t>
       </w:r>
       <w:r>
         <w:rPr>
+          <w:rtl/>
+          <w:cs/>
           <w:lang w:val="ar_AE" w:bidi="ar_AE"/>
         </w:rPr>
         <w:t xml:space="preserve"> فَإِذْ قَدْ تَأَلَّمَ ٱلْمَسِيحُ لِأَجْلِنَا بِٱلْجَسَدِ، تَسَلَّحُوا أَنْتُمْ أَيْضًا بِهَذِهِ ٱلنِّيَّةِ. فَإِنَّ مَنْ تَأَلَّمَ فِي ٱلْجَسَدِ، كُفَّ عَنِ ٱلْخَطِيَّةِ،</w:t>
       </w:r>
-      <w:r>
-        <w:rPr>
-          <w:lang w:val="ar_AE" w:bidi="ar_AE"/>
-        </w:rPr>
-      </w:r>
-      <w:r>
-        <w:rPr>
-          <w:lang w:val="ar_AE" w:bidi="ar_AE"/>
-        </w:rPr>
-      </w:r>
-    </w:p>
-    <w:p>
-      <w:pPr>
-        <w:bidi/>
-      </w:pPr>
-      <w:r>
-        <w:rPr>
-          <w:lang w:val="ar_AE" w:bidi="ar_AE"/>
-        </w:rPr>
-      </w:r>
-    </w:p>
-    <w:p>
-      <w:pPr>
-        <w:bidi/>
-      </w:pPr>
-      <w:r>
-        <w:rPr>
-          <w:lang w:val="ar_AE" w:bidi="ar_AE"/>
-        </w:rPr>
-      </w:r>
-      <w:r>
-        <w:rPr>
-          <w:vertAlign w:val="superscript"/>
+    </w:p>
+    <w:p>
+      <w:pPr>
+        <w:bidi/>
+      </w:pPr>
+      <w:r>
+        <w:rPr>
+          <w:rtl/>
+          <w:cs/>
+          <w:lang w:val="ar_AE" w:bidi="ar_AE"/>
+        </w:rPr>
+      </w:r>
+      <w:r>
+        <w:rPr>
+          <w:vertAlign w:val="superscript"/>
+          <w:rtl/>
+          <w:cs/>
           <w:lang w:val="ar_AE" w:bidi="ar_AE"/>
         </w:rPr>
         <w:t>2</w:t>
       </w:r>
       <w:r>
         <w:rPr>
+          <w:rtl/>
+          <w:cs/>
           <w:lang w:val="ar_AE" w:bidi="ar_AE"/>
         </w:rPr>
         <w:t xml:space="preserve"> لِكَيْ لَا يَعِيشَ أَيْضًا ٱلزَّمَانَ ٱلْبَاقِيَ فِي ٱلْجَسَدِ، لِشَهَوَاتِ ٱلنَّاسِ، بَلْ لِإِرَادَةِ ٱللهِ.</w:t>
       </w:r>
-      <w:r>
-        <w:rPr>
-          <w:lang w:val="ar_AE" w:bidi="ar_AE"/>
-        </w:rPr>
-      </w:r>
-      <w:r>
-        <w:rPr>
-          <w:lang w:val="ar_AE" w:bidi="ar_AE"/>
-        </w:rPr>
-      </w:r>
-    </w:p>
-    <w:p>
-      <w:pPr>
-        <w:bidi/>
-      </w:pPr>
-      <w:r>
-        <w:rPr>
-          <w:lang w:val="ar_AE" w:bidi="ar_AE"/>
-        </w:rPr>
-      </w:r>
-    </w:p>
-    <w:p>
-      <w:pPr>
-        <w:bidi/>
-      </w:pPr>
-      <w:r>
-        <w:rPr>
-          <w:lang w:val="ar_AE" w:bidi="ar_AE"/>
-        </w:rPr>
-      </w:r>
-      <w:r>
-        <w:rPr>
-          <w:vertAlign w:val="superscript"/>
+    </w:p>
+    <w:p>
+      <w:pPr>
+        <w:bidi/>
+      </w:pPr>
+      <w:r>
+        <w:rPr>
+          <w:rtl/>
+          <w:cs/>
+          <w:lang w:val="ar_AE" w:bidi="ar_AE"/>
+        </w:rPr>
+      </w:r>
+      <w:r>
+        <w:rPr>
+          <w:vertAlign w:val="superscript"/>
+          <w:rtl/>
+          <w:cs/>
           <w:lang w:val="ar_AE" w:bidi="ar_AE"/>
         </w:rPr>
         <w:t>3</w:t>
       </w:r>
       <w:r>
         <w:rPr>
+          <w:rtl/>
+          <w:cs/>
           <w:lang w:val="ar_AE" w:bidi="ar_AE"/>
         </w:rPr>
         <w:t xml:space="preserve"> لِأَنَّ زَمَانَ ٱلْحَيَاةِ ٱلَّذِي مَضَى يَكْفِينَا لِنَكُونَ قَدْ عَمِلْنَا إِرَادَةَ ٱلْأُمَمِ، سَالِكِينَ فِي ٱلدَّعَارَةِ وَٱلشَّهَوَاتِ، وَإِدْمَانِ ٱلْخَمْرِ، وَٱلْبَطَرِ، وَٱلْمُنَادَمَاتِ، وَعِبَادَةِ ٱلْأَوْثَانِ ٱلْمُحَرَّمَةِ،</w:t>
       </w:r>
-      <w:r>
-        <w:rPr>
-          <w:lang w:val="ar_AE" w:bidi="ar_AE"/>
-        </w:rPr>
-      </w:r>
-      <w:r>
-        <w:rPr>
-          <w:lang w:val="ar_AE" w:bidi="ar_AE"/>
-        </w:rPr>
-      </w:r>
-    </w:p>
-    <w:p>
-      <w:pPr>
-        <w:bidi/>
-      </w:pPr>
-      <w:r>
-        <w:rPr>
-          <w:lang w:val="ar_AE" w:bidi="ar_AE"/>
-        </w:rPr>
-      </w:r>
-    </w:p>
-    <w:p>
-      <w:pPr>
-        <w:bidi/>
-      </w:pPr>
-      <w:r>
-        <w:rPr>
-          <w:lang w:val="ar_AE" w:bidi="ar_AE"/>
-        </w:rPr>
-      </w:r>
-      <w:r>
-        <w:rPr>
-          <w:vertAlign w:val="superscript"/>
+    </w:p>
+    <w:p>
+      <w:pPr>
+        <w:bidi/>
+      </w:pPr>
+      <w:r>
+        <w:rPr>
+          <w:rtl/>
+          <w:cs/>
+          <w:lang w:val="ar_AE" w:bidi="ar_AE"/>
+        </w:rPr>
+      </w:r>
+      <w:r>
+        <w:rPr>
+          <w:vertAlign w:val="superscript"/>
+          <w:rtl/>
+          <w:cs/>
           <w:lang w:val="ar_AE" w:bidi="ar_AE"/>
         </w:rPr>
         <w:t>4</w:t>
       </w:r>
       <w:r>
         <w:rPr>
+          <w:rtl/>
+          <w:cs/>
           <w:lang w:val="ar_AE" w:bidi="ar_AE"/>
         </w:rPr>
         <w:t xml:space="preserve"> ٱلْأَمْرُ ٱلَّذِي فِيهِ يَسْتَغْرِبُونَ أَنَّكُمْ لَسْتُمْ تَرْكُضُونَ مَعَهُمْ إِلَى فَيْضِ هَذِهِ ٱلْخَلَاعَةِ عَيْنِهَا، مُجَدِّفِينَ.</w:t>
       </w:r>
-      <w:r>
-        <w:rPr>
-          <w:lang w:val="ar_AE" w:bidi="ar_AE"/>
-        </w:rPr>
-      </w:r>
-      <w:r>
-        <w:rPr>
-          <w:lang w:val="ar_AE" w:bidi="ar_AE"/>
-        </w:rPr>
-      </w:r>
-    </w:p>
-    <w:p>
-      <w:pPr>
-        <w:bidi/>
-      </w:pPr>
-      <w:r>
-        <w:rPr>
-          <w:lang w:val="ar_AE" w:bidi="ar_AE"/>
-        </w:rPr>
-      </w:r>
-    </w:p>
-    <w:p>
-      <w:pPr>
-        <w:bidi/>
-      </w:pPr>
-      <w:r>
-        <w:rPr>
-          <w:lang w:val="ar_AE" w:bidi="ar_AE"/>
-        </w:rPr>
-      </w:r>
-      <w:r>
-        <w:rPr>
-          <w:vertAlign w:val="superscript"/>
+    </w:p>
+    <w:p>
+      <w:pPr>
+        <w:bidi/>
+      </w:pPr>
+      <w:r>
+        <w:rPr>
+          <w:rtl/>
+          <w:cs/>
+          <w:lang w:val="ar_AE" w:bidi="ar_AE"/>
+        </w:rPr>
+      </w:r>
+      <w:r>
+        <w:rPr>
+          <w:vertAlign w:val="superscript"/>
+          <w:rtl/>
+          <w:cs/>
           <w:lang w:val="ar_AE" w:bidi="ar_AE"/>
         </w:rPr>
         <w:t>5</w:t>
       </w:r>
       <w:r>
         <w:rPr>
+          <w:rtl/>
+          <w:cs/>
           <w:lang w:val="ar_AE" w:bidi="ar_AE"/>
         </w:rPr>
         <w:t xml:space="preserve"> ٱلَّذِينَ سَوْفَ يُعْطُونَ حِسَابًا لِلَّذِي هُوَ عَلَى ٱسْتِعْدَادٍ أَنْ يَدِينَ ٱلْأَحْيَاءَ وَٱلْأَمْوَاتَ.</w:t>
       </w:r>
-      <w:r>
-        <w:rPr>
-          <w:lang w:val="ar_AE" w:bidi="ar_AE"/>
-        </w:rPr>
-      </w:r>
-      <w:r>
-        <w:rPr>
-          <w:lang w:val="ar_AE" w:bidi="ar_AE"/>
-        </w:rPr>
-      </w:r>
-    </w:p>
-    <w:p>
-      <w:pPr>
-        <w:bidi/>
-      </w:pPr>
-      <w:r>
-        <w:rPr>
-          <w:lang w:val="ar_AE" w:bidi="ar_AE"/>
-        </w:rPr>
-      </w:r>
-    </w:p>
-    <w:p>
-      <w:pPr>
-        <w:bidi/>
-      </w:pPr>
-      <w:r>
-        <w:rPr>
-          <w:lang w:val="ar_AE" w:bidi="ar_AE"/>
-        </w:rPr>
-      </w:r>
-      <w:r>
-        <w:rPr>
-          <w:vertAlign w:val="superscript"/>
+    </w:p>
+    <w:p>
+      <w:pPr>
+        <w:bidi/>
+      </w:pPr>
+      <w:r>
+        <w:rPr>
+          <w:rtl/>
+          <w:cs/>
+          <w:lang w:val="ar_AE" w:bidi="ar_AE"/>
+        </w:rPr>
+      </w:r>
+      <w:r>
+        <w:rPr>
+          <w:vertAlign w:val="superscript"/>
+          <w:rtl/>
+          <w:cs/>
           <w:lang w:val="ar_AE" w:bidi="ar_AE"/>
         </w:rPr>
         <w:t>6</w:t>
       </w:r>
       <w:r>
         <w:rPr>
+          <w:rtl/>
+          <w:cs/>
           <w:lang w:val="ar_AE" w:bidi="ar_AE"/>
         </w:rPr>
         <w:t xml:space="preserve"> فَإِنَّهُ لِأَجْلِ هَذَا بُشِّرَ ٱلْمَوْتَى أَيْضًا، لِكَيْ يُدَانُوا حَسَبَ ٱلنَّاسِ بِٱلْجَسَدِ، وَلَكِنْ لِيَحْيَوْا حَسَبَ ٱللهِ بِٱلرُّوحِ.</w:t>
       </w:r>
-      <w:r>
-        <w:rPr>
-          <w:lang w:val="ar_AE" w:bidi="ar_AE"/>
-        </w:rPr>
-      </w:r>
-      <w:r>
-        <w:rPr>
-          <w:lang w:val="ar_AE" w:bidi="ar_AE"/>
-        </w:rPr>
-      </w:r>
-    </w:p>
-    <w:p>
-      <w:pPr>
-        <w:bidi/>
-      </w:pPr>
-      <w:r>
-        <w:rPr>
-          <w:lang w:val="ar_AE" w:bidi="ar_AE"/>
-        </w:rPr>
-      </w:r>
-    </w:p>
-    <w:p>
-      <w:pPr>
-        <w:bidi/>
-      </w:pPr>
-      <w:r>
-        <w:rPr>
-          <w:lang w:val="ar_AE" w:bidi="ar_AE"/>
-        </w:rPr>
-      </w:r>
-      <w:r>
-        <w:rPr>
-          <w:vertAlign w:val="superscript"/>
+    </w:p>
+    <w:p>
+      <w:pPr>
+        <w:bidi/>
+      </w:pPr>
+      <w:r>
+        <w:rPr>
+          <w:rtl/>
+          <w:cs/>
+          <w:lang w:val="ar_AE" w:bidi="ar_AE"/>
+        </w:rPr>
+      </w:r>
+      <w:r>
+        <w:rPr>
+          <w:vertAlign w:val="superscript"/>
+          <w:rtl/>
+          <w:cs/>
           <w:lang w:val="ar_AE" w:bidi="ar_AE"/>
         </w:rPr>
         <w:t>7</w:t>
       </w:r>
       <w:r>
         <w:rPr>
+          <w:rtl/>
+          <w:cs/>
           <w:lang w:val="ar_AE" w:bidi="ar_AE"/>
         </w:rPr>
         <w:t xml:space="preserve"> وَإِنَّمَا نِهَايَةُ كُلِّ شَيْءٍ قَدِ ٱقْتَرَبَتْ، فَتَعَقَّلُوا وَٱصْحُوا لِلصَّلَوَاتِ.</w:t>
       </w:r>
-      <w:r>
-        <w:rPr>
-          <w:lang w:val="ar_AE" w:bidi="ar_AE"/>
-        </w:rPr>
-      </w:r>
-      <w:r>
-        <w:rPr>
-          <w:lang w:val="ar_AE" w:bidi="ar_AE"/>
-        </w:rPr>
-      </w:r>
-    </w:p>
-    <w:p>
-      <w:pPr>
-        <w:bidi/>
-      </w:pPr>
-      <w:r>
-        <w:rPr>
-          <w:lang w:val="ar_AE" w:bidi="ar_AE"/>
-        </w:rPr>
-      </w:r>
-    </w:p>
-    <w:p>
-      <w:pPr>
-        <w:bidi/>
-      </w:pPr>
-      <w:r>
-        <w:rPr>
-          <w:lang w:val="ar_AE" w:bidi="ar_AE"/>
-        </w:rPr>
-      </w:r>
-      <w:r>
-        <w:rPr>
-          <w:vertAlign w:val="superscript"/>
+    </w:p>
+    <w:p>
+      <w:pPr>
+        <w:bidi/>
+      </w:pPr>
+      <w:r>
+        <w:rPr>
+          <w:rtl/>
+          <w:cs/>
+          <w:lang w:val="ar_AE" w:bidi="ar_AE"/>
+        </w:rPr>
+      </w:r>
+      <w:r>
+        <w:rPr>
+          <w:vertAlign w:val="superscript"/>
+          <w:rtl/>
+          <w:cs/>
           <w:lang w:val="ar_AE" w:bidi="ar_AE"/>
         </w:rPr>
         <w:t>8</w:t>
       </w:r>
       <w:r>
         <w:rPr>
+          <w:rtl/>
+          <w:cs/>
           <w:lang w:val="ar_AE" w:bidi="ar_AE"/>
         </w:rPr>
         <w:t xml:space="preserve"> وَلَكِنْ قَبْلَ كُلِّ شَيْءٍ، لِتَكُنْ مَحَبَّتُكُمْ بَعْضِكُمْ لِبَعْضٍ شَدِيدَةً، لِأَنَّ ٱلْمَحَبَّةَ تَسْتُرُ كَثْرَةً مِنَ ٱلْخَطَايَا.</w:t>
       </w:r>
-      <w:r>
-        <w:rPr>
-          <w:lang w:val="ar_AE" w:bidi="ar_AE"/>
-        </w:rPr>
-      </w:r>
-      <w:r>
-        <w:rPr>
-          <w:lang w:val="ar_AE" w:bidi="ar_AE"/>
-        </w:rPr>
-      </w:r>
-    </w:p>
-    <w:p>
-      <w:pPr>
-        <w:bidi/>
-      </w:pPr>
-      <w:r>
-        <w:rPr>
-          <w:lang w:val="ar_AE" w:bidi="ar_AE"/>
-        </w:rPr>
-      </w:r>
-    </w:p>
-    <w:p>
-      <w:pPr>
-        <w:bidi/>
-      </w:pPr>
-      <w:r>
-        <w:rPr>
-          <w:lang w:val="ar_AE" w:bidi="ar_AE"/>
-        </w:rPr>
-      </w:r>
-      <w:r>
-        <w:rPr>
-          <w:vertAlign w:val="superscript"/>
+    </w:p>
+    <w:p>
+      <w:pPr>
+        <w:bidi/>
+      </w:pPr>
+      <w:r>
+        <w:rPr>
+          <w:rtl/>
+          <w:cs/>
+          <w:lang w:val="ar_AE" w:bidi="ar_AE"/>
+        </w:rPr>
+      </w:r>
+      <w:r>
+        <w:rPr>
+          <w:vertAlign w:val="superscript"/>
+          <w:rtl/>
+          <w:cs/>
           <w:lang w:val="ar_AE" w:bidi="ar_AE"/>
         </w:rPr>
         <w:t>9</w:t>
       </w:r>
       <w:r>
         <w:rPr>
+          <w:rtl/>
+          <w:cs/>
           <w:lang w:val="ar_AE" w:bidi="ar_AE"/>
         </w:rPr>
         <w:t xml:space="preserve"> كُونُوا مُضِيفِينَ بَعْضُكُمْ بَعْضًا بِلَا دَمْدَمَةٍ.</w:t>
       </w:r>
-      <w:r>
-        <w:rPr>
-          <w:lang w:val="ar_AE" w:bidi="ar_AE"/>
-        </w:rPr>
-      </w:r>
-      <w:r>
-        <w:rPr>
-          <w:lang w:val="ar_AE" w:bidi="ar_AE"/>
-        </w:rPr>
-      </w:r>
-    </w:p>
-    <w:p>
-      <w:pPr>
-        <w:bidi/>
-      </w:pPr>
-      <w:r>
-        <w:rPr>
-          <w:lang w:val="ar_AE" w:bidi="ar_AE"/>
-        </w:rPr>
-      </w:r>
-    </w:p>
-    <w:p>
-      <w:pPr>
-        <w:bidi/>
-      </w:pPr>
-      <w:r>
-        <w:rPr>
-          <w:lang w:val="ar_AE" w:bidi="ar_AE"/>
-        </w:rPr>
-      </w:r>
-      <w:r>
-        <w:rPr>
-          <w:vertAlign w:val="superscript"/>
+    </w:p>
+    <w:p>
+      <w:pPr>
+        <w:bidi/>
+      </w:pPr>
+      <w:r>
+        <w:rPr>
+          <w:rtl/>
+          <w:cs/>
+          <w:lang w:val="ar_AE" w:bidi="ar_AE"/>
+        </w:rPr>
+      </w:r>
+      <w:r>
+        <w:rPr>
+          <w:vertAlign w:val="superscript"/>
+          <w:rtl/>
+          <w:cs/>
           <w:lang w:val="ar_AE" w:bidi="ar_AE"/>
         </w:rPr>
         <w:t>10</w:t>
       </w:r>
       <w:r>
         <w:rPr>
+          <w:rtl/>
+          <w:cs/>
           <w:lang w:val="ar_AE" w:bidi="ar_AE"/>
         </w:rPr>
         <w:t xml:space="preserve"> لِيَكُنْ كُلُّ وَاحِدٍ بِحَسَبِ مَا أَخَذَ مَوْهِبَةً، يَخْدِمُ بِهَا بَعْضُكُمْ بَعْضًا، كَوُكَلَاءَ صَالِحِينَ عَلَى نِعْمَةِ ٱللهِ ٱلْمُتَنَوِّعَةِ.</w:t>
       </w:r>
-      <w:r>
-        <w:rPr>
-          <w:lang w:val="ar_AE" w:bidi="ar_AE"/>
-        </w:rPr>
-      </w:r>
-      <w:r>
-        <w:rPr>
-          <w:lang w:val="ar_AE" w:bidi="ar_AE"/>
-        </w:rPr>
-      </w:r>
-    </w:p>
-    <w:p>
-      <w:pPr>
-        <w:bidi/>
-      </w:pPr>
-      <w:r>
-        <w:rPr>
-          <w:lang w:val="ar_AE" w:bidi="ar_AE"/>
-        </w:rPr>
-      </w:r>
-    </w:p>
-    <w:p>
-      <w:pPr>
-        <w:bidi/>
-      </w:pPr>
-      <w:r>
-        <w:rPr>
-          <w:lang w:val="ar_AE" w:bidi="ar_AE"/>
-        </w:rPr>
-      </w:r>
-      <w:r>
-        <w:rPr>
-          <w:vertAlign w:val="superscript"/>
+    </w:p>
+    <w:p>
+      <w:pPr>
+        <w:bidi/>
+      </w:pPr>
+      <w:r>
+        <w:rPr>
+          <w:rtl/>
+          <w:cs/>
+          <w:lang w:val="ar_AE" w:bidi="ar_AE"/>
+        </w:rPr>
+      </w:r>
+      <w:r>
+        <w:rPr>
+          <w:vertAlign w:val="superscript"/>
+          <w:rtl/>
+          <w:cs/>
           <w:lang w:val="ar_AE" w:bidi="ar_AE"/>
         </w:rPr>
         <w:t>11</w:t>
       </w:r>
       <w:r>
         <w:rPr>
+          <w:rtl/>
+          <w:cs/>
           <w:lang w:val="ar_AE" w:bidi="ar_AE"/>
         </w:rPr>
         <w:t xml:space="preserve"> إِنْ كَانَ يَتَكَلَّمُ أَحَدٌ فَكَأَقْوَالِ ٱللهِ. وَإِنْ كَانَ يَخْدِمُ أَحَدٌ فَكَأَنَّهُ مِنْ قُوَّةٍ يَمْنَحُهَا ٱللهُ، لِكَيْ يَتَمَجَّدَ ٱللهُ فِي كُلِّ شَيْءٍ بِيَسُوعَ ٱلْمَسِيحِ، ٱلَّذِي لَهُ ٱلْمَجْدُ وَٱلسُّلْطَانُ إِلَى أَبَدِ ٱلْآبِدِينَ. آمِينَ.</w:t>
       </w:r>
-      <w:r>
-        <w:rPr>
-          <w:lang w:val="ar_AE" w:bidi="ar_AE"/>
-        </w:rPr>
-      </w:r>
-      <w:r>
-        <w:rPr>
-          <w:lang w:val="ar_AE" w:bidi="ar_AE"/>
-        </w:rPr>
-      </w:r>
-    </w:p>
-    <w:p>
-      <w:pPr>
-        <w:bidi/>
-      </w:pPr>
-      <w:r>
-        <w:rPr>
-          <w:lang w:val="ar_AE" w:bidi="ar_AE"/>
-        </w:rPr>
-      </w:r>
-    </w:p>
-    <w:p>
-      <w:pPr>
-        <w:bidi/>
-      </w:pPr>
-      <w:r>
-        <w:rPr>
-          <w:lang w:val="ar_AE" w:bidi="ar_AE"/>
-        </w:rPr>
-      </w:r>
-      <w:r>
-        <w:rPr>
-          <w:vertAlign w:val="superscript"/>
+    </w:p>
+    <w:p>
+      <w:pPr>
+        <w:bidi/>
+      </w:pPr>
+      <w:r>
+        <w:rPr>
+          <w:rtl/>
+          <w:cs/>
+          <w:lang w:val="ar_AE" w:bidi="ar_AE"/>
+        </w:rPr>
+      </w:r>
+      <w:r>
+        <w:rPr>
+          <w:vertAlign w:val="superscript"/>
+          <w:rtl/>
+          <w:cs/>
           <w:lang w:val="ar_AE" w:bidi="ar_AE"/>
         </w:rPr>
         <w:t>12</w:t>
       </w:r>
       <w:r>
         <w:rPr>
+          <w:rtl/>
+          <w:cs/>
           <w:lang w:val="ar_AE" w:bidi="ar_AE"/>
         </w:rPr>
         <w:t xml:space="preserve"> أَيُّهَا ٱلْأَحِبَّاءُ، لَا تَسْتَغْرِبُوا ٱلْبَلْوَى ٱلْمُحْرِقَةَ ٱلَّتِي بَيْنَكُمْ حَادِثَةٌ، لِأَجْلِ ٱمْتِحَانِكُمْ، كَأَنَّهُ أَصَابَكُمْ أَمْرٌ غَرِيبٌ،</w:t>
       </w:r>
-      <w:r>
-        <w:rPr>
-          <w:lang w:val="ar_AE" w:bidi="ar_AE"/>
-        </w:rPr>
-      </w:r>
-      <w:r>
-        <w:rPr>
-          <w:lang w:val="ar_AE" w:bidi="ar_AE"/>
-        </w:rPr>
-      </w:r>
-    </w:p>
-    <w:p>
-      <w:pPr>
-        <w:bidi/>
-      </w:pPr>
-      <w:r>
-        <w:rPr>
-          <w:lang w:val="ar_AE" w:bidi="ar_AE"/>
-        </w:rPr>
-      </w:r>
-    </w:p>
-    <w:p>
-      <w:pPr>
-        <w:bidi/>
-      </w:pPr>
-      <w:r>
-        <w:rPr>
-          <w:lang w:val="ar_AE" w:bidi="ar_AE"/>
-        </w:rPr>
-      </w:r>
-      <w:r>
-        <w:rPr>
-          <w:vertAlign w:val="superscript"/>
+    </w:p>
+    <w:p>
+      <w:pPr>
+        <w:bidi/>
+      </w:pPr>
+      <w:r>
+        <w:rPr>
+          <w:rtl/>
+          <w:cs/>
+          <w:lang w:val="ar_AE" w:bidi="ar_AE"/>
+        </w:rPr>
+      </w:r>
+      <w:r>
+        <w:rPr>
+          <w:vertAlign w:val="superscript"/>
+          <w:rtl/>
+          <w:cs/>
           <w:lang w:val="ar_AE" w:bidi="ar_AE"/>
         </w:rPr>
         <w:t>13</w:t>
       </w:r>
       <w:r>
         <w:rPr>
+          <w:rtl/>
+          <w:cs/>
           <w:lang w:val="ar_AE" w:bidi="ar_AE"/>
         </w:rPr>
         <w:t xml:space="preserve"> بَلْ كَمَا ٱشْتَرَكْتُمْ فِي آلَامِ ٱلْمَسِيحِ، ٱفْرَحُوا لِكَيْ تَفْرَحُوا فِي ٱسْتِعْلَانِ مَجْدِهِ أَيْضًا مُبْتَهِجِينَ.</w:t>
       </w:r>
-      <w:r>
-        <w:rPr>
-          <w:lang w:val="ar_AE" w:bidi="ar_AE"/>
-        </w:rPr>
-      </w:r>
-      <w:r>
-        <w:rPr>
-          <w:lang w:val="ar_AE" w:bidi="ar_AE"/>
-        </w:rPr>
-      </w:r>
-    </w:p>
-    <w:p>
-      <w:pPr>
-        <w:bidi/>
-      </w:pPr>
-      <w:r>
-        <w:rPr>
-          <w:lang w:val="ar_AE" w:bidi="ar_AE"/>
-        </w:rPr>
-      </w:r>
-    </w:p>
-    <w:p>
-      <w:pPr>
-        <w:bidi/>
-      </w:pPr>
-      <w:r>
-        <w:rPr>
-          <w:lang w:val="ar_AE" w:bidi="ar_AE"/>
-        </w:rPr>
-      </w:r>
-      <w:r>
-        <w:rPr>
-          <w:vertAlign w:val="superscript"/>
+    </w:p>
+    <w:p>
+      <w:pPr>
+        <w:bidi/>
+      </w:pPr>
+      <w:r>
+        <w:rPr>
+          <w:rtl/>
+          <w:cs/>
+          <w:lang w:val="ar_AE" w:bidi="ar_AE"/>
+        </w:rPr>
+      </w:r>
+      <w:r>
+        <w:rPr>
+          <w:vertAlign w:val="superscript"/>
+          <w:rtl/>
+          <w:cs/>
           <w:lang w:val="ar_AE" w:bidi="ar_AE"/>
         </w:rPr>
         <w:t>14</w:t>
       </w:r>
       <w:r>
         <w:rPr>
+          <w:rtl/>
+          <w:cs/>
           <w:lang w:val="ar_AE" w:bidi="ar_AE"/>
         </w:rPr>
         <w:t xml:space="preserve"> إِنْ عُيِّرْتُمْ بِٱسْمِ ٱلْمَسِيحِ، فَطُوبَى لَكُمْ، لِأَنَّ رُوحَ ٱلْمَجْدِ وَٱللهِ يَحِلُّ عَلَيْكُمْ. أَمَّا مِنْ جِهَتِهِمْ فَيُجَدَّفُ عَلَيْهِ، وَأَمَّا مِنْ جِهَتِكُمْ فَيُمَجَّدُ.</w:t>
       </w:r>
-      <w:r>
-        <w:rPr>
-          <w:lang w:val="ar_AE" w:bidi="ar_AE"/>
-        </w:rPr>
-      </w:r>
-      <w:r>
-        <w:rPr>
-          <w:lang w:val="ar_AE" w:bidi="ar_AE"/>
-        </w:rPr>
-      </w:r>
-    </w:p>
-    <w:p>
-      <w:pPr>
-        <w:bidi/>
-      </w:pPr>
-      <w:r>
-        <w:rPr>
-          <w:lang w:val="ar_AE" w:bidi="ar_AE"/>
-        </w:rPr>
-      </w:r>
-    </w:p>
-    <w:p>
-      <w:pPr>
-        <w:bidi/>
-      </w:pPr>
-      <w:r>
-        <w:rPr>
-          <w:lang w:val="ar_AE" w:bidi="ar_AE"/>
-        </w:rPr>
-      </w:r>
-      <w:r>
-        <w:rPr>
-          <w:vertAlign w:val="superscript"/>
+    </w:p>
+    <w:p>
+      <w:pPr>
+        <w:bidi/>
+      </w:pPr>
+      <w:r>
+        <w:rPr>
+          <w:rtl/>
+          <w:cs/>
+          <w:lang w:val="ar_AE" w:bidi="ar_AE"/>
+        </w:rPr>
+      </w:r>
+      <w:r>
+        <w:rPr>
+          <w:vertAlign w:val="superscript"/>
+          <w:rtl/>
+          <w:cs/>
           <w:lang w:val="ar_AE" w:bidi="ar_AE"/>
         </w:rPr>
         <w:t>15</w:t>
       </w:r>
       <w:r>
         <w:rPr>
+          <w:rtl/>
+          <w:cs/>
           <w:lang w:val="ar_AE" w:bidi="ar_AE"/>
         </w:rPr>
         <w:t xml:space="preserve"> فَلَا يَتَأَلَّمْ أَحَدُكُمْ كَقَاتِلٍ، أَوْ سَارِقٍ، أَوْ فَاعِلِ شَرٍّ، أَوْ مُتَدَاخِلٍ فِي أُمُورِ غَيْرِهِ.</w:t>
       </w:r>
-      <w:r>
-        <w:rPr>
-          <w:lang w:val="ar_AE" w:bidi="ar_AE"/>
-        </w:rPr>
-      </w:r>
-      <w:r>
-        <w:rPr>
-          <w:lang w:val="ar_AE" w:bidi="ar_AE"/>
-        </w:rPr>
-      </w:r>
-    </w:p>
-    <w:p>
-      <w:pPr>
-        <w:bidi/>
-      </w:pPr>
-      <w:r>
-        <w:rPr>
-          <w:lang w:val="ar_AE" w:bidi="ar_AE"/>
-        </w:rPr>
-      </w:r>
-    </w:p>
-    <w:p>
-      <w:pPr>
-        <w:bidi/>
-      </w:pPr>
-      <w:r>
-        <w:rPr>
-          <w:lang w:val="ar_AE" w:bidi="ar_AE"/>
-        </w:rPr>
-      </w:r>
-      <w:r>
-        <w:rPr>
-          <w:vertAlign w:val="superscript"/>
+    </w:p>
+    <w:p>
+      <w:pPr>
+        <w:bidi/>
+      </w:pPr>
+      <w:r>
+        <w:rPr>
+          <w:rtl/>
+          <w:cs/>
+          <w:lang w:val="ar_AE" w:bidi="ar_AE"/>
+        </w:rPr>
+      </w:r>
+      <w:r>
+        <w:rPr>
+          <w:vertAlign w:val="superscript"/>
+          <w:rtl/>
+          <w:cs/>
           <w:lang w:val="ar_AE" w:bidi="ar_AE"/>
         </w:rPr>
         <w:t>16</w:t>
       </w:r>
       <w:r>
         <w:rPr>
+          <w:rtl/>
+          <w:cs/>
           <w:lang w:val="ar_AE" w:bidi="ar_AE"/>
         </w:rPr>
         <w:t xml:space="preserve"> وَلَكِنْ إِنْ كَانَ كَمَسِيحِيٍّ، فَلَا يَخْجَلْ، بَلْ يُمَجِّدُ ٱللهَ مِنْ هَذَا ٱلْقَبِيلِ.</w:t>
       </w:r>
-      <w:r>
-        <w:rPr>
-          <w:lang w:val="ar_AE" w:bidi="ar_AE"/>
-        </w:rPr>
-      </w:r>
-      <w:r>
-        <w:rPr>
-          <w:lang w:val="ar_AE" w:bidi="ar_AE"/>
-        </w:rPr>
-      </w:r>
-    </w:p>
-    <w:p>
-      <w:pPr>
-        <w:bidi/>
-      </w:pPr>
-      <w:r>
-        <w:rPr>
-          <w:lang w:val="ar_AE" w:bidi="ar_AE"/>
-        </w:rPr>
-      </w:r>
-    </w:p>
-    <w:p>
-      <w:pPr>
-        <w:bidi/>
-      </w:pPr>
-      <w:r>
-        <w:rPr>
-          <w:lang w:val="ar_AE" w:bidi="ar_AE"/>
-        </w:rPr>
-      </w:r>
-      <w:r>
-        <w:rPr>
-          <w:vertAlign w:val="superscript"/>
+    </w:p>
+    <w:p>
+      <w:pPr>
+        <w:bidi/>
+      </w:pPr>
+      <w:r>
+        <w:rPr>
+          <w:rtl/>
+          <w:cs/>
+          <w:lang w:val="ar_AE" w:bidi="ar_AE"/>
+        </w:rPr>
+      </w:r>
+      <w:r>
+        <w:rPr>
+          <w:vertAlign w:val="superscript"/>
+          <w:rtl/>
+          <w:cs/>
           <w:lang w:val="ar_AE" w:bidi="ar_AE"/>
         </w:rPr>
         <w:t>17</w:t>
       </w:r>
       <w:r>
         <w:rPr>
+          <w:rtl/>
+          <w:cs/>
           <w:lang w:val="ar_AE" w:bidi="ar_AE"/>
         </w:rPr>
         <w:t xml:space="preserve"> لِأَنَّهُ ٱلْوَقْتُ لِٱبْتِدَاءِ ٱلْقَضَاءِ مِنْ بَيْتِ ٱللهِ. فَإِنْ كَانَ أَوَّلًا مِنَّا، فَمَا هِيَ نِهَايَةُ ٱلَّذِينَ لَا يُطِيعُونَ إِنْجِيلَ ٱللهِ؟</w:t>
       </w:r>
-      <w:r>
-        <w:rPr>
-          <w:lang w:val="ar_AE" w:bidi="ar_AE"/>
-        </w:rPr>
-      </w:r>
-      <w:r>
-        <w:rPr>
-          <w:lang w:val="ar_AE" w:bidi="ar_AE"/>
-        </w:rPr>
-      </w:r>
-    </w:p>
-    <w:p>
-      <w:pPr>
-        <w:bidi/>
-      </w:pPr>
-      <w:r>
-        <w:rPr>
-          <w:lang w:val="ar_AE" w:bidi="ar_AE"/>
-        </w:rPr>
-      </w:r>
-    </w:p>
-    <w:p>
-      <w:pPr>
-        <w:bidi/>
-      </w:pPr>
-      <w:r>
-        <w:rPr>
-          <w:lang w:val="ar_AE" w:bidi="ar_AE"/>
-        </w:rPr>
-      </w:r>
-      <w:r>
-        <w:rPr>
-          <w:vertAlign w:val="superscript"/>
+    </w:p>
+    <w:p>
+      <w:pPr>
+        <w:bidi/>
+      </w:pPr>
+      <w:r>
+        <w:rPr>
+          <w:rtl/>
+          <w:cs/>
+          <w:lang w:val="ar_AE" w:bidi="ar_AE"/>
+        </w:rPr>
+      </w:r>
+      <w:r>
+        <w:rPr>
+          <w:vertAlign w:val="superscript"/>
+          <w:rtl/>
+          <w:cs/>
           <w:lang w:val="ar_AE" w:bidi="ar_AE"/>
         </w:rPr>
         <w:t>18</w:t>
       </w:r>
       <w:r>
         <w:rPr>
+          <w:rtl/>
+          <w:cs/>
           <w:lang w:val="ar_AE" w:bidi="ar_AE"/>
         </w:rPr>
         <w:t xml:space="preserve"> وَ«إِنْ كَانَ ٱلْبَارُّ بِٱلْجَهْدِ يَخْلُصُ، فَٱلْفَاجِرُ وَٱلْخَاطِئُ أَيْنَ يَظْهَرَانِ؟»</w:t>
       </w:r>
-      <w:r>
-        <w:rPr>
-          <w:lang w:val="ar_AE" w:bidi="ar_AE"/>
-        </w:rPr>
-      </w:r>
-      <w:r>
-        <w:rPr>
-          <w:lang w:val="ar_AE" w:bidi="ar_AE"/>
-        </w:rPr>
-      </w:r>
-    </w:p>
-    <w:p>
-      <w:pPr>
-        <w:bidi/>
-      </w:pPr>
-      <w:r>
-        <w:rPr>
-          <w:lang w:val="ar_AE" w:bidi="ar_AE"/>
-        </w:rPr>
-      </w:r>
-    </w:p>
-    <w:p>
-      <w:pPr>
-        <w:bidi/>
-      </w:pPr>
-      <w:r>
-        <w:rPr>
-          <w:lang w:val="ar_AE" w:bidi="ar_AE"/>
-        </w:rPr>
-      </w:r>
-      <w:r>
-        <w:rPr>
-          <w:vertAlign w:val="superscript"/>
+    </w:p>
+    <w:p>
+      <w:pPr>
+        <w:bidi/>
+      </w:pPr>
+      <w:r>
+        <w:rPr>
+          <w:rtl/>
+          <w:cs/>
+          <w:lang w:val="ar_AE" w:bidi="ar_AE"/>
+        </w:rPr>
+      </w:r>
+      <w:r>
+        <w:rPr>
+          <w:vertAlign w:val="superscript"/>
+          <w:rtl/>
+          <w:cs/>
           <w:lang w:val="ar_AE" w:bidi="ar_AE"/>
         </w:rPr>
         <w:t>19</w:t>
       </w:r>
       <w:r>
         <w:rPr>
+          <w:rtl/>
+          <w:cs/>
           <w:lang w:val="ar_AE" w:bidi="ar_AE"/>
         </w:rPr>
         <w:t xml:space="preserve"> فَإِذًا، ٱلَّذِينَ يَتَأَلَّمُونَ بِحَسَبِ مَشِيئَةِ ٱللهِ، فَلْيَسْتَوْدِعُوا أَنْفُسَهُمْ، كَمَا لِخَالِقٍ أَمِينٍ، فِي عَمَلِ ٱلْخَيْرِ.</w:t>
       </w:r>
-      <w:r>
-        <w:rPr>
-          <w:lang w:val="ar_AE" w:bidi="ar_AE"/>
-        </w:rPr>
-      </w:r>
-      <w:r>
-        <w:rPr>
-          <w:lang w:val="ar_AE" w:bidi="ar_AE"/>
-        </w:rPr>
-      </w:r>
-    </w:p>
-    <w:p>
-      <w:pPr>
-        <w:bidi/>
-      </w:pPr>
-      <w:r>
-        <w:rPr>
-          <w:lang w:val="ar_AE" w:bidi="ar_AE"/>
-        </w:rPr>
-      </w:r>
     </w:p>
     <w:p>
       <w:pPr>
@@ -4222,606 +2959,424 @@
       </w:pPr>
       <w:r>
         <w:rPr>
+          <w:rtl/>
+          <w:cs/>
           <w:lang w:val="ar_AE" w:bidi="ar_AE"/>
         </w:rPr>
         <w:t>1 Peter 5:1</w:t>
       </w:r>
       <w:r>
         <w:rPr>
-          <w:lang w:val="ar_AE" w:bidi="ar_AE"/>
-        </w:rPr>
-      </w:r>
-    </w:p>
-    <w:p>
-      <w:pPr>
-        <w:bidi/>
-      </w:pPr>
-      <w:r>
-        <w:rPr>
-          <w:lang w:val="ar_AE" w:bidi="ar_AE"/>
-        </w:rPr>
-      </w:r>
-      <w:r>
-        <w:rPr>
-          <w:vertAlign w:val="superscript"/>
+          <w:rtl/>
+          <w:cs/>
+          <w:lang w:val="ar_AE" w:bidi="ar_AE"/>
+        </w:rPr>
+      </w:r>
+    </w:p>
+    <w:p>
+      <w:pPr>
+        <w:bidi/>
+      </w:pPr>
+      <w:r>
+        <w:rPr>
+          <w:rtl/>
+          <w:cs/>
+          <w:lang w:val="ar_AE" w:bidi="ar_AE"/>
+        </w:rPr>
+      </w:r>
+      <w:r>
+        <w:rPr>
+          <w:vertAlign w:val="superscript"/>
+          <w:rtl/>
+          <w:cs/>
           <w:lang w:val="ar_AE" w:bidi="ar_AE"/>
         </w:rPr>
         <w:t>1</w:t>
       </w:r>
       <w:r>
         <w:rPr>
+          <w:rtl/>
+          <w:cs/>
           <w:lang w:val="ar_AE" w:bidi="ar_AE"/>
         </w:rPr>
         <w:t xml:space="preserve"> أَطْلُبُ إِلَى ٱلشُّيُوخِ ٱلَّذِينَ بَيْنَكُمْ، أَنَا ٱلشَّيْخَ رَفِيقَهُمْ، وَٱلشَّاهِدَ لِآلَامِ ٱلْمَسِيحِ، وَشَرِيكَ ٱلْمَجْدِ ٱلْعَتِيدِ أَنْ يُعْلَنَ،</w:t>
       </w:r>
-      <w:r>
-        <w:rPr>
-          <w:lang w:val="ar_AE" w:bidi="ar_AE"/>
-        </w:rPr>
-      </w:r>
-      <w:r>
-        <w:rPr>
-          <w:lang w:val="ar_AE" w:bidi="ar_AE"/>
-        </w:rPr>
-      </w:r>
-    </w:p>
-    <w:p>
-      <w:pPr>
-        <w:bidi/>
-      </w:pPr>
-      <w:r>
-        <w:rPr>
-          <w:lang w:val="ar_AE" w:bidi="ar_AE"/>
-        </w:rPr>
-      </w:r>
-    </w:p>
-    <w:p>
-      <w:pPr>
-        <w:bidi/>
-      </w:pPr>
-      <w:r>
-        <w:rPr>
-          <w:lang w:val="ar_AE" w:bidi="ar_AE"/>
-        </w:rPr>
-      </w:r>
-      <w:r>
-        <w:rPr>
-          <w:vertAlign w:val="superscript"/>
+    </w:p>
+    <w:p>
+      <w:pPr>
+        <w:bidi/>
+      </w:pPr>
+      <w:r>
+        <w:rPr>
+          <w:rtl/>
+          <w:cs/>
+          <w:lang w:val="ar_AE" w:bidi="ar_AE"/>
+        </w:rPr>
+      </w:r>
+      <w:r>
+        <w:rPr>
+          <w:vertAlign w:val="superscript"/>
+          <w:rtl/>
+          <w:cs/>
           <w:lang w:val="ar_AE" w:bidi="ar_AE"/>
         </w:rPr>
         <w:t>2</w:t>
       </w:r>
       <w:r>
         <w:rPr>
+          <w:rtl/>
+          <w:cs/>
           <w:lang w:val="ar_AE" w:bidi="ar_AE"/>
         </w:rPr>
         <w:t xml:space="preserve"> ٱرْعَوْا رَعِيَّةَ ٱللهِ ٱلَّتِي بَيْنَكُمْ نُظَّارًا، لَا عَنِ ٱضْطِرَارٍ بَلْ بِٱلِٱخْتِيَارِ، وَلَا لِرِبْحٍ قَبِيحٍ بَلْ بِنَشَاطٍ،</w:t>
       </w:r>
-      <w:r>
-        <w:rPr>
-          <w:lang w:val="ar_AE" w:bidi="ar_AE"/>
-        </w:rPr>
-      </w:r>
-      <w:r>
-        <w:rPr>
-          <w:lang w:val="ar_AE" w:bidi="ar_AE"/>
-        </w:rPr>
-      </w:r>
-    </w:p>
-    <w:p>
-      <w:pPr>
-        <w:bidi/>
-      </w:pPr>
-      <w:r>
-        <w:rPr>
-          <w:lang w:val="ar_AE" w:bidi="ar_AE"/>
-        </w:rPr>
-      </w:r>
-    </w:p>
-    <w:p>
-      <w:pPr>
-        <w:bidi/>
-      </w:pPr>
-      <w:r>
-        <w:rPr>
-          <w:lang w:val="ar_AE" w:bidi="ar_AE"/>
-        </w:rPr>
-      </w:r>
-      <w:r>
-        <w:rPr>
-          <w:vertAlign w:val="superscript"/>
+    </w:p>
+    <w:p>
+      <w:pPr>
+        <w:bidi/>
+      </w:pPr>
+      <w:r>
+        <w:rPr>
+          <w:rtl/>
+          <w:cs/>
+          <w:lang w:val="ar_AE" w:bidi="ar_AE"/>
+        </w:rPr>
+      </w:r>
+      <w:r>
+        <w:rPr>
+          <w:vertAlign w:val="superscript"/>
+          <w:rtl/>
+          <w:cs/>
           <w:lang w:val="ar_AE" w:bidi="ar_AE"/>
         </w:rPr>
         <w:t>3</w:t>
       </w:r>
       <w:r>
         <w:rPr>
+          <w:rtl/>
+          <w:cs/>
           <w:lang w:val="ar_AE" w:bidi="ar_AE"/>
         </w:rPr>
         <w:t xml:space="preserve"> وَلَا كَمَنْ يَسُودُ عَلَى ٱلْأَنْصِبَةِ، بَلْ صَائِرِينَ أَمْثِلَةً لِلرَّعِيَّةِ.</w:t>
       </w:r>
-      <w:r>
-        <w:rPr>
-          <w:lang w:val="ar_AE" w:bidi="ar_AE"/>
-        </w:rPr>
-      </w:r>
-      <w:r>
-        <w:rPr>
-          <w:lang w:val="ar_AE" w:bidi="ar_AE"/>
-        </w:rPr>
-      </w:r>
-    </w:p>
-    <w:p>
-      <w:pPr>
-        <w:bidi/>
-      </w:pPr>
-      <w:r>
-        <w:rPr>
-          <w:lang w:val="ar_AE" w:bidi="ar_AE"/>
-        </w:rPr>
-      </w:r>
-    </w:p>
-    <w:p>
-      <w:pPr>
-        <w:bidi/>
-      </w:pPr>
-      <w:r>
-        <w:rPr>
-          <w:lang w:val="ar_AE" w:bidi="ar_AE"/>
-        </w:rPr>
-      </w:r>
-      <w:r>
-        <w:rPr>
-          <w:vertAlign w:val="superscript"/>
+    </w:p>
+    <w:p>
+      <w:pPr>
+        <w:bidi/>
+      </w:pPr>
+      <w:r>
+        <w:rPr>
+          <w:rtl/>
+          <w:cs/>
+          <w:lang w:val="ar_AE" w:bidi="ar_AE"/>
+        </w:rPr>
+      </w:r>
+      <w:r>
+        <w:rPr>
+          <w:vertAlign w:val="superscript"/>
+          <w:rtl/>
+          <w:cs/>
           <w:lang w:val="ar_AE" w:bidi="ar_AE"/>
         </w:rPr>
         <w:t>4</w:t>
       </w:r>
       <w:r>
         <w:rPr>
+          <w:rtl/>
+          <w:cs/>
           <w:lang w:val="ar_AE" w:bidi="ar_AE"/>
         </w:rPr>
         <w:t xml:space="preserve"> وَمَتَى ظَهَرَ رَئِيسُ ٱلرُّعَاةِ تَنَالُونَ إِكْلِيلَ ٱلْمَجْدِ ٱلَّذِي لَا يَبْلَى.</w:t>
       </w:r>
-      <w:r>
-        <w:rPr>
-          <w:lang w:val="ar_AE" w:bidi="ar_AE"/>
-        </w:rPr>
-      </w:r>
-      <w:r>
-        <w:rPr>
-          <w:lang w:val="ar_AE" w:bidi="ar_AE"/>
-        </w:rPr>
-      </w:r>
-    </w:p>
-    <w:p>
-      <w:pPr>
-        <w:bidi/>
-      </w:pPr>
-      <w:r>
-        <w:rPr>
-          <w:lang w:val="ar_AE" w:bidi="ar_AE"/>
-        </w:rPr>
-      </w:r>
-    </w:p>
-    <w:p>
-      <w:pPr>
-        <w:bidi/>
-      </w:pPr>
-      <w:r>
-        <w:rPr>
-          <w:lang w:val="ar_AE" w:bidi="ar_AE"/>
-        </w:rPr>
-      </w:r>
-      <w:r>
-        <w:rPr>
-          <w:vertAlign w:val="superscript"/>
+    </w:p>
+    <w:p>
+      <w:pPr>
+        <w:bidi/>
+      </w:pPr>
+      <w:r>
+        <w:rPr>
+          <w:rtl/>
+          <w:cs/>
+          <w:lang w:val="ar_AE" w:bidi="ar_AE"/>
+        </w:rPr>
+      </w:r>
+      <w:r>
+        <w:rPr>
+          <w:vertAlign w:val="superscript"/>
+          <w:rtl/>
+          <w:cs/>
           <w:lang w:val="ar_AE" w:bidi="ar_AE"/>
         </w:rPr>
         <w:t>5</w:t>
       </w:r>
       <w:r>
         <w:rPr>
+          <w:rtl/>
+          <w:cs/>
           <w:lang w:val="ar_AE" w:bidi="ar_AE"/>
         </w:rPr>
         <w:t xml:space="preserve"> كَذَلِكَ أَيُّهَا ٱلْأَحْدَاثُ، ٱخْضَعُوا لِلشُّيُوخِ، وَكُونُوا جَمِيعًا خَاضِعِينَ بَعْضُكُمْ لِبَعْضٍ، وَتَسَرْبَلُوا بِٱلتَّوَاضُعِ، لِأَنَّ: «ٱللهَ يُقَاوِمُ ٱلْمُسْتَكْبِرِينَ، وَأَمَّا ٱلْمُتَوَاضِعُونَ فَيُعْطِيهِمْ نِعْمَةً».</w:t>
       </w:r>
-      <w:r>
-        <w:rPr>
-          <w:lang w:val="ar_AE" w:bidi="ar_AE"/>
-        </w:rPr>
-      </w:r>
-      <w:r>
-        <w:rPr>
-          <w:lang w:val="ar_AE" w:bidi="ar_AE"/>
-        </w:rPr>
-      </w:r>
-    </w:p>
-    <w:p>
-      <w:pPr>
-        <w:bidi/>
-      </w:pPr>
-      <w:r>
-        <w:rPr>
-          <w:lang w:val="ar_AE" w:bidi="ar_AE"/>
-        </w:rPr>
-      </w:r>
-    </w:p>
-    <w:p>
-      <w:pPr>
-        <w:bidi/>
-      </w:pPr>
-      <w:r>
-        <w:rPr>
-          <w:lang w:val="ar_AE" w:bidi="ar_AE"/>
-        </w:rPr>
-      </w:r>
-      <w:r>
-        <w:rPr>
-          <w:vertAlign w:val="superscript"/>
+    </w:p>
+    <w:p>
+      <w:pPr>
+        <w:bidi/>
+      </w:pPr>
+      <w:r>
+        <w:rPr>
+          <w:rtl/>
+          <w:cs/>
+          <w:lang w:val="ar_AE" w:bidi="ar_AE"/>
+        </w:rPr>
+      </w:r>
+      <w:r>
+        <w:rPr>
+          <w:vertAlign w:val="superscript"/>
+          <w:rtl/>
+          <w:cs/>
           <w:lang w:val="ar_AE" w:bidi="ar_AE"/>
         </w:rPr>
         <w:t>6</w:t>
       </w:r>
       <w:r>
         <w:rPr>
+          <w:rtl/>
+          <w:cs/>
           <w:lang w:val="ar_AE" w:bidi="ar_AE"/>
         </w:rPr>
         <w:t xml:space="preserve"> فَتَوَاضَعُوا تَحْتَ يَدِ ٱللهِ ٱلْقَوِيَّةِ لِكَيْ يَرْفَعَكُمْ فِي حِينِهِ،</w:t>
       </w:r>
-      <w:r>
-        <w:rPr>
-          <w:lang w:val="ar_AE" w:bidi="ar_AE"/>
-        </w:rPr>
-      </w:r>
-      <w:r>
-        <w:rPr>
-          <w:lang w:val="ar_AE" w:bidi="ar_AE"/>
-        </w:rPr>
-      </w:r>
-    </w:p>
-    <w:p>
-      <w:pPr>
-        <w:bidi/>
-      </w:pPr>
-      <w:r>
-        <w:rPr>
-          <w:lang w:val="ar_AE" w:bidi="ar_AE"/>
-        </w:rPr>
-      </w:r>
-    </w:p>
-    <w:p>
-      <w:pPr>
-        <w:bidi/>
-      </w:pPr>
-      <w:r>
-        <w:rPr>
-          <w:lang w:val="ar_AE" w:bidi="ar_AE"/>
-        </w:rPr>
-      </w:r>
-      <w:r>
-        <w:rPr>
-          <w:vertAlign w:val="superscript"/>
+    </w:p>
+    <w:p>
+      <w:pPr>
+        <w:bidi/>
+      </w:pPr>
+      <w:r>
+        <w:rPr>
+          <w:rtl/>
+          <w:cs/>
+          <w:lang w:val="ar_AE" w:bidi="ar_AE"/>
+        </w:rPr>
+      </w:r>
+      <w:r>
+        <w:rPr>
+          <w:vertAlign w:val="superscript"/>
+          <w:rtl/>
+          <w:cs/>
           <w:lang w:val="ar_AE" w:bidi="ar_AE"/>
         </w:rPr>
         <w:t>7</w:t>
       </w:r>
       <w:r>
         <w:rPr>
+          <w:rtl/>
+          <w:cs/>
           <w:lang w:val="ar_AE" w:bidi="ar_AE"/>
         </w:rPr>
         <w:t xml:space="preserve"> مُلْقِينَ كُلَّ هَمِّكُمْ عَلَيْهِ، لِأَنَّهُ هُوَ يَعْتَنِي بِكُمْ.</w:t>
       </w:r>
-      <w:r>
-        <w:rPr>
-          <w:lang w:val="ar_AE" w:bidi="ar_AE"/>
-        </w:rPr>
-      </w:r>
-      <w:r>
-        <w:rPr>
-          <w:lang w:val="ar_AE" w:bidi="ar_AE"/>
-        </w:rPr>
-      </w:r>
-    </w:p>
-    <w:p>
-      <w:pPr>
-        <w:bidi/>
-      </w:pPr>
-      <w:r>
-        <w:rPr>
-          <w:lang w:val="ar_AE" w:bidi="ar_AE"/>
-        </w:rPr>
-      </w:r>
-    </w:p>
-    <w:p>
-      <w:pPr>
-        <w:bidi/>
-      </w:pPr>
-      <w:r>
-        <w:rPr>
-          <w:lang w:val="ar_AE" w:bidi="ar_AE"/>
-        </w:rPr>
-      </w:r>
-      <w:r>
-        <w:rPr>
-          <w:vertAlign w:val="superscript"/>
+    </w:p>
+    <w:p>
+      <w:pPr>
+        <w:bidi/>
+      </w:pPr>
+      <w:r>
+        <w:rPr>
+          <w:rtl/>
+          <w:cs/>
+          <w:lang w:val="ar_AE" w:bidi="ar_AE"/>
+        </w:rPr>
+      </w:r>
+      <w:r>
+        <w:rPr>
+          <w:vertAlign w:val="superscript"/>
+          <w:rtl/>
+          <w:cs/>
           <w:lang w:val="ar_AE" w:bidi="ar_AE"/>
         </w:rPr>
         <w:t>8</w:t>
       </w:r>
       <w:r>
         <w:rPr>
+          <w:rtl/>
+          <w:cs/>
           <w:lang w:val="ar_AE" w:bidi="ar_AE"/>
         </w:rPr>
         <w:t xml:space="preserve"> اُصْحُوا وَٱسْهَرُوا. لِأَنَّ إِبْلِيسَ خَصْمَكُمْ كَأَسَدٍ زَائِرٍ، يَجُولُ مُلْتَمِسًا مَنْ يَبْتَلِعُهُ هُوَ.</w:t>
       </w:r>
-      <w:r>
-        <w:rPr>
-          <w:lang w:val="ar_AE" w:bidi="ar_AE"/>
-        </w:rPr>
-      </w:r>
-      <w:r>
-        <w:rPr>
-          <w:lang w:val="ar_AE" w:bidi="ar_AE"/>
-        </w:rPr>
-      </w:r>
-    </w:p>
-    <w:p>
-      <w:pPr>
-        <w:bidi/>
-      </w:pPr>
-      <w:r>
-        <w:rPr>
-          <w:lang w:val="ar_AE" w:bidi="ar_AE"/>
-        </w:rPr>
-      </w:r>
-    </w:p>
-    <w:p>
-      <w:pPr>
-        <w:bidi/>
-      </w:pPr>
-      <w:r>
-        <w:rPr>
-          <w:lang w:val="ar_AE" w:bidi="ar_AE"/>
-        </w:rPr>
-      </w:r>
-      <w:r>
-        <w:rPr>
-          <w:vertAlign w:val="superscript"/>
+    </w:p>
+    <w:p>
+      <w:pPr>
+        <w:bidi/>
+      </w:pPr>
+      <w:r>
+        <w:rPr>
+          <w:rtl/>
+          <w:cs/>
+          <w:lang w:val="ar_AE" w:bidi="ar_AE"/>
+        </w:rPr>
+      </w:r>
+      <w:r>
+        <w:rPr>
+          <w:vertAlign w:val="superscript"/>
+          <w:rtl/>
+          <w:cs/>
           <w:lang w:val="ar_AE" w:bidi="ar_AE"/>
         </w:rPr>
         <w:t>9</w:t>
       </w:r>
       <w:r>
         <w:rPr>
+          <w:rtl/>
+          <w:cs/>
           <w:lang w:val="ar_AE" w:bidi="ar_AE"/>
         </w:rPr>
         <w:t xml:space="preserve"> فَقَاوِمُوهُ، رَاسِخِينَ فِي ٱلْإِيمَانِ، عَالِمِينَ أَنَّ نَفْسَ هَذِهِ ٱلْآلَامِ تُجْرَى عَلَى إِخْوَتِكُمُ ٱلَّذِينَ فِي ٱلْعَالَمِ.</w:t>
       </w:r>
-      <w:r>
-        <w:rPr>
-          <w:lang w:val="ar_AE" w:bidi="ar_AE"/>
-        </w:rPr>
-      </w:r>
-      <w:r>
-        <w:rPr>
-          <w:lang w:val="ar_AE" w:bidi="ar_AE"/>
-        </w:rPr>
-      </w:r>
-    </w:p>
-    <w:p>
-      <w:pPr>
-        <w:bidi/>
-      </w:pPr>
-      <w:r>
-        <w:rPr>
-          <w:lang w:val="ar_AE" w:bidi="ar_AE"/>
-        </w:rPr>
-      </w:r>
-    </w:p>
-    <w:p>
-      <w:pPr>
-        <w:bidi/>
-      </w:pPr>
-      <w:r>
-        <w:rPr>
-          <w:lang w:val="ar_AE" w:bidi="ar_AE"/>
-        </w:rPr>
-      </w:r>
-      <w:r>
-        <w:rPr>
-          <w:vertAlign w:val="superscript"/>
+    </w:p>
+    <w:p>
+      <w:pPr>
+        <w:bidi/>
+      </w:pPr>
+      <w:r>
+        <w:rPr>
+          <w:rtl/>
+          <w:cs/>
+          <w:lang w:val="ar_AE" w:bidi="ar_AE"/>
+        </w:rPr>
+      </w:r>
+      <w:r>
+        <w:rPr>
+          <w:vertAlign w:val="superscript"/>
+          <w:rtl/>
+          <w:cs/>
           <w:lang w:val="ar_AE" w:bidi="ar_AE"/>
         </w:rPr>
         <w:t>10</w:t>
       </w:r>
       <w:r>
         <w:rPr>
+          <w:rtl/>
+          <w:cs/>
           <w:lang w:val="ar_AE" w:bidi="ar_AE"/>
         </w:rPr>
         <w:t xml:space="preserve"> وَإِلَهُ كُلِّ نِعْمَةٍ ٱلَّذِي دَعَانَا إِلَى مَجْدِهِ ٱلْأَبَدِيِّ فِي ٱلْمَسِيحِ يَسُوعَ، بَعْدَمَا تَأَلَّمْتُمْ يَسِيرًا، هُوَ يُكَمِّلُكُمْ، وَيُثَبِّتُكُمْ، وَيُقَوِّيكُمْ، وَيُمَكِّنُكُمْ.</w:t>
       </w:r>
-      <w:r>
-        <w:rPr>
-          <w:lang w:val="ar_AE" w:bidi="ar_AE"/>
-        </w:rPr>
-      </w:r>
-      <w:r>
-        <w:rPr>
-          <w:lang w:val="ar_AE" w:bidi="ar_AE"/>
-        </w:rPr>
-      </w:r>
-    </w:p>
-    <w:p>
-      <w:pPr>
-        <w:bidi/>
-      </w:pPr>
-      <w:r>
-        <w:rPr>
-          <w:lang w:val="ar_AE" w:bidi="ar_AE"/>
-        </w:rPr>
-      </w:r>
-    </w:p>
-    <w:p>
-      <w:pPr>
-        <w:bidi/>
-      </w:pPr>
-      <w:r>
-        <w:rPr>
-          <w:lang w:val="ar_AE" w:bidi="ar_AE"/>
-        </w:rPr>
-      </w:r>
-      <w:r>
-        <w:rPr>
-          <w:vertAlign w:val="superscript"/>
+    </w:p>
+    <w:p>
+      <w:pPr>
+        <w:bidi/>
+      </w:pPr>
+      <w:r>
+        <w:rPr>
+          <w:rtl/>
+          <w:cs/>
+          <w:lang w:val="ar_AE" w:bidi="ar_AE"/>
+        </w:rPr>
+      </w:r>
+      <w:r>
+        <w:rPr>
+          <w:vertAlign w:val="superscript"/>
+          <w:rtl/>
+          <w:cs/>
           <w:lang w:val="ar_AE" w:bidi="ar_AE"/>
         </w:rPr>
         <w:t>11</w:t>
       </w:r>
       <w:r>
         <w:rPr>
+          <w:rtl/>
+          <w:cs/>
           <w:lang w:val="ar_AE" w:bidi="ar_AE"/>
         </w:rPr>
         <w:t xml:space="preserve"> لَهُ ٱلْمَجْدُ وَٱلسُّلْطَانُ إِلَى أَبَدِ ٱلْآبِدِينَ. آمِينَ.</w:t>
       </w:r>
-      <w:r>
-        <w:rPr>
-          <w:lang w:val="ar_AE" w:bidi="ar_AE"/>
-        </w:rPr>
-      </w:r>
-      <w:r>
-        <w:rPr>
-          <w:lang w:val="ar_AE" w:bidi="ar_AE"/>
-        </w:rPr>
-      </w:r>
-    </w:p>
-    <w:p>
-      <w:pPr>
-        <w:bidi/>
-      </w:pPr>
-      <w:r>
-        <w:rPr>
-          <w:lang w:val="ar_AE" w:bidi="ar_AE"/>
-        </w:rPr>
-      </w:r>
-    </w:p>
-    <w:p>
-      <w:pPr>
-        <w:bidi/>
-      </w:pPr>
-      <w:r>
-        <w:rPr>
-          <w:lang w:val="ar_AE" w:bidi="ar_AE"/>
-        </w:rPr>
-      </w:r>
-      <w:r>
-        <w:rPr>
-          <w:vertAlign w:val="superscript"/>
+    </w:p>
+    <w:p>
+      <w:pPr>
+        <w:bidi/>
+      </w:pPr>
+      <w:r>
+        <w:rPr>
+          <w:rtl/>
+          <w:cs/>
+          <w:lang w:val="ar_AE" w:bidi="ar_AE"/>
+        </w:rPr>
+      </w:r>
+      <w:r>
+        <w:rPr>
+          <w:vertAlign w:val="superscript"/>
+          <w:rtl/>
+          <w:cs/>
           <w:lang w:val="ar_AE" w:bidi="ar_AE"/>
         </w:rPr>
         <w:t>12</w:t>
       </w:r>
       <w:r>
         <w:rPr>
+          <w:rtl/>
+          <w:cs/>
           <w:lang w:val="ar_AE" w:bidi="ar_AE"/>
         </w:rPr>
         <w:t xml:space="preserve"> بِيَدِ سِلْوَانُسَ ٱلْأَخِ ٱلْأَمِينِ-كَمَا أَظُنُّ- كَتَبْتُ إِلَيْكُمْ بِكَلِمَاتٍ قَلِيلَةٍ وَاعِظًا وَشَاهِدًا، أَنَّ هَذِهِ هِيَ نِعْمَةُ ٱللهِ ٱلْحَقِيقِيَّةُ ٱلَّتِي فِيهَا تَقُومُونَ.</w:t>
       </w:r>
-      <w:r>
-        <w:rPr>
-          <w:lang w:val="ar_AE" w:bidi="ar_AE"/>
-        </w:rPr>
-      </w:r>
-      <w:r>
-        <w:rPr>
-          <w:lang w:val="ar_AE" w:bidi="ar_AE"/>
-        </w:rPr>
-      </w:r>
-    </w:p>
-    <w:p>
-      <w:pPr>
-        <w:bidi/>
-      </w:pPr>
-      <w:r>
-        <w:rPr>
-          <w:lang w:val="ar_AE" w:bidi="ar_AE"/>
-        </w:rPr>
-      </w:r>
-    </w:p>
-    <w:p>
-      <w:pPr>
-        <w:bidi/>
-      </w:pPr>
-      <w:r>
-        <w:rPr>
-          <w:lang w:val="ar_AE" w:bidi="ar_AE"/>
-        </w:rPr>
-      </w:r>
-      <w:r>
-        <w:rPr>
-          <w:vertAlign w:val="superscript"/>
+    </w:p>
+    <w:p>
+      <w:pPr>
+        <w:bidi/>
+      </w:pPr>
+      <w:r>
+        <w:rPr>
+          <w:rtl/>
+          <w:cs/>
+          <w:lang w:val="ar_AE" w:bidi="ar_AE"/>
+        </w:rPr>
+      </w:r>
+      <w:r>
+        <w:rPr>
+          <w:vertAlign w:val="superscript"/>
+          <w:rtl/>
+          <w:cs/>
           <w:lang w:val="ar_AE" w:bidi="ar_AE"/>
         </w:rPr>
         <w:t>13</w:t>
       </w:r>
       <w:r>
         <w:rPr>
+          <w:rtl/>
+          <w:cs/>
           <w:lang w:val="ar_AE" w:bidi="ar_AE"/>
         </w:rPr>
         <w:t xml:space="preserve"> تُسَلِّمُ عَلَيْكُمُ ٱلَّتِي فِي بَابِلَ ٱلْمُخْتَارَةُ مَعَكُمْ، وَمَرْقُسُ ٱبْنِي.</w:t>
       </w:r>
-      <w:r>
-        <w:rPr>
-          <w:lang w:val="ar_AE" w:bidi="ar_AE"/>
-        </w:rPr>
-      </w:r>
-      <w:r>
-        <w:rPr>
-          <w:lang w:val="ar_AE" w:bidi="ar_AE"/>
-        </w:rPr>
-      </w:r>
-    </w:p>
-    <w:p>
-      <w:pPr>
-        <w:bidi/>
-      </w:pPr>
-      <w:r>
-        <w:rPr>
-          <w:lang w:val="ar_AE" w:bidi="ar_AE"/>
-        </w:rPr>
-      </w:r>
-    </w:p>
-    <w:p>
-      <w:pPr>
-        <w:bidi/>
-      </w:pPr>
-      <w:r>
-        <w:rPr>
-          <w:lang w:val="ar_AE" w:bidi="ar_AE"/>
-        </w:rPr>
-      </w:r>
-      <w:r>
-        <w:rPr>
-          <w:vertAlign w:val="superscript"/>
+    </w:p>
+    <w:p>
+      <w:pPr>
+        <w:bidi/>
+      </w:pPr>
+      <w:r>
+        <w:rPr>
+          <w:rtl/>
+          <w:cs/>
+          <w:lang w:val="ar_AE" w:bidi="ar_AE"/>
+        </w:rPr>
+      </w:r>
+      <w:r>
+        <w:rPr>
+          <w:vertAlign w:val="superscript"/>
+          <w:rtl/>
+          <w:cs/>
           <w:lang w:val="ar_AE" w:bidi="ar_AE"/>
         </w:rPr>
         <w:t>14</w:t>
       </w:r>
       <w:r>
         <w:rPr>
+          <w:rtl/>
+          <w:cs/>
           <w:lang w:val="ar_AE" w:bidi="ar_AE"/>
         </w:rPr>
         <w:t xml:space="preserve"> سَلِّمُوا بَعْضُكُمْ عَلَى بَعْضٍ بِقُبْلَةِ ٱلْمَحَبَّةِ. سَلَامٌ لَكُمْ جَمِيعِكُمُ ٱلَّذِينَ فِي ٱلْمَسِيحِ يَسُوعَ. آمِينَ.</w:t>
-      </w:r>
-      <w:r>
-        <w:rPr>
-          <w:lang w:val="ar_AE" w:bidi="ar_AE"/>
-        </w:rPr>
-      </w:r>
-      <w:r>
-        <w:rPr>
-          <w:lang w:val="ar_AE" w:bidi="ar_AE"/>
-        </w:rPr>
       </w:r>
     </w:p>
     <w:sectPr>
